--- a/data/revised_2026-10_full/tracked/v2/Maths/SS3.4_Linear_Motion/Mathematics_Linear_Motion_CBE_LessonSequence_TRACKED.docx
+++ b/data/revised_2026-10_full/tracked/v2/Maths/SS3.4_Linear_Motion/Mathematics_Linear_Motion_CBE_LessonSequence_TRACKED.docx
@@ -440,7 +440,7 @@
               </w:rPr>
               <w:t xml:space="preserve">10</w:t>
             </w:r>
-            <w:ins w:id="9001" w:author="Claude (AI) - proposed" w:date="2026-10-15T12:58:28Z">
+            <w:ins w:id="9001" w:author="Claude (AI) - proposed" w:date="2026-10-18T00:31:38Z">
               <w:r>
                 <w:rPr>
                   <w:rFonts w:ascii="Arial" w:cs="Arial" w:eastAsia="Arial" w:hAnsi="Arial"/>
@@ -468,7 +468,7 @@
               </w:rPr>
               <w:t xml:space="preserve"> lessons × 40 minutes </w:t>
             </w:r>
-            <w:del w:id="9002" w:author="Claude (AI) - proposed" w:date="2026-10-15T12:58:28Z">
+            <w:del w:id="9002" w:author="Claude (AI) - proposed" w:date="2026-10-18T00:31:38Z">
               <w:r>
                 <w:rPr>
                   <w:rFonts w:ascii="Arial" w:cs="Arial" w:eastAsia="Arial" w:hAnsi="Arial"/>
@@ -483,7 +483,7 @@
                 <w:delText xml:space="preserve">= 400</w:delText>
               </w:r>
             </w:del>
-            <w:ins w:id="9003" w:author="Claude (AI) - proposed" w:date="2026-10-15T12:58:28Z">
+            <w:ins w:id="9003" w:author="Claude (AI) - proposed" w:date="2026-10-18T00:31:38Z">
               <w:r>
                 <w:rPr>
                   <w:rFonts w:ascii="Arial" w:cs="Arial" w:eastAsia="Arial" w:hAnsi="Arial"/>
@@ -579,7 +579,7 @@
               </w:rPr>
               <w:t xml:space="preserve">–  Distance, displacement, speed, velocity and acceleration</w:t>
             </w:r>
-            <w:del w:id="9004" w:author="Claude (AI) - proposed" w:date="2026-10-15T12:58:28Z">
+            <w:del w:id="9004" w:author="Claude (AI) - proposed" w:date="2026-10-18T00:31:38Z">
               <w:r>
                 <w:rPr>
                   <w:rFonts w:ascii="Arial" w:cs="Arial" w:eastAsia="Arial" w:hAnsi="Arial"/>
@@ -614,7 +614,7 @@
               </w:rPr>
               <w:t xml:space="preserve">–  </w:t>
             </w:r>
-            <w:del w:id="9005" w:author="Claude (AI) - proposed" w:date="2026-10-15T12:58:28Z">
+            <w:del w:id="9005" w:author="Claude (AI) - proposed" w:date="2026-10-18T00:31:38Z">
               <w:r>
                 <w:rPr>
                   <w:rFonts w:ascii="Arial" w:cs="Arial" w:eastAsia="Arial" w:hAnsi="Arial"/>
@@ -629,7 +629,7 @@
                 <w:delText xml:space="preserve">Determining velocity and acceleration in different situations</w:delText>
               </w:r>
             </w:del>
-            <w:ins w:id="9006" w:author="Claude (AI) - proposed" w:date="2026-10-15T12:58:28Z">
+            <w:ins w:id="9006" w:author="Claude (AI) - proposed" w:date="2026-10-18T00:31:38Z">
               <w:r>
                 <w:rPr>
                   <w:rFonts w:ascii="Arial" w:cs="Arial" w:eastAsia="Arial" w:hAnsi="Arial"/>
@@ -651,7 +651,7 @@
               <w:ind w:left="360" w:hanging="180"/>
               <w:jc w:val="left"/>
             </w:pPr>
-            <w:del w:id="9007" w:author="Claude (AI) - proposed" w:date="2026-10-15T12:58:28Z">
+            <w:del w:id="9007" w:author="Claude (AI) - proposed" w:date="2026-10-18T00:31:38Z">
               <w:r>
                 <w:rPr>
                   <w:rFonts w:ascii="Arial" w:cs="Arial" w:eastAsia="Arial" w:hAnsi="Arial"/>
@@ -666,7 +666,7 @@
                 <w:delText xml:space="preserve">–  Drawing displacement-time graphs of different situations</w:delText>
               </w:r>
             </w:del>
-            <w:ins w:id="9008" w:author="Claude (AI) - proposed" w:date="2026-10-15T12:58:28Z">
+            <w:ins w:id="9008" w:author="Claude (AI) - proposed" w:date="2026-10-18T00:31:38Z">
               <w:r>
                 <w:rPr>
                   <w:rFonts w:ascii="Arial" w:cs="Arial" w:eastAsia="Arial" w:hAnsi="Arial"/>
@@ -688,7 +688,7 @@
               <w:ind w:left="360" w:hanging="180"/>
               <w:jc w:val="left"/>
             </w:pPr>
-            <w:del w:id="9009" w:author="Claude (AI) - proposed" w:date="2026-10-15T12:58:28Z">
+            <w:del w:id="9009" w:author="Claude (AI) - proposed" w:date="2026-10-18T00:31:38Z">
               <w:r>
                 <w:rPr>
                   <w:rFonts w:ascii="Arial" w:cs="Arial" w:eastAsia="Arial" w:hAnsi="Arial"/>
@@ -703,7 +703,7 @@
                 <w:delText xml:space="preserve">–  Interpreting displacement-time graphs in different situations</w:delText>
               </w:r>
             </w:del>
-            <w:ins w:id="9010" w:author="Claude (AI) - proposed" w:date="2026-10-15T12:58:28Z">
+            <w:ins w:id="9010" w:author="Claude (AI) - proposed" w:date="2026-10-18T00:31:38Z">
               <w:r>
                 <w:rPr>
                   <w:rFonts w:ascii="Arial" w:cs="Arial" w:eastAsia="Arial" w:hAnsi="Arial"/>
@@ -725,10 +725,10 @@
               <w:ind w:left="360" w:hanging="180"/>
               <w:jc w:val="left"/>
               <w:rPr>
-                <w:ins w:id="9012" w:author="Claude (AI) - proposed" w:date="2026-10-15T12:58:28Z"/>
-              </w:rPr>
-            </w:pPr>
-            <w:ins w:id="9011" w:author="Claude (AI) - proposed" w:date="2026-10-15T12:58:28Z">
+                <w:ins w:id="9012" w:author="Claude (AI) - proposed" w:date="2026-10-18T00:31:38Z"/>
+              </w:rPr>
+            </w:pPr>
+            <w:ins w:id="9011" w:author="Claude (AI) - proposed" w:date="2026-10-18T00:31:38Z">
               <w:r>
                 <w:rPr>
                   <w:rFonts w:ascii="Arial" w:cs="Arial" w:eastAsia="Arial" w:hAnsi="Arial"/>
@@ -750,10 +750,10 @@
               <w:ind w:left="360" w:hanging="180"/>
               <w:jc w:val="left"/>
               <w:rPr>
-                <w:del w:id="9014" w:author="Claude (AI) - proposed" w:date="2026-10-15T12:58:28Z"/>
-              </w:rPr>
-            </w:pPr>
-            <w:del w:id="9013" w:author="Claude (AI) - proposed" w:date="2026-10-15T12:58:28Z">
+                <w:del w:id="9014" w:author="Claude (AI) - proposed" w:date="2026-10-18T00:31:38Z"/>
+              </w:rPr>
+            </w:pPr>
+            <w:del w:id="9013" w:author="Claude (AI) - proposed" w:date="2026-10-18T00:31:38Z">
               <w:r>
                 <w:rPr>
                   <w:rFonts w:ascii="Arial" w:cs="Arial" w:eastAsia="Arial" w:hAnsi="Arial"/>
@@ -775,7 +775,7 @@
               <w:ind w:left="360" w:hanging="180"/>
               <w:jc w:val="left"/>
             </w:pPr>
-            <w:del w:id="9015" w:author="Claude (AI) - proposed" w:date="2026-10-15T12:58:28Z">
+            <w:del w:id="9015" w:author="Claude (AI) - proposed" w:date="2026-10-18T00:31:38Z">
               <w:r>
                 <w:rPr>
                   <w:rFonts w:ascii="Arial" w:cs="Arial" w:eastAsia="Arial" w:hAnsi="Arial"/>
@@ -790,7 +790,7 @@
                 <w:delText xml:space="preserve">–  Interpreting velocity-time graphs in different situations</w:delText>
               </w:r>
             </w:del>
-            <w:ins w:id="9016" w:author="Claude (AI) - proposed" w:date="2026-10-15T12:58:28Z">
+            <w:ins w:id="9016" w:author="Claude (AI) - proposed" w:date="2026-10-18T00:31:38Z">
               <w:r>
                 <w:rPr>
                   <w:rFonts w:ascii="Arial" w:cs="Arial" w:eastAsia="Arial" w:hAnsi="Arial"/>
@@ -812,10 +812,10 @@
               <w:ind w:left="360" w:hanging="180"/>
               <w:jc w:val="left"/>
               <w:rPr>
-                <w:ins w:id="9018" w:author="Claude (AI) - proposed" w:date="2026-10-15T12:58:28Z"/>
-              </w:rPr>
-            </w:pPr>
-            <w:ins w:id="9017" w:author="Claude (AI) - proposed" w:date="2026-10-15T12:58:28Z">
+                <w:ins w:id="9018" w:author="Claude (AI) - proposed" w:date="2026-10-18T00:31:38Z"/>
+              </w:rPr>
+            </w:pPr>
+            <w:ins w:id="9017" w:author="Claude (AI) - proposed" w:date="2026-10-18T00:31:38Z">
               <w:r>
                 <w:rPr>
                   <w:rFonts w:ascii="Arial" w:cs="Arial" w:eastAsia="Arial" w:hAnsi="Arial"/>
@@ -837,10 +837,10 @@
               <w:ind w:left="360" w:hanging="180"/>
               <w:jc w:val="left"/>
               <w:rPr>
-                <w:del w:id="9020" w:author="Claude (AI) - proposed" w:date="2026-10-15T12:58:28Z"/>
-              </w:rPr>
-            </w:pPr>
-            <w:del w:id="9019" w:author="Claude (AI) - proposed" w:date="2026-10-15T12:58:28Z">
+                <w:del w:id="9020" w:author="Claude (AI) - proposed" w:date="2026-10-18T00:31:38Z"/>
+              </w:rPr>
+            </w:pPr>
+            <w:del w:id="9019" w:author="Claude (AI) - proposed" w:date="2026-10-18T00:31:38Z">
               <w:r>
                 <w:rPr>
                   <w:rFonts w:ascii="Arial" w:cs="Arial" w:eastAsia="Arial" w:hAnsi="Arial"/>
@@ -862,10 +862,10 @@
               <w:ind w:left="360" w:hanging="180"/>
               <w:jc w:val="left"/>
               <w:rPr>
-                <w:del w:id="9022" w:author="Claude (AI) - proposed" w:date="2026-10-15T12:58:28Z"/>
-              </w:rPr>
-            </w:pPr>
-            <w:del w:id="9021" w:author="Claude (AI) - proposed" w:date="2026-10-15T12:58:28Z">
+                <w:del w:id="9022" w:author="Claude (AI) - proposed" w:date="2026-10-18T00:31:38Z"/>
+              </w:rPr>
+            </w:pPr>
+            <w:del w:id="9021" w:author="Claude (AI) - proposed" w:date="2026-10-18T00:31:38Z">
               <w:r>
                 <w:rPr>
                   <w:rFonts w:ascii="Arial" w:cs="Arial" w:eastAsia="Arial" w:hAnsi="Arial"/>
@@ -968,7 +968,7 @@
               </w:rPr>
               <w:t xml:space="preserve">a) explain the terms distance, displacement, speed, velocity and acceleration in real</w:t>
             </w:r>
-            <w:del w:id="9023" w:author="Claude (AI) - proposed" w:date="2026-10-15T12:58:28Z">
+            <w:del w:id="9023" w:author="Claude (AI) - proposed" w:date="2026-10-18T00:31:38Z">
               <w:r>
                 <w:rPr>
                   <w:rFonts w:ascii="Arial" w:cs="Arial" w:eastAsia="Arial" w:hAnsi="Arial"/>
@@ -983,7 +983,7 @@
                 <w:delText xml:space="preserve">-</w:delText>
               </w:r>
             </w:del>
-            <w:ins w:id="9024" w:author="Claude (AI) - proposed" w:date="2026-10-15T12:58:28Z">
+            <w:ins w:id="9024" w:author="Claude (AI) - proposed" w:date="2026-10-18T00:31:38Z">
               <w:r>
                 <w:rPr>
                   <w:rFonts w:ascii="Arial" w:cs="Arial" w:eastAsia="Arial" w:hAnsi="Arial"/>
@@ -1051,7 +1051,7 @@
               </w:rPr>
               <w:t xml:space="preserve">c) draw </w:t>
             </w:r>
-            <w:ins w:id="9025" w:author="Claude (AI) - proposed" w:date="2026-10-15T12:58:28Z">
+            <w:ins w:id="9025" w:author="Claude (AI) - proposed" w:date="2026-10-18T00:31:38Z">
               <w:r>
                 <w:rPr>
                   <w:rFonts w:ascii="Arial" w:cs="Arial" w:eastAsia="Arial" w:hAnsi="Arial"/>
@@ -1079,7 +1079,7 @@
               </w:rPr>
               <w:t xml:space="preserve">displacement-time </w:t>
             </w:r>
-            <w:del w:id="9026" w:author="Claude (AI) - proposed" w:date="2026-10-15T12:58:28Z">
+            <w:del w:id="9026" w:author="Claude (AI) - proposed" w:date="2026-10-18T00:31:38Z">
               <w:r>
                 <w:rPr>
                   <w:rFonts w:ascii="Arial" w:cs="Arial" w:eastAsia="Arial" w:hAnsi="Arial"/>
@@ -1094,7 +1094,7 @@
                 <w:delText xml:space="preserve">graphs</w:delText>
               </w:r>
             </w:del>
-            <w:ins w:id="9027" w:author="Claude (AI) - proposed" w:date="2026-10-15T12:58:28Z">
+            <w:ins w:id="9027" w:author="Claude (AI) - proposed" w:date="2026-10-18T00:31:38Z">
               <w:r>
                 <w:rPr>
                   <w:rFonts w:ascii="Arial" w:cs="Arial" w:eastAsia="Arial" w:hAnsi="Arial"/>
@@ -1142,7 +1142,7 @@
               </w:rPr>
               <w:t xml:space="preserve">d) interpret displacement-time </w:t>
             </w:r>
-            <w:del w:id="9028" w:author="Claude (AI) - proposed" w:date="2026-10-15T12:58:28Z">
+            <w:del w:id="9028" w:author="Claude (AI) - proposed" w:date="2026-10-18T00:31:38Z">
               <w:r>
                 <w:rPr>
                   <w:rFonts w:ascii="Arial" w:cs="Arial" w:eastAsia="Arial" w:hAnsi="Arial"/>
@@ -1157,7 +1157,7 @@
                 <w:delText xml:space="preserve">graphs</w:delText>
               </w:r>
             </w:del>
-            <w:ins w:id="9029" w:author="Claude (AI) - proposed" w:date="2026-10-15T12:58:28Z">
+            <w:ins w:id="9029" w:author="Claude (AI) - proposed" w:date="2026-10-18T00:31:38Z">
               <w:r>
                 <w:rPr>
                   <w:rFonts w:ascii="Arial" w:cs="Arial" w:eastAsia="Arial" w:hAnsi="Arial"/>
@@ -1205,7 +1205,7 @@
               </w:rPr>
               <w:t xml:space="preserve">e) draw </w:t>
             </w:r>
-            <w:ins w:id="9030" w:author="Claude (AI) - proposed" w:date="2026-10-15T12:58:28Z">
+            <w:ins w:id="9030" w:author="Claude (AI) - proposed" w:date="2026-10-18T00:31:38Z">
               <w:r>
                 <w:rPr>
                   <w:rFonts w:ascii="Arial" w:cs="Arial" w:eastAsia="Arial" w:hAnsi="Arial"/>
@@ -1233,7 +1233,7 @@
               </w:rPr>
               <w:t xml:space="preserve">velocity-time </w:t>
             </w:r>
-            <w:del w:id="9031" w:author="Claude (AI) - proposed" w:date="2026-10-15T12:58:28Z">
+            <w:del w:id="9031" w:author="Claude (AI) - proposed" w:date="2026-10-18T00:31:38Z">
               <w:r>
                 <w:rPr>
                   <w:rFonts w:ascii="Arial" w:cs="Arial" w:eastAsia="Arial" w:hAnsi="Arial"/>
@@ -1248,7 +1248,7 @@
                 <w:delText xml:space="preserve">graphs</w:delText>
               </w:r>
             </w:del>
-            <w:ins w:id="9032" w:author="Claude (AI) - proposed" w:date="2026-10-15T12:58:28Z">
+            <w:ins w:id="9032" w:author="Claude (AI) - proposed" w:date="2026-10-18T00:31:38Z">
               <w:r>
                 <w:rPr>
                   <w:rFonts w:ascii="Arial" w:cs="Arial" w:eastAsia="Arial" w:hAnsi="Arial"/>
@@ -1296,7 +1296,7 @@
               </w:rPr>
               <w:t xml:space="preserve">f) interpret velocity-time </w:t>
             </w:r>
-            <w:del w:id="9033" w:author="Claude (AI) - proposed" w:date="2026-10-15T12:58:28Z">
+            <w:del w:id="9033" w:author="Claude (AI) - proposed" w:date="2026-10-18T00:31:38Z">
               <w:r>
                 <w:rPr>
                   <w:rFonts w:ascii="Arial" w:cs="Arial" w:eastAsia="Arial" w:hAnsi="Arial"/>
@@ -1311,7 +1311,7 @@
                 <w:delText xml:space="preserve">graphs</w:delText>
               </w:r>
             </w:del>
-            <w:ins w:id="9034" w:author="Claude (AI) - proposed" w:date="2026-10-15T12:58:28Z">
+            <w:ins w:id="9034" w:author="Claude (AI) - proposed" w:date="2026-10-18T00:31:38Z">
               <w:r>
                 <w:rPr>
                   <w:rFonts w:ascii="Arial" w:cs="Arial" w:eastAsia="Arial" w:hAnsi="Arial"/>
@@ -1359,7 +1359,7 @@
               </w:rPr>
               <w:t xml:space="preserve">g) determine</w:t>
             </w:r>
-            <w:del w:id="9035" w:author="Claude (AI) - proposed" w:date="2026-10-15T12:58:28Z">
+            <w:del w:id="9035" w:author="Claude (AI) - proposed" w:date="2026-10-18T00:31:38Z">
               <w:r>
                 <w:rPr>
                   <w:rFonts w:ascii="Arial" w:cs="Arial" w:eastAsia="Arial" w:hAnsi="Arial"/>
@@ -1407,7 +1407,7 @@
               </w:rPr>
               <w:t xml:space="preserve">h) </w:t>
             </w:r>
-            <w:del w:id="9036" w:author="Claude (AI) - proposed" w:date="2026-10-15T12:58:28Z">
+            <w:del w:id="9036" w:author="Claude (AI) - proposed" w:date="2026-10-18T00:31:38Z">
               <w:r>
                 <w:rPr>
                   <w:rFonts w:ascii="Arial" w:cs="Arial" w:eastAsia="Arial" w:hAnsi="Arial"/>
@@ -1422,7 +1422,7 @@
                 <w:delText xml:space="preserve">apply</w:delText>
               </w:r>
             </w:del>
-            <w:ins w:id="9037" w:author="Claude (AI) - proposed" w:date="2026-10-15T12:58:28Z">
+            <w:ins w:id="9037" w:author="Claude (AI) - proposed" w:date="2026-10-18T00:31:38Z">
               <w:r>
                 <w:rPr>
                   <w:rFonts w:ascii="Arial" w:cs="Arial" w:eastAsia="Arial" w:hAnsi="Arial"/>
@@ -1450,7 +1450,7 @@
               </w:rPr>
               <w:t xml:space="preserve"> linear motion in real</w:t>
             </w:r>
-            <w:del w:id="9038" w:author="Claude (AI) - proposed" w:date="2026-10-15T12:58:28Z">
+            <w:del w:id="9038" w:author="Claude (AI) - proposed" w:date="2026-10-18T00:31:38Z">
               <w:r>
                 <w:rPr>
                   <w:rFonts w:ascii="Arial" w:cs="Arial" w:eastAsia="Arial" w:hAnsi="Arial"/>
@@ -1465,7 +1465,7 @@
                 <w:delText xml:space="preserve">-</w:delText>
               </w:r>
             </w:del>
-            <w:ins w:id="9039" w:author="Claude (AI) - proposed" w:date="2026-10-15T12:58:28Z">
+            <w:ins w:id="9039" w:author="Claude (AI) - proposed" w:date="2026-10-18T00:31:38Z">
               <w:r>
                 <w:rPr>
                   <w:rFonts w:ascii="Arial" w:cs="Arial" w:eastAsia="Arial" w:hAnsi="Arial"/>
@@ -1985,7 +1985,7 @@
               </w:rPr>
               <w:t xml:space="preserve">–  Road safety</w:t>
             </w:r>
-            <w:del w:id="9040" w:author="Claude (AI) - proposed" w:date="2026-10-15T12:58:28Z">
+            <w:del w:id="9040" w:author="Claude (AI) - proposed" w:date="2026-10-18T00:31:38Z">
               <w:r>
                 <w:rPr>
                   <w:rFonts w:ascii="Arial" w:cs="Arial" w:eastAsia="Arial" w:hAnsi="Arial"/>
@@ -2000,7 +2000,7 @@
                 <w:delText xml:space="preserve"> education: learners relate speed, overtaking and stopping distances to safe driving</w:delText>
               </w:r>
             </w:del>
-            <w:ins w:id="9041" w:author="Claude (AI) - proposed" w:date="2026-10-15T12:58:28Z">
+            <w:ins w:id="9041" w:author="Claude (AI) - proposed" w:date="2026-10-18T00:31:38Z">
               <w:r>
                 <w:rPr>
                   <w:rFonts w:ascii="Arial" w:cs="Arial" w:eastAsia="Arial" w:hAnsi="Arial"/>
@@ -2035,10 +2035,10 @@
               <w:ind w:left="360" w:hanging="180"/>
               <w:jc w:val="left"/>
               <w:rPr>
-                <w:ins w:id="9043" w:author="Claude (AI) - proposed" w:date="2026-10-15T12:58:28Z"/>
-              </w:rPr>
-            </w:pPr>
-            <w:ins w:id="9042" w:author="Claude (AI) - proposed" w:date="2026-10-15T12:58:28Z">
+                <w:ins w:id="9043" w:author="Claude (AI) - proposed" w:date="2026-10-18T00:31:38Z"/>
+              </w:rPr>
+            </w:pPr>
+            <w:ins w:id="9042" w:author="Claude (AI) - proposed" w:date="2026-10-18T00:31:38Z">
               <w:r>
                 <w:rPr>
                   <w:rFonts w:ascii="Arial" w:cs="Arial" w:eastAsia="Arial" w:hAnsi="Arial"/>
@@ -2060,10 +2060,10 @@
               <w:ind w:left="360" w:hanging="180"/>
               <w:jc w:val="left"/>
               <w:rPr>
-                <w:ins w:id="9045" w:author="Claude (AI) - proposed" w:date="2026-10-15T12:58:28Z"/>
-              </w:rPr>
-            </w:pPr>
-            <w:ins w:id="9044" w:author="Claude (AI) - proposed" w:date="2026-10-15T12:58:28Z">
+                <w:ins w:id="9045" w:author="Claude (AI) - proposed" w:date="2026-10-18T00:31:38Z"/>
+              </w:rPr>
+            </w:pPr>
+            <w:ins w:id="9044" w:author="Claude (AI) - proposed" w:date="2026-10-18T00:31:38Z">
               <w:r>
                 <w:rPr>
                   <w:rFonts w:ascii="Arial" w:cs="Arial" w:eastAsia="Arial" w:hAnsi="Arial"/>
@@ -2085,10 +2085,10 @@
               <w:ind w:left="360" w:hanging="180"/>
               <w:jc w:val="left"/>
               <w:rPr>
-                <w:del w:id="9047" w:author="Claude (AI) - proposed" w:date="2026-10-15T12:58:28Z"/>
-              </w:rPr>
-            </w:pPr>
-            <w:del w:id="9046" w:author="Claude (AI) - proposed" w:date="2026-10-15T12:58:28Z">
+                <w:del w:id="9047" w:author="Claude (AI) - proposed" w:date="2026-10-18T00:31:38Z"/>
+              </w:rPr>
+            </w:pPr>
+            <w:del w:id="9046" w:author="Claude (AI) - proposed" w:date="2026-10-18T00:31:38Z">
               <w:r>
                 <w:rPr>
                   <w:rFonts w:ascii="Arial" w:cs="Arial" w:eastAsia="Arial" w:hAnsi="Arial"/>
@@ -2110,10 +2110,10 @@
               <w:ind w:left="360" w:hanging="180"/>
               <w:jc w:val="left"/>
               <w:rPr>
-                <w:del w:id="9049" w:author="Claude (AI) - proposed" w:date="2026-10-15T12:58:28Z"/>
-              </w:rPr>
-            </w:pPr>
-            <w:del w:id="9048" w:author="Claude (AI) - proposed" w:date="2026-10-15T12:58:28Z">
+                <w:del w:id="9049" w:author="Claude (AI) - proposed" w:date="2026-10-18T00:31:38Z"/>
+              </w:rPr>
+            </w:pPr>
+            <w:del w:id="9048" w:author="Claude (AI) - proposed" w:date="2026-10-18T00:31:38Z">
               <w:r>
                 <w:rPr>
                   <w:rFonts w:ascii="Arial" w:cs="Arial" w:eastAsia="Arial" w:hAnsi="Arial"/>
@@ -2459,10 +2459,10 @@
               <w:spacing w:after="40" w:before="0"/>
               <w:jc w:val="left"/>
               <w:rPr>
-                <w:ins w:id="9051" w:author="Claude (AI) - proposed" w:date="2026-10-15T12:58:28Z"/>
-              </w:rPr>
-            </w:pPr>
-            <w:ins w:id="9050" w:author="Claude (AI) - proposed" w:date="2026-10-15T12:58:28Z">
+                <w:ins w:id="9051" w:author="Claude (AI) - proposed" w:date="2026-10-18T00:31:38Z"/>
+              </w:rPr>
+            </w:pPr>
+            <w:ins w:id="9050" w:author="Claude (AI) - proposed" w:date="2026-10-18T00:31:38Z">
               <w:r>
                 <w:rPr>
                   <w:rFonts w:ascii="Arial" w:cs="Arial" w:eastAsia="Arial" w:hAnsi="Arial"/>
@@ -2484,10 +2484,10 @@
               <w:spacing w:after="40" w:before="0"/>
               <w:jc w:val="left"/>
               <w:rPr>
-                <w:ins w:id="9053" w:author="Claude (AI) - proposed" w:date="2026-10-15T12:58:28Z"/>
-              </w:rPr>
-            </w:pPr>
-            <w:ins w:id="9052" w:author="Claude (AI) - proposed" w:date="2026-10-15T12:58:28Z">
+                <w:ins w:id="9053" w:author="Claude (AI) - proposed" w:date="2026-10-18T00:31:38Z"/>
+              </w:rPr>
+            </w:pPr>
+            <w:ins w:id="9052" w:author="Claude (AI) - proposed" w:date="2026-10-18T00:31:38Z">
               <w:r>
                 <w:rPr>
                   <w:rFonts w:ascii="Arial" w:cs="Arial" w:eastAsia="Arial" w:hAnsi="Arial"/>
@@ -2509,7 +2509,7 @@
               <w:spacing w:after="40" w:before="0"/>
               <w:jc w:val="left"/>
             </w:pPr>
-            <w:del w:id="9054" w:author="Claude (AI) - proposed" w:date="2026-10-15T12:58:28Z">
+            <w:del w:id="9054" w:author="Claude (AI) - proposed" w:date="2026-10-18T00:31:38Z">
               <w:r>
                 <w:rPr>
                   <w:rFonts w:ascii="Arial" w:cs="Arial" w:eastAsia="Arial" w:hAnsi="Arial"/>
@@ -2524,7 +2524,7 @@
                 <w:delText xml:space="preserve">1</w:delText>
               </w:r>
             </w:del>
-            <w:ins w:id="9055" w:author="Claude (AI) - proposed" w:date="2026-10-15T12:58:28Z">
+            <w:ins w:id="9055" w:author="Claude (AI) - proposed" w:date="2026-10-18T00:31:38Z">
               <w:r>
                 <w:rPr>
                   <w:rFonts w:ascii="Arial" w:cs="Arial" w:eastAsia="Arial" w:hAnsi="Arial"/>
@@ -2552,7 +2552,7 @@
               </w:rPr>
               <w:t xml:space="preserve">. How do </w:t>
             </w:r>
-            <w:del w:id="9056" w:author="Claude (AI) - proposed" w:date="2026-10-15T12:58:28Z">
+            <w:del w:id="9056" w:author="Claude (AI) - proposed" w:date="2026-10-18T00:31:38Z">
               <w:r>
                 <w:rPr>
                   <w:rFonts w:ascii="Arial" w:cs="Arial" w:eastAsia="Arial" w:hAnsi="Arial"/>
@@ -2567,7 +2567,7 @@
                 <w:delText xml:space="preserve">you determine the velocity of a moving body</w:delText>
               </w:r>
             </w:del>
-            <w:ins w:id="9057" w:author="Claude (AI) - proposed" w:date="2026-10-15T12:58:28Z">
+            <w:ins w:id="9057" w:author="Claude (AI) - proposed" w:date="2026-10-18T00:31:38Z">
               <w:r>
                 <w:rPr>
                   <w:rFonts w:ascii="Arial" w:cs="Arial" w:eastAsia="Arial" w:hAnsi="Arial"/>
@@ -2602,10 +2602,10 @@
               <w:spacing w:after="40" w:before="0"/>
               <w:jc w:val="left"/>
               <w:rPr>
-                <w:del w:id="9059" w:author="Claude (AI) - proposed" w:date="2026-10-15T12:58:28Z"/>
-              </w:rPr>
-            </w:pPr>
-            <w:del w:id="9058" w:author="Claude (AI) - proposed" w:date="2026-10-15T12:58:28Z">
+                <w:del w:id="9059" w:author="Claude (AI) - proposed" w:date="2026-10-18T00:31:38Z"/>
+              </w:rPr>
+            </w:pPr>
+            <w:del w:id="9058" w:author="Claude (AI) - proposed" w:date="2026-10-18T00:31:38Z">
               <w:r>
                 <w:rPr>
                   <w:rFonts w:ascii="Arial" w:cs="Arial" w:eastAsia="Arial" w:hAnsi="Arial"/>
@@ -3044,7 +3044,7 @@
               </w:rPr>
               <w:t xml:space="preserve">–  A boda boda rider</w:t>
             </w:r>
-            <w:del w:id="9060" w:author="Claude (AI) - proposed" w:date="2026-10-15T12:58:28Z">
+            <w:del w:id="9060" w:author="Claude (AI) - proposed" w:date="2026-10-18T00:31:38Z">
               <w:r>
                 <w:rPr>
                   <w:rFonts w:ascii="Arial" w:cs="Arial" w:eastAsia="Arial" w:hAnsi="Arial"/>
@@ -3059,7 +3059,7 @@
                 <w:delText xml:space="preserve"> travels 3 km away from a shopping centre and then returns, ending close to the starting point although</w:delText>
               </w:r>
             </w:del>
-            <w:ins w:id="9061" w:author="Claude (AI) - proposed" w:date="2026-10-15T12:58:28Z">
+            <w:ins w:id="9061" w:author="Claude (AI) - proposed" w:date="2026-10-18T00:31:38Z">
               <w:r>
                 <w:rPr>
                   <w:rFonts w:ascii="Arial" w:cs="Arial" w:eastAsia="Arial" w:hAnsi="Arial"/>
@@ -3087,7 +3087,7 @@
               </w:rPr>
               <w:t xml:space="preserve"> the distance travelled is </w:t>
             </w:r>
-            <w:del w:id="9062" w:author="Claude (AI) - proposed" w:date="2026-10-15T12:58:28Z">
+            <w:del w:id="9062" w:author="Claude (AI) - proposed" w:date="2026-10-18T00:31:38Z">
               <w:r>
                 <w:rPr>
                   <w:rFonts w:ascii="Arial" w:cs="Arial" w:eastAsia="Arial" w:hAnsi="Arial"/>
@@ -3102,7 +3102,7 @@
                 <w:delText xml:space="preserve">6 km</w:delText>
               </w:r>
             </w:del>
-            <w:ins w:id="9063" w:author="Claude (AI) - proposed" w:date="2026-10-15T12:58:28Z">
+            <w:ins w:id="9063" w:author="Claude (AI) - proposed" w:date="2026-10-18T00:31:38Z">
               <w:r>
                 <w:rPr>
                   <w:rFonts w:ascii="Arial" w:cs="Arial" w:eastAsia="Arial" w:hAnsi="Arial"/>
@@ -3137,10 +3137,10 @@
               <w:ind w:left="360" w:hanging="180"/>
               <w:jc w:val="left"/>
               <w:rPr>
-                <w:ins w:id="9065" w:author="Claude (AI) - proposed" w:date="2026-10-15T12:58:28Z"/>
-              </w:rPr>
-            </w:pPr>
-            <w:ins w:id="9064" w:author="Claude (AI) - proposed" w:date="2026-10-15T12:58:28Z">
+                <w:ins w:id="9065" w:author="Claude (AI) - proposed" w:date="2026-10-18T00:31:38Z"/>
+              </w:rPr>
+            </w:pPr>
+            <w:ins w:id="9064" w:author="Claude (AI) - proposed" w:date="2026-10-18T00:31:38Z">
               <w:r>
                 <w:rPr>
                   <w:rFonts w:ascii="Arial" w:cs="Arial" w:eastAsia="Arial" w:hAnsi="Arial"/>
@@ -3297,7 +3297,7 @@
         </w:rPr>
         <w:t xml:space="preserve">© 2026 SeaVuria and ARES. This work is licensed under a </w:t>
       </w:r>
-      <w:hyperlink w:history="1" r:id="rIdve_qwu15h3xz5lcwxqrvm">
+      <w:hyperlink w:history="1" r:id="rIdekr9dflfa5tchfgrklawq">
         <w:r>
           <w:rPr>
             <w:rFonts w:ascii="Arial" w:cs="Arial" w:eastAsia="Arial" w:hAnsi="Arial"/>
@@ -3317,7 +3317,7 @@
         </w:rPr>
         <w:t xml:space="preserve"> (</w:t>
       </w:r>
-      <w:hyperlink w:history="1" r:id="rIdzzil7alqkm054ph44gev7">
+      <w:hyperlink w:history="1" r:id="rIdzjal50blzf-drn-qtygy_">
         <w:r>
           <w:rPr>
             <w:rFonts w:ascii="Arial" w:cs="Arial" w:eastAsia="Arial" w:hAnsi="Arial"/>
@@ -3337,7 +3337,7 @@
         </w:rPr>
         <w:t xml:space="preserve">). To view a copy of this license, visit </w:t>
       </w:r>
-      <w:hyperlink w:history="1" r:id="rIdvpvsnanimhncqdkhxgysu">
+      <w:hyperlink w:history="1" r:id="rId9wltzgbgdvldklgoehlxh">
         <w:r>
           <w:rPr>
             <w:rFonts w:ascii="Arial" w:cs="Arial" w:eastAsia="Arial" w:hAnsi="Arial"/>
@@ -3857,7 +3857,7 @@
               </w:rPr>
               <w:t xml:space="preserve">KICD key inquiry questions to be answered over the unit: (1) </w:t>
             </w:r>
-            <w:del w:id="9066" w:author="Claude (AI) - proposed" w:date="2026-10-15T12:58:28Z">
+            <w:del w:id="9066" w:author="Claude (AI) - proposed" w:date="2026-10-18T00:31:38Z">
               <w:r>
                 <w:rPr>
                   <w:rFonts w:ascii="Arial" w:cs="Arial" w:eastAsia="Arial" w:hAnsi="Arial"/>
@@ -3872,7 +3872,7 @@
                 <w:delText xml:space="preserve">How do you determine the velocity of a moving body</w:delText>
               </w:r>
             </w:del>
-            <w:ins w:id="9067" w:author="Claude (AI) - proposed" w:date="2026-10-15T12:58:28Z">
+            <w:ins w:id="9067" w:author="Claude (AI) - proposed" w:date="2026-10-18T00:31:38Z">
               <w:r>
                 <w:rPr>
                   <w:rFonts w:ascii="Arial" w:cs="Arial" w:eastAsia="Arial" w:hAnsi="Arial"/>
@@ -3900,7 +3900,7 @@
               </w:rPr>
               <w:t xml:space="preserve">? (2) How do </w:t>
             </w:r>
-            <w:del w:id="9068" w:author="Claude (AI) - proposed" w:date="2026-10-15T12:58:28Z">
+            <w:del w:id="9068" w:author="Claude (AI) - proposed" w:date="2026-10-18T00:31:38Z">
               <w:r>
                 <w:rPr>
                   <w:rFonts w:ascii="Arial" w:cs="Arial" w:eastAsia="Arial" w:hAnsi="Arial"/>
@@ -3915,7 +3915,7 @@
                 <w:delText xml:space="preserve">you determine the acceleration of a moving body</w:delText>
               </w:r>
             </w:del>
-            <w:ins w:id="9069" w:author="Claude (AI) - proposed" w:date="2026-10-15T12:58:28Z">
+            <w:ins w:id="9069" w:author="Claude (AI) - proposed" w:date="2026-10-18T00:31:38Z">
               <w:r>
                 <w:rPr>
                   <w:rFonts w:ascii="Arial" w:cs="Arial" w:eastAsia="Arial" w:hAnsi="Arial"/>
@@ -4174,7 +4174,7 @@
               </w:rPr>
               <w:t xml:space="preserve">Learners watch short clips of a matatu, a lorry and private cars on the Nairobi-Nakuru highway near Naivasha, filmed by Kiprono from the roadside. They then watch one clip in which Wanjiru in the white Subaru (overtaking car B) passes Mr Kamau's blue Toyota Axio (overtaken car A) while Mr Otieno's lorry (oncoming lorry L) approaches from Nakuru. Before and during the viewing, learners predict how long and how far the overtake will take and sketch what they think happens. Achieng, in the back seat of car B, sees both speedometers reading high, yet car A looks slow from car B. This puzzle is explored through a Notice-Wonder discussion. Learners write questions on sticky notes and build the first Driving Question Board. No formulas, split-time tables or computed values are given in this lesson; the focus is on observing, predicting, puzzling and questioning.</w:t>
             </w:r>
-            <w:ins w:id="9070" w:author="Claude (AI) - proposed" w:date="2026-10-15T12:58:28Z">
+            <w:ins w:id="9070" w:author="Claude (AI) - proposed" w:date="2026-10-18T00:31:38Z">
               <w:r>
                 <w:rPr>
                   <w:rFonts w:ascii="Arial" w:cs="Arial" w:eastAsia="Arial" w:hAnsi="Arial"/>
@@ -4477,7 +4477,7 @@
             <w:pPr>
               <w:spacing w:after="20" w:before="0"/>
             </w:pPr>
-            <w:hyperlink w:history="1" r:id="rId5-drbymdmkhagld9-ya5f">
+            <w:hyperlink w:history="1" r:id="rIdnwof1vglxijvasy-cjfts">
               <w:r>
                 <w:rPr>
                   <w:rFonts w:ascii="Arial" w:cs="Arial" w:eastAsia="Arial" w:hAnsi="Arial"/>
@@ -4510,7 +4510,7 @@
               <w:spacing w:after="10" w:before="0"/>
               <w:ind w:left="120"/>
             </w:pPr>
-            <w:hyperlink w:history="1" r:id="rIdpvdj8wawf42odnjlez6h0">
+            <w:hyperlink w:history="1" r:id="rIdjp0ugx3cgbzol_cqf9nos">
               <w:r>
                 <w:rPr>
                   <w:rFonts w:ascii="Arial" w:cs="Arial" w:eastAsia="Arial" w:hAnsi="Arial"/>
@@ -4555,7 +4555,7 @@
             <w:pPr>
               <w:spacing w:after="20" w:before="0"/>
             </w:pPr>
-            <w:hyperlink w:history="1" r:id="rIdtukoksv4squp6rptyrt7a">
+            <w:hyperlink w:history="1" r:id="rIdtoorz9_1fg9mgocclrasl">
               <w:r>
                 <w:rPr>
                   <w:rFonts w:ascii="Arial" w:cs="Arial" w:eastAsia="Arial" w:hAnsi="Arial"/>
@@ -4588,7 +4588,7 @@
               <w:spacing w:after="10" w:before="0"/>
               <w:ind w:left="120"/>
             </w:pPr>
-            <w:hyperlink w:history="1" r:id="rIdwdfrmlkm0skfq54k5vpgq">
+            <w:hyperlink w:history="1" r:id="rIdgduxtnnrjfxpwcmamzehw">
               <w:r>
                 <w:rPr>
                   <w:rFonts w:ascii="Arial" w:cs="Arial" w:eastAsia="Arial" w:hAnsi="Arial"/>
@@ -4788,7 +4788,7 @@
             <w:pPr>
               <w:spacing w:after="20" w:before="0"/>
             </w:pPr>
-            <w:hyperlink w:history="1" r:id="rIdxz6y1k02kksznrtk5-ogu">
+            <w:hyperlink w:history="1" r:id="rIdiymsxmakgs5klylowwnoq">
               <w:r>
                 <w:rPr>
                   <w:rFonts w:ascii="Arial" w:cs="Arial" w:eastAsia="Arial" w:hAnsi="Arial"/>
@@ -4821,7 +4821,7 @@
               <w:spacing w:after="10" w:before="0"/>
               <w:ind w:left="120"/>
             </w:pPr>
-            <w:hyperlink w:history="1" r:id="rIdbxfrfx0ucbswfsmizpfl_">
+            <w:hyperlink w:history="1" r:id="rIdqtkt6y4pereqrn3h8hta9">
               <w:r>
                 <w:rPr>
                   <w:rFonts w:ascii="Arial" w:cs="Arial" w:eastAsia="Arial" w:hAnsi="Arial"/>
@@ -4866,7 +4866,7 @@
             <w:pPr>
               <w:spacing w:after="20" w:before="0"/>
             </w:pPr>
-            <w:hyperlink w:history="1" r:id="rIddj50okjejpxl-i9zbht6x">
+            <w:hyperlink w:history="1" r:id="rIda1tuof8fpjzuiw9uadrcm">
               <w:r>
                 <w:rPr>
                   <w:rFonts w:ascii="Arial" w:cs="Arial" w:eastAsia="Arial" w:hAnsi="Arial"/>
@@ -4899,7 +4899,7 @@
               <w:spacing w:after="10" w:before="0"/>
               <w:ind w:left="120"/>
             </w:pPr>
-            <w:hyperlink w:history="1" r:id="rIdqsxkkkmhgv6sfxgckblxz">
+            <w:hyperlink w:history="1" r:id="rIdfs3xneajehdlypwriuysw">
               <w:r>
                 <w:rPr>
                   <w:rFonts w:ascii="Arial" w:cs="Arial" w:eastAsia="Arial" w:hAnsi="Arial"/>
@@ -4977,7 +4977,7 @@
               </w:rPr>
               <w:t xml:space="preserve">Introduce: 'Kiprono stood at the roadside near Naivasha and filmed these vehicles. Watch like a scientist and write what you see, not what you think.' Play Set 1 once without commentary. Play Set 2 first with no pause, then say: 'Watch again. This time focus on the speedometers and on how car A looks from car B.' Pause at the start, when B is just behind A, when B is beside A, and when B pulls in; at each pause ask: 'What do you see right now?' and WAIT TIME of 10-15 seconds before taking answers. Cold-call 5 learners, one for each pause. Say: 'Both cars show a high speed. Yet from Wanjiru's seat, Mr Kamau's car looks slow. Does that bother anyone?' Do NOT give any measured values, split times or formulas.</w:t>
             </w:r>
-            <w:ins w:id="9071" w:author="Claude (AI) - proposed" w:date="2026-10-15T12:58:28Z">
+            <w:ins w:id="9071" w:author="Claude (AI) - proposed" w:date="2026-10-18T00:31:38Z">
               <w:r>
                 <w:rPr>
                   <w:rFonts w:ascii="Arial" w:cs="Arial" w:eastAsia="Arial" w:hAnsi="Arial"/>
@@ -5114,7 +5114,7 @@
             <w:pPr>
               <w:spacing w:after="20" w:before="0"/>
             </w:pPr>
-            <w:hyperlink w:history="1" r:id="rId9rdtbwranfo1mwpvwfpd7">
+            <w:hyperlink w:history="1" r:id="rIdcrayefc4gtbuzuh1hmf8e">
               <w:r>
                 <w:rPr>
                   <w:rFonts w:ascii="Arial" w:cs="Arial" w:eastAsia="Arial" w:hAnsi="Arial"/>
@@ -5163,7 +5163,7 @@
               <w:spacing w:after="10" w:before="0"/>
               <w:ind w:left="120"/>
             </w:pPr>
-            <w:hyperlink w:history="1" r:id="rIddm7rjg8kj11af8hsaz1dv">
+            <w:hyperlink w:history="1" r:id="rIdsjyjky0w_l_rhowqru5r2">
               <w:r>
                 <w:rPr>
                   <w:rFonts w:ascii="Arial" w:cs="Arial" w:eastAsia="Arial" w:hAnsi="Arial"/>
@@ -5208,7 +5208,7 @@
             <w:pPr>
               <w:spacing w:after="20" w:before="0"/>
             </w:pPr>
-            <w:hyperlink w:history="1" r:id="rId-tlnf77yrnzcburydz8ig">
+            <w:hyperlink w:history="1" r:id="rIdnsl2nkpltu-tvqtg6zhzx">
               <w:r>
                 <w:rPr>
                   <w:rFonts w:ascii="Arial" w:cs="Arial" w:eastAsia="Arial" w:hAnsi="Arial"/>
@@ -5241,7 +5241,7 @@
               <w:spacing w:after="10" w:before="0"/>
               <w:ind w:left="120"/>
             </w:pPr>
-            <w:hyperlink w:history="1" r:id="rIdzrndmk4pvpst0du3stbmh">
+            <w:hyperlink w:history="1" r:id="rIdag-gwzuqypjeh2xdosez4">
               <w:r>
                 <w:rPr>
                   <w:rFonts w:ascii="Arial" w:cs="Arial" w:eastAsia="Arial" w:hAnsi="Arial"/>
@@ -5319,7 +5319,7 @@
               </w:rPr>
               <w:t xml:space="preserve">Say: 'Talk to your group. Why does Mr Kamau's car look slow from Wanjiru's seat, when its speedometer is high?' Give </w:t>
             </w:r>
-            <w:del w:id="9072" w:author="Claude (AI) - proposed" w:date="2026-10-15T12:58:28Z">
+            <w:del w:id="9072" w:author="Claude (AI) - proposed" w:date="2026-10-18T00:31:38Z">
               <w:r>
                 <w:rPr>
                   <w:rFonts w:ascii="Arial" w:cs="Arial" w:eastAsia="Arial" w:hAnsi="Arial"/>
@@ -5334,7 +5334,7 @@
                 <w:delText xml:space="preserve">5</w:delText>
               </w:r>
             </w:del>
-            <w:ins w:id="9073" w:author="Claude (AI) - proposed" w:date="2026-10-15T12:58:28Z">
+            <w:ins w:id="9073" w:author="Claude (AI) - proposed" w:date="2026-10-18T00:31:38Z">
               <w:r>
                 <w:rPr>
                   <w:rFonts w:ascii="Arial" w:cs="Arial" w:eastAsia="Arial" w:hAnsi="Arial"/>
@@ -5362,7 +5362,7 @@
               </w:rPr>
               <w:t xml:space="preserve"> minutes for discussion and </w:t>
             </w:r>
-            <w:del w:id="9074" w:author="Claude (AI) - proposed" w:date="2026-10-15T12:58:28Z">
+            <w:del w:id="9074" w:author="Claude (AI) - proposed" w:date="2026-10-18T00:31:38Z">
               <w:r>
                 <w:rPr>
                   <w:rFonts w:ascii="Arial" w:cs="Arial" w:eastAsia="Arial" w:hAnsi="Arial"/>
@@ -5377,7 +5377,7 @@
                 <w:delText xml:space="preserve">5</w:delText>
               </w:r>
             </w:del>
-            <w:ins w:id="9075" w:author="Claude (AI) - proposed" w:date="2026-10-15T12:58:28Z">
+            <w:ins w:id="9075" w:author="Claude (AI) - proposed" w:date="2026-10-18T00:31:38Z">
               <w:r>
                 <w:rPr>
                   <w:rFonts w:ascii="Arial" w:cs="Arial" w:eastAsia="Arial" w:hAnsi="Arial"/>
@@ -5405,7 +5405,7 @@
               </w:rPr>
               <w:t xml:space="preserve"> minutes for the poster. Circulate with the prompts: 'What is car B doing that car A is not?' and 'Which vehicle is coming towards you, and does that change how fast it looks?' Do NOT confirm or correct ideas; say: 'We will test this idea with evidence in later lessons.' Run a </w:t>
             </w:r>
-            <w:del w:id="9076" w:author="Claude (AI) - proposed" w:date="2026-10-15T12:58:28Z">
+            <w:del w:id="9076" w:author="Claude (AI) - proposed" w:date="2026-10-18T00:31:38Z">
               <w:r>
                 <w:rPr>
                   <w:rFonts w:ascii="Arial" w:cs="Arial" w:eastAsia="Arial" w:hAnsi="Arial"/>
@@ -5420,7 +5420,7 @@
                 <w:delText xml:space="preserve">4</w:delText>
               </w:r>
             </w:del>
-            <w:ins w:id="9077" w:author="Claude (AI) - proposed" w:date="2026-10-15T12:58:28Z">
+            <w:ins w:id="9077" w:author="Claude (AI) - proposed" w:date="2026-10-18T00:31:38Z">
               <w:r>
                 <w:rPr>
                   <w:rFonts w:ascii="Arial" w:cs="Arial" w:eastAsia="Arial" w:hAnsi="Arial"/>
@@ -5570,7 +5570,7 @@
             <w:pPr>
               <w:spacing w:after="20" w:before="0"/>
             </w:pPr>
-            <w:hyperlink w:history="1" r:id="rIdnerxotzcf-8ejmveto8bb">
+            <w:hyperlink w:history="1" r:id="rIdra4jbcyapbkhdzr_vzkjs">
               <w:r>
                 <w:rPr>
                   <w:rFonts w:ascii="Arial" w:cs="Arial" w:eastAsia="Arial" w:hAnsi="Arial"/>
@@ -5619,7 +5619,7 @@
               <w:spacing w:after="10" w:before="0"/>
               <w:ind w:left="120"/>
             </w:pPr>
-            <w:hyperlink w:history="1" r:id="rId8r9isv7j1ybraxxkt70nv">
+            <w:hyperlink w:history="1" r:id="rIdi0xrcqbtdasicgeodx6-9">
               <w:r>
                 <w:rPr>
                   <w:rFonts w:ascii="Arial" w:cs="Arial" w:eastAsia="Arial" w:hAnsi="Arial"/>
@@ -5664,7 +5664,7 @@
             <w:pPr>
               <w:spacing w:after="20" w:before="0"/>
             </w:pPr>
-            <w:hyperlink w:history="1" r:id="rId7rqlmsxm5eirs72javq1u">
+            <w:hyperlink w:history="1" r:id="rIdlgwbmqxtplm6r1wsln55l">
               <w:r>
                 <w:rPr>
                   <w:rFonts w:ascii="Arial" w:cs="Arial" w:eastAsia="Arial" w:hAnsi="Arial"/>
@@ -5697,7 +5697,7 @@
               <w:spacing w:after="10" w:before="0"/>
               <w:ind w:left="120"/>
             </w:pPr>
-            <w:hyperlink w:history="1" r:id="rIdljyzxuheu1_przvp13j0z">
+            <w:hyperlink w:history="1" r:id="rId3biblqt7nel6ymg0tkh75">
               <w:r>
                 <w:rPr>
                   <w:rFonts w:ascii="Arial" w:cs="Arial" w:eastAsia="Arial" w:hAnsi="Arial"/>
@@ -5742,7 +5742,7 @@
               </w:rPr>
               <w:t xml:space="preserve">Learners individually write 2 or 3 questions on sticky notes about the overtake, in the form 'How...?', 'Why...?', 'How long...?', 'How far...?'. They place them around the Driving Question on the board: 'How can we use distance, time, speed, velocity and graphs to describe and predict how one car overtakes another on a Kenyan road?' In groups, they sort the notes into categories such as 'How far and how long', 'How fast', 'Looking from another car', 'Safety and the lorry', and 'Graphs and numbers'. Each group chooses one question it most wants to answer and explains why. Learners note that some questions link to the </w:t>
             </w:r>
-            <w:del w:id="9078" w:author="Claude (AI) - proposed" w:date="2026-10-15T12:58:28Z">
+            <w:del w:id="9078" w:author="Claude (AI) - proposed" w:date="2026-10-18T00:31:38Z">
               <w:r>
                 <w:rPr>
                   <w:rFonts w:ascii="Arial" w:cs="Arial" w:eastAsia="Arial" w:hAnsi="Arial"/>
@@ -5757,7 +5757,7 @@
                 <w:delText xml:space="preserve">two</w:delText>
               </w:r>
             </w:del>
-            <w:ins w:id="9079" w:author="Claude (AI) - proposed" w:date="2026-10-15T12:58:28Z">
+            <w:ins w:id="9079" w:author="Claude (AI) - proposed" w:date="2026-10-18T00:31:38Z">
               <w:r>
                 <w:rPr>
                   <w:rFonts w:ascii="Arial" w:cs="Arial" w:eastAsia="Arial" w:hAnsi="Arial"/>
@@ -5785,7 +5785,7 @@
               </w:rPr>
               <w:t xml:space="preserve"> KICD key inquiry questions: </w:t>
             </w:r>
-            <w:del w:id="9080" w:author="Claude (AI) - proposed" w:date="2026-10-15T12:58:28Z">
+            <w:del w:id="9080" w:author="Claude (AI) - proposed" w:date="2026-10-18T00:31:38Z">
               <w:r>
                 <w:rPr>
                   <w:rFonts w:ascii="Arial" w:cs="Arial" w:eastAsia="Arial" w:hAnsi="Arial"/>
@@ -5800,7 +5800,7 @@
                 <w:delText xml:space="preserve">how to find velocity and how to find acceleration</w:delText>
               </w:r>
             </w:del>
-            <w:ins w:id="9081" w:author="Claude (AI) - proposed" w:date="2026-10-15T12:58:28Z">
+            <w:ins w:id="9081" w:author="Claude (AI) - proposed" w:date="2026-10-18T00:31:38Z">
               <w:r>
                 <w:rPr>
                   <w:rFonts w:ascii="Arial" w:cs="Arial" w:eastAsia="Arial" w:hAnsi="Arial"/>
@@ -5983,7 +5983,7 @@
             <w:pPr>
               <w:spacing w:after="20" w:before="0"/>
             </w:pPr>
-            <w:hyperlink w:history="1" r:id="rIdsqh-epwljjqyumj7wsdpm">
+            <w:hyperlink w:history="1" r:id="rId9qf9oxohdihwmxzm46tmo">
               <w:r>
                 <w:rPr>
                   <w:rFonts w:ascii="Arial" w:cs="Arial" w:eastAsia="Arial" w:hAnsi="Arial"/>
@@ -6032,7 +6032,7 @@
               <w:spacing w:after="10" w:before="0"/>
               <w:ind w:left="120"/>
             </w:pPr>
-            <w:hyperlink w:history="1" r:id="rIdow4zewkfq9yusr8cwomon">
+            <w:hyperlink w:history="1" r:id="rIdx4zhk_sszj79l5wo7w2js">
               <w:r>
                 <w:rPr>
                   <w:rFonts w:ascii="Arial" w:cs="Arial" w:eastAsia="Arial" w:hAnsi="Arial"/>
@@ -6077,7 +6077,7 @@
             <w:pPr>
               <w:spacing w:after="20" w:before="0"/>
             </w:pPr>
-            <w:hyperlink w:history="1" r:id="rIdtz_dn9x6acmyl-iznbr6f">
+            <w:hyperlink w:history="1" r:id="rIdxnpvxm0ct34xmpqturck7">
               <w:r>
                 <w:rPr>
                   <w:rFonts w:ascii="Arial" w:cs="Arial" w:eastAsia="Arial" w:hAnsi="Arial"/>
@@ -6126,7 +6126,7 @@
               <w:spacing w:after="10" w:before="0"/>
               <w:ind w:left="120"/>
             </w:pPr>
-            <w:hyperlink w:history="1" r:id="rIdyrc0229gz0j6c19lyabnz">
+            <w:hyperlink w:history="1" r:id="rIdftfqyajbucta2ipwn_et8">
               <w:r>
                 <w:rPr>
                   <w:rFonts w:ascii="Arial" w:cs="Arial" w:eastAsia="Arial" w:hAnsi="Arial"/>
@@ -6651,7 +6651,7 @@
         </w:rPr>
         <w:t xml:space="preserve">© 2026 SeaVuria and ARES. Aligned with KICD objectives. Developed by SeaVuria; technical implementation by ARES (with AI assistance from Claude). Licensed under </w:t>
       </w:r>
-      <w:hyperlink w:history="1" r:id="rIde106lteqypb6i0gnjhh5f">
+      <w:hyperlink w:history="1" r:id="rIdg35ewak0l7xva8y56hvhj">
         <w:r>
           <w:rPr>
             <w:rFonts w:ascii="Arial" w:cs="Arial" w:eastAsia="Arial" w:hAnsi="Arial"/>
@@ -6672,7 +6672,7 @@
         </w:rPr>
         <w:t xml:space="preserve"> (</w:t>
       </w:r>
-      <w:hyperlink w:history="1" r:id="rIdpqnciac_imzwxilfqfwkd">
+      <w:hyperlink w:history="1" r:id="rIdk3hrj5amlw9ailvktkj17">
         <w:r>
           <w:rPr>
             <w:rFonts w:ascii="Arial" w:cs="Arial" w:eastAsia="Arial" w:hAnsi="Arial"/>
@@ -7180,10 +7180,10 @@
               <w:spacing w:after="40" w:before="0"/>
               <w:jc w:val="left"/>
               <w:rPr>
-                <w:ins w:id="9083" w:author="Claude (AI) - proposed" w:date="2026-10-15T12:58:28Z"/>
-              </w:rPr>
-            </w:pPr>
-            <w:ins w:id="9082" w:author="Claude (AI) - proposed" w:date="2026-10-15T12:58:28Z">
+                <w:ins w:id="9083" w:author="Claude (AI) - proposed" w:date="2026-10-18T00:31:38Z"/>
+              </w:rPr>
+            </w:pPr>
+            <w:ins w:id="9082" w:author="Claude (AI) - proposed" w:date="2026-10-18T00:31:38Z">
               <w:r>
                 <w:rPr>
                   <w:rFonts w:ascii="Arial" w:cs="Arial" w:eastAsia="Arial" w:hAnsi="Arial"/>
@@ -7205,10 +7205,10 @@
               <w:spacing w:after="40" w:before="0"/>
               <w:jc w:val="left"/>
               <w:rPr>
-                <w:del w:id="9085" w:author="Claude (AI) - proposed" w:date="2026-10-15T12:58:28Z"/>
-              </w:rPr>
-            </w:pPr>
-            <w:del w:id="9084" w:author="Claude (AI) - proposed" w:date="2026-10-15T12:58:28Z">
+                <w:del w:id="9085" w:author="Claude (AI) - proposed" w:date="2026-10-18T00:31:38Z"/>
+              </w:rPr>
+            </w:pPr>
+            <w:del w:id="9084" w:author="Claude (AI) - proposed" w:date="2026-10-18T00:31:38Z">
               <w:r>
                 <w:rPr>
                   <w:rFonts w:ascii="Arial" w:cs="Arial" w:eastAsia="Arial" w:hAnsi="Arial"/>
@@ -7742,7 +7742,7 @@
             <w:pPr>
               <w:spacing w:after="20" w:before="0"/>
             </w:pPr>
-            <w:hyperlink w:history="1" r:id="rIdtre_kakl96vmi-lv67_xx">
+            <w:hyperlink w:history="1" r:id="rIdhmlt7z2cujnnbr5pbr0xx">
               <w:r>
                 <w:rPr>
                   <w:rFonts w:ascii="Arial" w:cs="Arial" w:eastAsia="Arial" w:hAnsi="Arial"/>
@@ -7775,7 +7775,7 @@
               <w:spacing w:after="10" w:before="0"/>
               <w:ind w:left="120"/>
             </w:pPr>
-            <w:hyperlink w:history="1" r:id="rIdc0seiadnvp3l85ncrwub0">
+            <w:hyperlink w:history="1" r:id="rIdvaqhdiu6hxdu-2fvhqkxk">
               <w:r>
                 <w:rPr>
                   <w:rFonts w:ascii="Arial" w:cs="Arial" w:eastAsia="Arial" w:hAnsi="Arial"/>
@@ -7820,7 +7820,7 @@
             <w:pPr>
               <w:spacing w:after="20" w:before="0"/>
             </w:pPr>
-            <w:hyperlink w:history="1" r:id="rIdbelflt5ishjw7-utqic1s">
+            <w:hyperlink w:history="1" r:id="rIdykahg3wjph_n7mktomebi">
               <w:r>
                 <w:rPr>
                   <w:rFonts w:ascii="Arial" w:cs="Arial" w:eastAsia="Arial" w:hAnsi="Arial"/>
@@ -7853,7 +7853,7 @@
               <w:spacing w:after="10" w:before="0"/>
               <w:ind w:left="120"/>
             </w:pPr>
-            <w:hyperlink w:history="1" r:id="rIdujkwh31a-yngevh1vjznb">
+            <w:hyperlink w:history="1" r:id="rIdgiwq7g8lkcq8-7amfurig">
               <w:r>
                 <w:rPr>
                   <w:rFonts w:ascii="Arial" w:cs="Arial" w:eastAsia="Arial" w:hAnsi="Arial"/>
@@ -8053,7 +8053,7 @@
             <w:pPr>
               <w:spacing w:after="20" w:before="0"/>
             </w:pPr>
-            <w:hyperlink w:history="1" r:id="rIdsafjv7diwrkorb72towpi">
+            <w:hyperlink w:history="1" r:id="rId-hfamwbavlgli1engw-ao">
               <w:r>
                 <w:rPr>
                   <w:rFonts w:ascii="Arial" w:cs="Arial" w:eastAsia="Arial" w:hAnsi="Arial"/>
@@ -8086,7 +8086,7 @@
               <w:spacing w:after="10" w:before="0"/>
               <w:ind w:left="120"/>
             </w:pPr>
-            <w:hyperlink w:history="1" r:id="rIdhj9r-_m3kcu2yp3sr8prn">
+            <w:hyperlink w:history="1" r:id="rIdvqan9vohghzsq-dghondi">
               <w:r>
                 <w:rPr>
                   <w:rFonts w:ascii="Arial" w:cs="Arial" w:eastAsia="Arial" w:hAnsi="Arial"/>
@@ -8131,7 +8131,7 @@
             <w:pPr>
               <w:spacing w:after="20" w:before="0"/>
             </w:pPr>
-            <w:hyperlink w:history="1" r:id="rIduv5byfts3kxobx0gemoo_">
+            <w:hyperlink w:history="1" r:id="rId7ojdzk7eyykxzfmlaiskj">
               <w:r>
                 <w:rPr>
                   <w:rFonts w:ascii="Arial" w:cs="Arial" w:eastAsia="Arial" w:hAnsi="Arial"/>
@@ -8164,7 +8164,7 @@
               <w:spacing w:after="10" w:before="0"/>
               <w:ind w:left="120"/>
             </w:pPr>
-            <w:hyperlink w:history="1" r:id="rIdwbojpvwg3xspyjloi5its">
+            <w:hyperlink w:history="1" r:id="rIdj1ui5mfw270xb046lfsqh">
               <w:r>
                 <w:rPr>
                   <w:rFonts w:ascii="Arial" w:cs="Arial" w:eastAsia="Arial" w:hAnsi="Arial"/>
@@ -8364,7 +8364,7 @@
             <w:pPr>
               <w:spacing w:after="20" w:before="0"/>
             </w:pPr>
-            <w:hyperlink w:history="1" r:id="rIdig-bah9yw64mdstjvxekg">
+            <w:hyperlink w:history="1" r:id="rId2ck21lfolnwnbonlkqqoq">
               <w:r>
                 <w:rPr>
                   <w:rFonts w:ascii="Arial" w:cs="Arial" w:eastAsia="Arial" w:hAnsi="Arial"/>
@@ -8397,7 +8397,7 @@
               <w:spacing w:after="10" w:before="0"/>
               <w:ind w:left="120"/>
             </w:pPr>
-            <w:hyperlink w:history="1" r:id="rId_nbulhpmxlhvnjpk-m4fy">
+            <w:hyperlink w:history="1" r:id="rIdx8md9bginjsoefnjly3fb">
               <w:r>
                 <w:rPr>
                   <w:rFonts w:ascii="Arial" w:cs="Arial" w:eastAsia="Arial" w:hAnsi="Arial"/>
@@ -8442,7 +8442,7 @@
             <w:pPr>
               <w:spacing w:after="20" w:before="0"/>
             </w:pPr>
-            <w:hyperlink w:history="1" r:id="rIdkqwpcm47ychgd0oiu1ttv">
+            <w:hyperlink w:history="1" r:id="rId_oqwztgl700dwlcbgwb_v">
               <w:r>
                 <w:rPr>
                   <w:rFonts w:ascii="Arial" w:cs="Arial" w:eastAsia="Arial" w:hAnsi="Arial"/>
@@ -8475,7 +8475,7 @@
               <w:spacing w:after="10" w:before="0"/>
               <w:ind w:left="120"/>
             </w:pPr>
-            <w:hyperlink w:history="1" r:id="rId4m6kppaydepdlmiyqbl7j">
+            <w:hyperlink w:history="1" r:id="rIdrhwj_z6zjtd_6vf_nfbak">
               <w:r>
                 <w:rPr>
                   <w:rFonts w:ascii="Arial" w:cs="Arial" w:eastAsia="Arial" w:hAnsi="Arial"/>
@@ -8553,7 +8553,7 @@
               </w:rPr>
               <w:t xml:space="preserve">Say: 'We have three words that sound alike: distance, speed, and velocity. Let us decide what makes them different.' Run a Think-Pair-Share on each step. Step 1: ask 5 cold-called learners to read their completed frames; record the class definitions on the board in two columns: Scalar (distance, speed) and Vector (displacement, velocity). Ask: 'What is missing from speed that velocity has?' WAIT TIME: 10 seconds. Step 2: ask: 'If Achieng's speedometer says 72 km/h in car B, and lorry L also shows 72 km/h, do they have the same velocity? Why or why not?' WAIT TIME: 15 seconds, then cold-call 3 learners. Correct gently: lorry L velocity is -20 m/s because it travels towards Naivasha. Remind them 72 km/h = 20 m/s (quote the conversion only as a fact, calculation practice comes in Lesson 3). Step 3: show the A, B, L card. Ask: 'Whose velocity changes during the overtake?' WAIT TIME: 10 seconds. 'Who has acceleration? Who has zero?' Cold-call 4 learners. Introduce: 'Acceleration is how quickly velocity changes. Its unit is m/s^2.' Explain deceleration is negative acceleration. Say: 'We will calculate acceleration next lesson; today we only decide when it is positive, zero or negative.' If asked for numbers, reply: 'Hold that question for Lesson 3; write it on the DQB.'</w:t>
             </w:r>
-            <w:ins w:id="9086" w:author="Claude (AI) - proposed" w:date="2026-10-15T12:58:28Z">
+            <w:ins w:id="9086" w:author="Claude (AI) - proposed" w:date="2026-10-18T00:31:38Z">
               <w:r>
                 <w:rPr>
                   <w:rFonts w:ascii="Arial" w:cs="Arial" w:eastAsia="Arial" w:hAnsi="Arial"/>
@@ -8690,7 +8690,7 @@
             <w:pPr>
               <w:spacing w:after="20" w:before="0"/>
             </w:pPr>
-            <w:hyperlink w:history="1" r:id="rIduchli6kroslax3fyl81ux">
+            <w:hyperlink w:history="1" r:id="rIdghpeezx7qoxakm7nxkqrt">
               <w:r>
                 <w:rPr>
                   <w:rFonts w:ascii="Arial" w:cs="Arial" w:eastAsia="Arial" w:hAnsi="Arial"/>
@@ -8723,7 +8723,7 @@
               <w:spacing w:after="10" w:before="0"/>
               <w:ind w:left="120"/>
             </w:pPr>
-            <w:hyperlink w:history="1" r:id="rIdw4h3n28wrawqvs-drpz8w">
+            <w:hyperlink w:history="1" r:id="rIdbfauqsw12zdlp_qjihzl_">
               <w:r>
                 <w:rPr>
                   <w:rFonts w:ascii="Arial" w:cs="Arial" w:eastAsia="Arial" w:hAnsi="Arial"/>
@@ -8768,7 +8768,7 @@
             <w:pPr>
               <w:spacing w:after="20" w:before="0"/>
             </w:pPr>
-            <w:hyperlink w:history="1" r:id="rIdhyxxvrck8dnyynna71r9j">
+            <w:hyperlink w:history="1" r:id="rIdrygbn5ovznontlvu7eswr">
               <w:r>
                 <w:rPr>
                   <w:rFonts w:ascii="Arial" w:cs="Arial" w:eastAsia="Arial" w:hAnsi="Arial"/>
@@ -8801,7 +8801,7 @@
               <w:spacing w:after="10" w:before="0"/>
               <w:ind w:left="120"/>
             </w:pPr>
-            <w:hyperlink w:history="1" r:id="rIdeorucggqwmwbuo-2y_yer">
+            <w:hyperlink w:history="1" r:id="rIdzksyvslxidatyy0cxgx40">
               <w:r>
                 <w:rPr>
                   <w:rFonts w:ascii="Arial" w:cs="Arial" w:eastAsia="Arial" w:hAnsi="Arial"/>
@@ -8879,7 +8879,7 @@
               </w:rPr>
               <w:t xml:space="preserve">Point to the DQB: 'Which of our questions did today's evidence help us answer, even a little?' WAIT TIME: 10 seconds. Cold-call 3 pairs to move a question and explain why with evidence from Juma, the matatu or Atieno. Ask: 'What new question do you have about car B speeding up from 72 km/h?' Collect at least 6 new sticky notes. Link questions to future lessons: 'Calculating velocity and acceleration is coming in Lesson 3; graphs after that.' Ensure </w:t>
             </w:r>
-            <w:del w:id="9087" w:author="Claude (AI) - proposed" w:date="2026-10-15T12:58:28Z">
+            <w:del w:id="9087" w:author="Claude (AI) - proposed" w:date="2026-10-18T00:31:38Z">
               <w:r>
                 <w:rPr>
                   <w:rFonts w:ascii="Arial" w:cs="Arial" w:eastAsia="Arial" w:hAnsi="Arial"/>
@@ -8894,7 +8894,7 @@
                 <w:delText xml:space="preserve">two</w:delText>
               </w:r>
             </w:del>
-            <w:ins w:id="9088" w:author="Claude (AI) - proposed" w:date="2026-10-15T12:58:28Z">
+            <w:ins w:id="9088" w:author="Claude (AI) - proposed" w:date="2026-10-18T00:31:38Z">
               <w:r>
                 <w:rPr>
                   <w:rFonts w:ascii="Arial" w:cs="Arial" w:eastAsia="Arial" w:hAnsi="Arial"/>
@@ -8922,7 +8922,7 @@
               </w:rPr>
               <w:t xml:space="preserve"> KICD questions are visible on the board: '</w:t>
             </w:r>
-            <w:del w:id="9089" w:author="Claude (AI) - proposed" w:date="2026-10-15T12:58:28Z">
+            <w:del w:id="9089" w:author="Claude (AI) - proposed" w:date="2026-10-18T00:31:38Z">
               <w:r>
                 <w:rPr>
                   <w:rFonts w:ascii="Arial" w:cs="Arial" w:eastAsia="Arial" w:hAnsi="Arial"/>
@@ -8937,7 +8937,7 @@
                 <w:delText xml:space="preserve">How do you determine the velocity of a moving body</w:delText>
               </w:r>
             </w:del>
-            <w:ins w:id="9090" w:author="Claude (AI) - proposed" w:date="2026-10-15T12:58:28Z">
+            <w:ins w:id="9090" w:author="Claude (AI) - proposed" w:date="2026-10-18T00:31:38Z">
               <w:r>
                 <w:rPr>
                   <w:rFonts w:ascii="Arial" w:cs="Arial" w:eastAsia="Arial" w:hAnsi="Arial"/>
@@ -8965,7 +8965,7 @@
               </w:rPr>
               <w:t xml:space="preserve">?' and 'How do </w:t>
             </w:r>
-            <w:del w:id="9091" w:author="Claude (AI) - proposed" w:date="2026-10-15T12:58:28Z">
+            <w:del w:id="9091" w:author="Claude (AI) - proposed" w:date="2026-10-18T00:31:38Z">
               <w:r>
                 <w:rPr>
                   <w:rFonts w:ascii="Arial" w:cs="Arial" w:eastAsia="Arial" w:hAnsi="Arial"/>
@@ -8980,7 +8980,7 @@
                 <w:delText xml:space="preserve">you determine the acceleration of a moving body?' and mark them</w:delText>
               </w:r>
             </w:del>
-            <w:ins w:id="9092" w:author="Claude (AI) - proposed" w:date="2026-10-15T12:58:28Z">
+            <w:ins w:id="9092" w:author="Claude (AI) - proposed" w:date="2026-10-18T00:31:38Z">
               <w:r>
                 <w:rPr>
                   <w:rFonts w:ascii="Arial" w:cs="Arial" w:eastAsia="Arial" w:hAnsi="Arial"/>
@@ -9008,7 +9008,7 @@
               </w:rPr>
               <w:t xml:space="preserve"> as 'in progress: we know what </w:t>
             </w:r>
-            <w:del w:id="9093" w:author="Claude (AI) - proposed" w:date="2026-10-15T12:58:28Z">
+            <w:del w:id="9093" w:author="Claude (AI) - proposed" w:date="2026-10-18T00:31:38Z">
               <w:r>
                 <w:rPr>
                   <w:rFonts w:ascii="Arial" w:cs="Arial" w:eastAsia="Arial" w:hAnsi="Arial"/>
@@ -9023,7 +9023,7 @@
                 <w:delText xml:space="preserve">they</w:delText>
               </w:r>
             </w:del>
-            <w:ins w:id="9094" w:author="Claude (AI) - proposed" w:date="2026-10-15T12:58:28Z">
+            <w:ins w:id="9094" w:author="Claude (AI) - proposed" w:date="2026-10-18T00:31:38Z">
               <w:r>
                 <w:rPr>
                   <w:rFonts w:ascii="Arial" w:cs="Arial" w:eastAsia="Arial" w:hAnsi="Arial"/>
@@ -9051,7 +9051,7 @@
               </w:rPr>
               <w:t xml:space="preserve"> mean, not yet how to calculate</w:t>
             </w:r>
-            <w:ins w:id="9095" w:author="Claude (AI) - proposed" w:date="2026-10-15T12:58:28Z">
+            <w:ins w:id="9095" w:author="Claude (AI) - proposed" w:date="2026-10-18T00:31:38Z">
               <w:r>
                 <w:rPr>
                   <w:rFonts w:ascii="Arial" w:cs="Arial" w:eastAsia="Arial" w:hAnsi="Arial"/>
@@ -9201,7 +9201,7 @@
             <w:pPr>
               <w:spacing w:after="20" w:before="0"/>
             </w:pPr>
-            <w:hyperlink w:history="1" r:id="rIdriq4r_adamrzrqwqcdptq">
+            <w:hyperlink w:history="1" r:id="rIdb2grcgr9p_fxw_a2utwxi">
               <w:r>
                 <w:rPr>
                   <w:rFonts w:ascii="Arial" w:cs="Arial" w:eastAsia="Arial" w:hAnsi="Arial"/>
@@ -9250,7 +9250,7 @@
               <w:spacing w:after="10" w:before="0"/>
               <w:ind w:left="120"/>
             </w:pPr>
-            <w:hyperlink w:history="1" r:id="rIdm7jrkgdvld5rnlbpv43dm">
+            <w:hyperlink w:history="1" r:id="rIdhv0aoz5qqzklyr7mknqu1">
               <w:r>
                 <w:rPr>
                   <w:rFonts w:ascii="Arial" w:cs="Arial" w:eastAsia="Arial" w:hAnsi="Arial"/>
@@ -9295,7 +9295,7 @@
             <w:pPr>
               <w:spacing w:after="20" w:before="0"/>
             </w:pPr>
-            <w:hyperlink w:history="1" r:id="rIdnrikdto77s-kjkda_bkvv">
+            <w:hyperlink w:history="1" r:id="rIdf6soop4btv20s3figo8vl">
               <w:r>
                 <w:rPr>
                   <w:rFonts w:ascii="Arial" w:cs="Arial" w:eastAsia="Arial" w:hAnsi="Arial"/>
@@ -9328,7 +9328,7 @@
               <w:spacing w:after="10" w:before="0"/>
               <w:ind w:left="120"/>
             </w:pPr>
-            <w:hyperlink w:history="1" r:id="rIdpubm3u96f7pptcc09cyxy">
+            <w:hyperlink w:history="1" r:id="rId6wghyhb9ghq3pbvekqsc4">
               <w:r>
                 <w:rPr>
                   <w:rFonts w:ascii="Arial" w:cs="Arial" w:eastAsia="Arial" w:hAnsi="Arial"/>
@@ -9853,7 +9853,7 @@
         </w:rPr>
         <w:t xml:space="preserve">© 2026 SeaVuria and ARES. Aligned with KICD objectives. Developed by SeaVuria; technical implementation by ARES (with AI assistance from Claude). Licensed under </w:t>
       </w:r>
-      <w:hyperlink w:history="1" r:id="rIdqahhadejulbly9b1uxncd">
+      <w:hyperlink w:history="1" r:id="rIdzggei3tq2kww1hxaz0m3l">
         <w:r>
           <w:rPr>
             <w:rFonts w:ascii="Arial" w:cs="Arial" w:eastAsia="Arial" w:hAnsi="Arial"/>
@@ -9874,7 +9874,7 @@
         </w:rPr>
         <w:t xml:space="preserve"> (</w:t>
       </w:r>
-      <w:hyperlink w:history="1" r:id="rIds-0uecw6ftb9hbtqg706g">
+      <w:hyperlink w:history="1" r:id="rIdv_szhvn89w9cgumgkr2pt">
         <w:r>
           <w:rPr>
             <w:rFonts w:ascii="Arial" w:cs="Arial" w:eastAsia="Arial" w:hAnsi="Arial"/>
@@ -10382,10 +10382,10 @@
               <w:spacing w:after="40" w:before="0"/>
               <w:jc w:val="left"/>
               <w:rPr>
-                <w:ins w:id="9097" w:author="Claude (AI) - proposed" w:date="2026-10-15T12:58:28Z"/>
-              </w:rPr>
-            </w:pPr>
-            <w:ins w:id="9096" w:author="Claude (AI) - proposed" w:date="2026-10-15T12:58:28Z">
+                <w:ins w:id="9097" w:author="Claude (AI) - proposed" w:date="2026-10-18T00:31:38Z"/>
+              </w:rPr>
+            </w:pPr>
+            <w:ins w:id="9096" w:author="Claude (AI) - proposed" w:date="2026-10-18T00:31:38Z">
               <w:r>
                 <w:rPr>
                   <w:rFonts w:ascii="Arial" w:cs="Arial" w:eastAsia="Arial" w:hAnsi="Arial"/>
@@ -10407,10 +10407,10 @@
               <w:spacing w:after="40" w:before="0"/>
               <w:jc w:val="left"/>
               <w:rPr>
-                <w:del w:id="9099" w:author="Claude (AI) - proposed" w:date="2026-10-15T12:58:28Z"/>
-              </w:rPr>
-            </w:pPr>
-            <w:del w:id="9098" w:author="Claude (AI) - proposed" w:date="2026-10-15T12:58:28Z">
+                <w:del w:id="9099" w:author="Claude (AI) - proposed" w:date="2026-10-18T00:31:38Z"/>
+              </w:rPr>
+            </w:pPr>
+            <w:del w:id="9098" w:author="Claude (AI) - proposed" w:date="2026-10-18T00:31:38Z">
               <w:r>
                 <w:rPr>
                   <w:rFonts w:ascii="Arial" w:cs="Arial" w:eastAsia="Arial" w:hAnsi="Arial"/>
@@ -10656,7 +10656,7 @@
               </w:rPr>
               <w:t xml:space="preserve">Learners begin by predicting the numerical velocity of Car A and the acceleration of Car B from the Naivasha overtaking clip, then work through the anchor data to calculate A's velocity (150 m in 7.5 s = 20 m/s), convert speedometer readings (72 km/h = 20 m/s and 108 km/h = 30 m/s), calculate B's acceleration ((30 - 20)/5 = 2 m/s^2) and assign the lorry a velocity of -20 m/s because it travels towards Naivasha. They then apply the same methods to two supporting situations, the boda boda first leg (18 km/h) and the braking matatu (a = -2 m/s^2), before adding the new evidence to the DQB and the class model.</w:t>
             </w:r>
-            <w:ins w:id="9100" w:author="Claude (AI) - proposed" w:date="2026-10-15T12:58:28Z">
+            <w:ins w:id="9100" w:author="Claude (AI) - proposed" w:date="2026-10-18T00:31:38Z">
               <w:r>
                 <w:rPr>
                   <w:rFonts w:ascii="Arial" w:cs="Arial" w:eastAsia="Arial" w:hAnsi="Arial"/>
@@ -10959,7 +10959,7 @@
             <w:pPr>
               <w:spacing w:after="20" w:before="0"/>
             </w:pPr>
-            <w:hyperlink w:history="1" r:id="rIdxq4l-io03mtb9qyx7zuj9">
+            <w:hyperlink w:history="1" r:id="rIdohxxaui9gguxeqzv8yusk">
               <w:r>
                 <w:rPr>
                   <w:rFonts w:ascii="Arial" w:cs="Arial" w:eastAsia="Arial" w:hAnsi="Arial"/>
@@ -10992,7 +10992,7 @@
               <w:spacing w:after="10" w:before="0"/>
               <w:ind w:left="120"/>
             </w:pPr>
-            <w:hyperlink w:history="1" r:id="rIdgrurl9vb1ifg-ettvktei">
+            <w:hyperlink w:history="1" r:id="rIdbhfjj6qegnx9awukkfyon">
               <w:r>
                 <w:rPr>
                   <w:rFonts w:ascii="Arial" w:cs="Arial" w:eastAsia="Arial" w:hAnsi="Arial"/>
@@ -11037,7 +11037,7 @@
             <w:pPr>
               <w:spacing w:after="20" w:before="0"/>
             </w:pPr>
-            <w:hyperlink w:history="1" r:id="rIdxtokk6tkfsoqs66idcagq">
+            <w:hyperlink w:history="1" r:id="rIdnusgkhxnxaz-801rnogy9">
               <w:r>
                 <w:rPr>
                   <w:rFonts w:ascii="Arial" w:cs="Arial" w:eastAsia="Arial" w:hAnsi="Arial"/>
@@ -11070,7 +11070,7 @@
               <w:spacing w:after="10" w:before="0"/>
               <w:ind w:left="120"/>
             </w:pPr>
-            <w:hyperlink w:history="1" r:id="rIdkvofjpt-zmvbq3inpzj5s">
+            <w:hyperlink w:history="1" r:id="rIdj6241bpt4_vlarf11psd-">
               <w:r>
                 <w:rPr>
                   <w:rFonts w:ascii="Arial" w:cs="Arial" w:eastAsia="Arial" w:hAnsi="Arial"/>
@@ -11270,7 +11270,7 @@
             <w:pPr>
               <w:spacing w:after="20" w:before="0"/>
             </w:pPr>
-            <w:hyperlink w:history="1" r:id="rId0xutjlz7_rfarcztirisu">
+            <w:hyperlink w:history="1" r:id="rIdc9giqeb4inm8pqgjyfc3g">
               <w:r>
                 <w:rPr>
                   <w:rFonts w:ascii="Arial" w:cs="Arial" w:eastAsia="Arial" w:hAnsi="Arial"/>
@@ -11303,7 +11303,7 @@
               <w:spacing w:after="10" w:before="0"/>
               <w:ind w:left="120"/>
             </w:pPr>
-            <w:hyperlink w:history="1" r:id="rIdz7afcgy6c9gtuqy2weqx5">
+            <w:hyperlink w:history="1" r:id="rIdzphaichrnx951ymrzklpb">
               <w:r>
                 <w:rPr>
                   <w:rFonts w:ascii="Arial" w:cs="Arial" w:eastAsia="Arial" w:hAnsi="Arial"/>
@@ -11348,7 +11348,7 @@
             <w:pPr>
               <w:spacing w:after="20" w:before="0"/>
             </w:pPr>
-            <w:hyperlink w:history="1" r:id="rId5q7hbesli_kfqrzbkqxmz">
+            <w:hyperlink w:history="1" r:id="rIdfblmpxsgjl5q0jzcarjxp">
               <w:r>
                 <w:rPr>
                   <w:rFonts w:ascii="Arial" w:cs="Arial" w:eastAsia="Arial" w:hAnsi="Arial"/>
@@ -11381,7 +11381,7 @@
               <w:spacing w:after="10" w:before="0"/>
               <w:ind w:left="120"/>
             </w:pPr>
-            <w:hyperlink w:history="1" r:id="rIdthwdchmm4ywwh4raipuzu">
+            <w:hyperlink w:history="1" r:id="rIdnrz6p9udeetxernvwyyg8">
               <w:r>
                 <w:rPr>
                   <w:rFonts w:ascii="Arial" w:cs="Arial" w:eastAsia="Arial" w:hAnsi="Arial"/>
@@ -11581,7 +11581,7 @@
             <w:pPr>
               <w:spacing w:after="20" w:before="0"/>
             </w:pPr>
-            <w:hyperlink w:history="1" r:id="rIdcrqxm_6yrob_itnu28f2i">
+            <w:hyperlink w:history="1" r:id="rIdfq04flk9jllfubbmlxgxe">
               <w:r>
                 <w:rPr>
                   <w:rFonts w:ascii="Arial" w:cs="Arial" w:eastAsia="Arial" w:hAnsi="Arial"/>
@@ -11614,7 +11614,7 @@
               <w:spacing w:after="10" w:before="0"/>
               <w:ind w:left="120"/>
             </w:pPr>
-            <w:hyperlink w:history="1" r:id="rIdmabbboyeqhzyil_a9uful">
+            <w:hyperlink w:history="1" r:id="rIdbkovscizh475cue6akdzm">
               <w:r>
                 <w:rPr>
                   <w:rFonts w:ascii="Arial" w:cs="Arial" w:eastAsia="Arial" w:hAnsi="Arial"/>
@@ -11659,7 +11659,7 @@
             <w:pPr>
               <w:spacing w:after="20" w:before="0"/>
             </w:pPr>
-            <w:hyperlink w:history="1" r:id="rIddj6kvm9s-fj88kcg3nia8">
+            <w:hyperlink w:history="1" r:id="rIdbr5ioq8rz_b7gnjoxqqpk">
               <w:r>
                 <w:rPr>
                   <w:rFonts w:ascii="Arial" w:cs="Arial" w:eastAsia="Arial" w:hAnsi="Arial"/>
@@ -11692,7 +11692,7 @@
               <w:spacing w:after="10" w:before="0"/>
               <w:ind w:left="120"/>
             </w:pPr>
-            <w:hyperlink w:history="1" r:id="rIdcvmo3rlwru67zitko6soo">
+            <w:hyperlink w:history="1" r:id="rIdofjciu6j9esyzgq_zry-x">
               <w:r>
                 <w:rPr>
                   <w:rFonts w:ascii="Arial" w:cs="Arial" w:eastAsia="Arial" w:hAnsi="Arial"/>
@@ -11892,7 +11892,7 @@
             <w:pPr>
               <w:spacing w:after="20" w:before="0"/>
             </w:pPr>
-            <w:hyperlink w:history="1" r:id="rId-y8swdkhcvbhgiano5u3a">
+            <w:hyperlink w:history="1" r:id="rIdo1y9jpkt2vprc8gi_0ial">
               <w:r>
                 <w:rPr>
                   <w:rFonts w:ascii="Arial" w:cs="Arial" w:eastAsia="Arial" w:hAnsi="Arial"/>
@@ -11925,7 +11925,7 @@
               <w:spacing w:after="10" w:before="0"/>
               <w:ind w:left="120"/>
             </w:pPr>
-            <w:hyperlink w:history="1" r:id="rId6_bdu-s3cmvk9-k0km7ki">
+            <w:hyperlink w:history="1" r:id="rIdq7ligbzd0jyo4a_fooukl">
               <w:r>
                 <w:rPr>
                   <w:rFonts w:ascii="Arial" w:cs="Arial" w:eastAsia="Arial" w:hAnsi="Arial"/>
@@ -11970,7 +11970,7 @@
             <w:pPr>
               <w:spacing w:after="20" w:before="0"/>
             </w:pPr>
-            <w:hyperlink w:history="1" r:id="rId6sgu9_oghjq7u0l8exfaq">
+            <w:hyperlink w:history="1" r:id="rId8g8nqxfu88a0tzc9por-8">
               <w:r>
                 <w:rPr>
                   <w:rFonts w:ascii="Arial" w:cs="Arial" w:eastAsia="Arial" w:hAnsi="Arial"/>
@@ -12003,7 +12003,7 @@
               <w:spacing w:after="10" w:before="0"/>
               <w:ind w:left="120"/>
             </w:pPr>
-            <w:hyperlink w:history="1" r:id="rIdhwbcynvzinuxke7agxouc">
+            <w:hyperlink w:history="1" r:id="rId32vholypua7rtw3bgvwgm">
               <w:r>
                 <w:rPr>
                   <w:rFonts w:ascii="Arial" w:cs="Arial" w:eastAsia="Arial" w:hAnsi="Arial"/>
@@ -12203,7 +12203,7 @@
             <w:pPr>
               <w:spacing w:after="20" w:before="0"/>
             </w:pPr>
-            <w:hyperlink w:history="1" r:id="rId49v5gztjtrghgu8rj4d9i">
+            <w:hyperlink w:history="1" r:id="rIduvycgcxcw2sy6umz2zkha">
               <w:r>
                 <w:rPr>
                   <w:rFonts w:ascii="Arial" w:cs="Arial" w:eastAsia="Arial" w:hAnsi="Arial"/>
@@ -12252,7 +12252,7 @@
               <w:spacing w:after="10" w:before="0"/>
               <w:ind w:left="120"/>
             </w:pPr>
-            <w:hyperlink w:history="1" r:id="rIdxhziaf2gybwbdbkhs9oux">
+            <w:hyperlink w:history="1" r:id="rId4xwusypsuw4gziscoqzij">
               <w:r>
                 <w:rPr>
                   <w:rFonts w:ascii="Arial" w:cs="Arial" w:eastAsia="Arial" w:hAnsi="Arial"/>
@@ -12297,7 +12297,7 @@
             <w:pPr>
               <w:spacing w:after="20" w:before="0"/>
             </w:pPr>
-            <w:hyperlink w:history="1" r:id="rIdrbcmtjtewpacsyossvvla">
+            <w:hyperlink w:history="1" r:id="rIdj1hnmlvrrzqdc67iu0_1h">
               <w:r>
                 <w:rPr>
                   <w:rFonts w:ascii="Arial" w:cs="Arial" w:eastAsia="Arial" w:hAnsi="Arial"/>
@@ -12330,7 +12330,7 @@
               <w:spacing w:after="10" w:before="0"/>
               <w:ind w:left="120"/>
             </w:pPr>
-            <w:hyperlink w:history="1" r:id="rIdtpclg0pwv47b7imvl-0bk">
+            <w:hyperlink w:history="1" r:id="rId7jgnoiqoyqc0nn0lotbzw">
               <w:r>
                 <w:rPr>
                   <w:rFonts w:ascii="Arial" w:cs="Arial" w:eastAsia="Arial" w:hAnsi="Arial"/>
@@ -12855,7 +12855,7 @@
         </w:rPr>
         <w:t xml:space="preserve">© 2026 SeaVuria and ARES. Aligned with KICD objectives. Developed by SeaVuria; technical implementation by ARES (with AI assistance from Claude). Licensed under </w:t>
       </w:r>
-      <w:hyperlink w:history="1" r:id="rIdzozchmlqvptqdx9gqxkvq">
+      <w:hyperlink w:history="1" r:id="rId1umtbgwvlzkdh10srd-vq">
         <w:r>
           <w:rPr>
             <w:rFonts w:ascii="Arial" w:cs="Arial" w:eastAsia="Arial" w:hAnsi="Arial"/>
@@ -12876,7 +12876,7 @@
         </w:rPr>
         <w:t xml:space="preserve"> (</w:t>
       </w:r>
-      <w:hyperlink w:history="1" r:id="rIdo_5n1djv2yt3g7zgqksvb">
+      <w:hyperlink w:history="1" r:id="rIdg3khnj10unf-g4bvo_fbz">
         <w:r>
           <w:rPr>
             <w:rFonts w:ascii="Arial" w:cs="Arial" w:eastAsia="Arial" w:hAnsi="Arial"/>
@@ -13384,10 +13384,10 @@
               <w:spacing w:after="40" w:before="0"/>
               <w:jc w:val="left"/>
               <w:rPr>
-                <w:ins w:id="9102" w:author="Claude (AI) - proposed" w:date="2026-10-15T12:58:28Z"/>
-              </w:rPr>
-            </w:pPr>
-            <w:ins w:id="9101" w:author="Claude (AI) - proposed" w:date="2026-10-15T12:58:28Z">
+                <w:ins w:id="9102" w:author="Claude (AI) - proposed" w:date="2026-10-18T00:31:38Z"/>
+              </w:rPr>
+            </w:pPr>
+            <w:ins w:id="9101" w:author="Claude (AI) - proposed" w:date="2026-10-18T00:31:38Z">
               <w:r>
                 <w:rPr>
                   <w:rFonts w:ascii="Arial" w:cs="Arial" w:eastAsia="Arial" w:hAnsi="Arial"/>
@@ -13409,10 +13409,10 @@
               <w:spacing w:after="40" w:before="0"/>
               <w:jc w:val="left"/>
               <w:rPr>
-                <w:del w:id="9104" w:author="Claude (AI) - proposed" w:date="2026-10-15T12:58:28Z"/>
-              </w:rPr>
-            </w:pPr>
-            <w:del w:id="9103" w:author="Claude (AI) - proposed" w:date="2026-10-15T12:58:28Z">
+                <w:del w:id="9104" w:author="Claude (AI) - proposed" w:date="2026-10-18T00:31:38Z"/>
+              </w:rPr>
+            </w:pPr>
+            <w:del w:id="9103" w:author="Claude (AI) - proposed" w:date="2026-10-18T00:31:38Z">
               <w:r>
                 <w:rPr>
                   <w:rFonts w:ascii="Arial" w:cs="Arial" w:eastAsia="Arial" w:hAnsi="Arial"/>
@@ -13658,7 +13658,7 @@
               </w:rPr>
               <w:t xml:space="preserve">Learners begin by predicting what a picture of a parked matatu, a steady car and a returning cyclist would look like on a graph of displacement against time. They then observe the data tables for three Naivasha situations: a parked matatu at a stage 5 km from Naivasha town for 30 min; a steady car at 60 km/h with points (0,0), (30,30), (60,60) in (min, km); and cyclist Atieno going to the Lake Naivasha gate and back with points (0,0), (30,6), (40,6), (60,0). In the Explain phase they choose scales, plot and draw the graphs and describe each shape using only words such as flat, rising and falling. They add questions to the Driving Question Board and revise the class model by adding 'a graph can show how displacement changes with time'. No gradient or velocity is read from the graphs in this lesson; that is Lesson 5.</w:t>
             </w:r>
-            <w:ins w:id="9105" w:author="Claude (AI) - proposed" w:date="2026-10-15T12:58:28Z">
+            <w:ins w:id="9105" w:author="Claude (AI) - proposed" w:date="2026-10-18T00:31:38Z">
               <w:r>
                 <w:rPr>
                   <w:rFonts w:ascii="Arial" w:cs="Arial" w:eastAsia="Arial" w:hAnsi="Arial"/>
@@ -13961,7 +13961,7 @@
             <w:pPr>
               <w:spacing w:after="20" w:before="0"/>
             </w:pPr>
-            <w:hyperlink w:history="1" r:id="rIduuazq1f6cuvhipp_6-6jk">
+            <w:hyperlink w:history="1" r:id="rIdfy6hv9cnaergt2h8t9fyx">
               <w:r>
                 <w:rPr>
                   <w:rFonts w:ascii="Arial" w:cs="Arial" w:eastAsia="Arial" w:hAnsi="Arial"/>
@@ -13994,7 +13994,7 @@
               <w:spacing w:after="10" w:before="0"/>
               <w:ind w:left="120"/>
             </w:pPr>
-            <w:hyperlink w:history="1" r:id="rIdd_ihsb479zifxyjbsmnyg">
+            <w:hyperlink w:history="1" r:id="rId1l7hlhmtfl7zuu_bbuxew">
               <w:r>
                 <w:rPr>
                   <w:rFonts w:ascii="Arial" w:cs="Arial" w:eastAsia="Arial" w:hAnsi="Arial"/>
@@ -14039,7 +14039,7 @@
             <w:pPr>
               <w:spacing w:after="20" w:before="0"/>
             </w:pPr>
-            <w:hyperlink w:history="1" r:id="rIdyhy-ktyd5erfwgfssxioy">
+            <w:hyperlink w:history="1" r:id="rIduxzqh6-2z6m3hcq5kayjf">
               <w:r>
                 <w:rPr>
                   <w:rFonts w:ascii="Arial" w:cs="Arial" w:eastAsia="Arial" w:hAnsi="Arial"/>
@@ -14072,7 +14072,7 @@
               <w:spacing w:after="10" w:before="0"/>
               <w:ind w:left="120"/>
             </w:pPr>
-            <w:hyperlink w:history="1" r:id="rIdryudanjtgudtfdk3ltmoh">
+            <w:hyperlink w:history="1" r:id="rIdijgidnptkwvsnqhgfkwjk">
               <w:r>
                 <w:rPr>
                   <w:rFonts w:ascii="Arial" w:cs="Arial" w:eastAsia="Arial" w:hAnsi="Arial"/>
@@ -14272,7 +14272,7 @@
             <w:pPr>
               <w:spacing w:after="20" w:before="0"/>
             </w:pPr>
-            <w:hyperlink w:history="1" r:id="rIdpkjc5kh9h6195mq942fgk">
+            <w:hyperlink w:history="1" r:id="rIdfgmnsiufnmvd-eikthlu3">
               <w:r>
                 <w:rPr>
                   <w:rFonts w:ascii="Arial" w:cs="Arial" w:eastAsia="Arial" w:hAnsi="Arial"/>
@@ -14305,7 +14305,7 @@
               <w:spacing w:after="10" w:before="0"/>
               <w:ind w:left="120"/>
             </w:pPr>
-            <w:hyperlink w:history="1" r:id="rId4jzr1mhvsgc8ko9-9yxrn">
+            <w:hyperlink w:history="1" r:id="rId4u-gmsrbjl2d0q-kclrmx">
               <w:r>
                 <w:rPr>
                   <w:rFonts w:ascii="Arial" w:cs="Arial" w:eastAsia="Arial" w:hAnsi="Arial"/>
@@ -14350,7 +14350,7 @@
             <w:pPr>
               <w:spacing w:after="20" w:before="0"/>
             </w:pPr>
-            <w:hyperlink w:history="1" r:id="rIdc2oqt9yjr0nmjqhaulxai">
+            <w:hyperlink w:history="1" r:id="rId-ns8dg8n1_c3rkmorhyjl">
               <w:r>
                 <w:rPr>
                   <w:rFonts w:ascii="Arial" w:cs="Arial" w:eastAsia="Arial" w:hAnsi="Arial"/>
@@ -14383,7 +14383,7 @@
               <w:spacing w:after="10" w:before="0"/>
               <w:ind w:left="120"/>
             </w:pPr>
-            <w:hyperlink w:history="1" r:id="rIduoupd09pnm0ebkgv7mxlz">
+            <w:hyperlink w:history="1" r:id="rId8mdke-brmpfmo_0xreynf">
               <w:r>
                 <w:rPr>
                   <w:rFonts w:ascii="Arial" w:cs="Arial" w:eastAsia="Arial" w:hAnsi="Arial"/>
@@ -14461,7 +14461,7 @@
               </w:rPr>
               <w:t xml:space="preserve">Hand out the data cards and graph paper. Say: 'Look at the numbers first. Where does the cyclist's displacement go up, where does it stay the same, and where does it come back to zero?' Circulate and ask: 'Atieno ends at displacement 0. Where is she?' (back at home). Give WAIT TIME of 10-15 seconds after each question. Cold-call 3 groups to report what they notice in the table of the walking activity. Say: 'Positive means away from home; the return trip brings the displacement back to zero.' Remind learners that displacement has direction, as met in Lesson 2.</w:t>
             </w:r>
-            <w:ins w:id="9106" w:author="Claude (AI) - proposed" w:date="2026-10-15T12:58:28Z">
+            <w:ins w:id="9106" w:author="Claude (AI) - proposed" w:date="2026-10-18T00:31:38Z">
               <w:r>
                 <w:rPr>
                   <w:rFonts w:ascii="Arial" w:cs="Arial" w:eastAsia="Arial" w:hAnsi="Arial"/>
@@ -14598,7 +14598,7 @@
             <w:pPr>
               <w:spacing w:after="20" w:before="0"/>
             </w:pPr>
-            <w:hyperlink w:history="1" r:id="rIdxc7mgpen69_ovop5lkcs-">
+            <w:hyperlink w:history="1" r:id="rIdia1cqp8vhc5isckgw96cz">
               <w:r>
                 <w:rPr>
                   <w:rFonts w:ascii="Arial" w:cs="Arial" w:eastAsia="Arial" w:hAnsi="Arial"/>
@@ -14647,7 +14647,7 @@
               <w:spacing w:after="10" w:before="0"/>
               <w:ind w:left="120"/>
             </w:pPr>
-            <w:hyperlink w:history="1" r:id="rIdtjj1b597qyjdy90bjybjy">
+            <w:hyperlink w:history="1" r:id="rIdxup_lswfhtrh0iyuy6z1c">
               <w:r>
                 <w:rPr>
                   <w:rFonts w:ascii="Arial" w:cs="Arial" w:eastAsia="Arial" w:hAnsi="Arial"/>
@@ -14692,7 +14692,7 @@
             <w:pPr>
               <w:spacing w:after="20" w:before="0"/>
             </w:pPr>
-            <w:hyperlink w:history="1" r:id="rId2f1m1cqwj694axi6znrbk">
+            <w:hyperlink w:history="1" r:id="rIdjjsyidiibrh88t_z_bd6h">
               <w:r>
                 <w:rPr>
                   <w:rFonts w:ascii="Arial" w:cs="Arial" w:eastAsia="Arial" w:hAnsi="Arial"/>
@@ -14725,7 +14725,7 @@
               <w:spacing w:after="10" w:before="0"/>
               <w:ind w:left="120"/>
             </w:pPr>
-            <w:hyperlink w:history="1" r:id="rId2ifpq5an8kolrg1ad_iod">
+            <w:hyperlink w:history="1" r:id="rIdcga_eboboi5uda_xdcavm">
               <w:r>
                 <w:rPr>
                   <w:rFonts w:ascii="Arial" w:cs="Arial" w:eastAsia="Arial" w:hAnsi="Arial"/>
@@ -14803,7 +14803,7 @@
               </w:rPr>
               <w:t xml:space="preserve">Model one scale choice on the board: 'The biggest time is 60 min and the page is 20 squares wide, so 1 cm for 10 min fits.' Ask: 'Why would 1 cm for 1 min not fit?' Give WAIT TIME of 10-15 seconds. Walk around with a checklist: axes labelled with units, scale even, points plotted exactly, ruler used. Cold-call 3 learners to describe a graph using only the words 'flat', 'rising' and 'falling'. Say: 'Today we describe the shape only. In the next lesson we will find out what the steepness tells us.' Do not introduce gradient calculations. Ask: 'Which situation gives a line that comes back down? What does that tell us about the direction of the cyclist's movement?'</w:t>
             </w:r>
-            <w:ins w:id="9107" w:author="Claude (AI) - proposed" w:date="2026-10-15T12:58:28Z">
+            <w:ins w:id="9107" w:author="Claude (AI) - proposed" w:date="2026-10-18T00:31:38Z">
               <w:r>
                 <w:rPr>
                   <w:rFonts w:ascii="Arial" w:cs="Arial" w:eastAsia="Arial" w:hAnsi="Arial"/>
@@ -14940,7 +14940,7 @@
             <w:pPr>
               <w:spacing w:after="20" w:before="0"/>
             </w:pPr>
-            <w:hyperlink w:history="1" r:id="rIdbq1s9wd1zelrdkvqnhog_">
+            <w:hyperlink w:history="1" r:id="rIdusxnqs_ykbpgnbg3vfxyb">
               <w:r>
                 <w:rPr>
                   <w:rFonts w:ascii="Arial" w:cs="Arial" w:eastAsia="Arial" w:hAnsi="Arial"/>
@@ -14989,7 +14989,7 @@
               <w:spacing w:after="10" w:before="0"/>
               <w:ind w:left="120"/>
             </w:pPr>
-            <w:hyperlink w:history="1" r:id="rIdipx4pakxn_g8lnq5o5vvv">
+            <w:hyperlink w:history="1" r:id="rIdo9nlybrabrvv9cljgmbat">
               <w:r>
                 <w:rPr>
                   <w:rFonts w:ascii="Arial" w:cs="Arial" w:eastAsia="Arial" w:hAnsi="Arial"/>
@@ -15034,7 +15034,7 @@
             <w:pPr>
               <w:spacing w:after="20" w:before="0"/>
             </w:pPr>
-            <w:hyperlink w:history="1" r:id="rIdyapxgfme7zi5bzjt2yqyg">
+            <w:hyperlink w:history="1" r:id="rId41rhq6bt6xvkwzswxzham">
               <w:r>
                 <w:rPr>
                   <w:rFonts w:ascii="Arial" w:cs="Arial" w:eastAsia="Arial" w:hAnsi="Arial"/>
@@ -15067,7 +15067,7 @@
               <w:spacing w:after="10" w:before="0"/>
               <w:ind w:left="120"/>
             </w:pPr>
-            <w:hyperlink w:history="1" r:id="rIdw8k9jzwyckroa7ilocpfu">
+            <w:hyperlink w:history="1" r:id="rIdsmxr1ufujy1jugsqz1y9w">
               <w:r>
                 <w:rPr>
                   <w:rFonts w:ascii="Arial" w:cs="Arial" w:eastAsia="Arial" w:hAnsi="Arial"/>
@@ -15267,7 +15267,7 @@
             <w:pPr>
               <w:spacing w:after="20" w:before="0"/>
             </w:pPr>
-            <w:hyperlink w:history="1" r:id="rIdafymns4vung16eg2szd6m">
+            <w:hyperlink w:history="1" r:id="rIdkbsgdtnbzbdnzv4rcinpd">
               <w:r>
                 <w:rPr>
                   <w:rFonts w:ascii="Arial" w:cs="Arial" w:eastAsia="Arial" w:hAnsi="Arial"/>
@@ -15316,7 +15316,7 @@
               <w:spacing w:after="10" w:before="0"/>
               <w:ind w:left="120"/>
             </w:pPr>
-            <w:hyperlink w:history="1" r:id="rId8gkxdyfiao2hszhqfggbe">
+            <w:hyperlink w:history="1" r:id="rId_m43zduuuzsu-4bdk9vky">
               <w:r>
                 <w:rPr>
                   <w:rFonts w:ascii="Arial" w:cs="Arial" w:eastAsia="Arial" w:hAnsi="Arial"/>
@@ -15361,7 +15361,7 @@
             <w:pPr>
               <w:spacing w:after="20" w:before="0"/>
             </w:pPr>
-            <w:hyperlink w:history="1" r:id="rId6jsfcrrteskgg9btmlacg">
+            <w:hyperlink w:history="1" r:id="rId_8efzfdyzttb56q7jwk_q">
               <w:r>
                 <w:rPr>
                   <w:rFonts w:ascii="Arial" w:cs="Arial" w:eastAsia="Arial" w:hAnsi="Arial"/>
@@ -15410,7 +15410,7 @@
               <w:spacing w:after="10" w:before="0"/>
               <w:ind w:left="120"/>
             </w:pPr>
-            <w:hyperlink w:history="1" r:id="rIdkgncu6k96vl-hk7vsmwr8">
+            <w:hyperlink w:history="1" r:id="rId5zn1mmnxk_6u_lql8ks4u">
               <w:r>
                 <w:rPr>
                   <w:rFonts w:ascii="Arial" w:cs="Arial" w:eastAsia="Arial" w:hAnsi="Arial"/>
@@ -15935,7 +15935,7 @@
         </w:rPr>
         <w:t xml:space="preserve">© 2026 SeaVuria and ARES. Aligned with KICD objectives. Developed by SeaVuria; technical implementation by ARES (with AI assistance from Claude). Licensed under </w:t>
       </w:r>
-      <w:hyperlink w:history="1" r:id="rIdhogp3gakpvy0lzrgvb2ht">
+      <w:hyperlink w:history="1" r:id="rIdqbktppcwsutjmozexcffi">
         <w:r>
           <w:rPr>
             <w:rFonts w:ascii="Arial" w:cs="Arial" w:eastAsia="Arial" w:hAnsi="Arial"/>
@@ -15956,7 +15956,7 @@
         </w:rPr>
         <w:t xml:space="preserve"> (</w:t>
       </w:r>
-      <w:hyperlink w:history="1" r:id="rIdtfh2qtuavm2l5cwp0fr9a">
+      <w:hyperlink w:history="1" r:id="rId1ruucd2soe7iaflh1pxcm">
         <w:r>
           <w:rPr>
             <w:rFonts w:ascii="Arial" w:cs="Arial" w:eastAsia="Arial" w:hAnsi="Arial"/>
@@ -16464,10 +16464,10 @@
               <w:spacing w:after="40" w:before="0"/>
               <w:jc w:val="left"/>
               <w:rPr>
-                <w:ins w:id="9109" w:author="Claude (AI) - proposed" w:date="2026-10-15T12:58:28Z"/>
-              </w:rPr>
-            </w:pPr>
-            <w:ins w:id="9108" w:author="Claude (AI) - proposed" w:date="2026-10-15T12:58:28Z">
+                <w:ins w:id="9109" w:author="Claude (AI) - proposed" w:date="2026-10-18T00:31:38Z"/>
+              </w:rPr>
+            </w:pPr>
+            <w:ins w:id="9108" w:author="Claude (AI) - proposed" w:date="2026-10-18T00:31:38Z">
               <w:r>
                 <w:rPr>
                   <w:rFonts w:ascii="Arial" w:cs="Arial" w:eastAsia="Arial" w:hAnsi="Arial"/>
@@ -16489,10 +16489,10 @@
               <w:spacing w:after="40" w:before="0"/>
               <w:jc w:val="left"/>
               <w:rPr>
-                <w:del w:id="9111" w:author="Claude (AI) - proposed" w:date="2026-10-15T12:58:28Z"/>
-              </w:rPr>
-            </w:pPr>
-            <w:del w:id="9110" w:author="Claude (AI) - proposed" w:date="2026-10-15T12:58:28Z">
+                <w:del w:id="9111" w:author="Claude (AI) - proposed" w:date="2026-10-18T00:31:38Z"/>
+              </w:rPr>
+            </w:pPr>
+            <w:del w:id="9110" w:author="Claude (AI) - proposed" w:date="2026-10-18T00:31:38Z">
               <w:r>
                 <w:rPr>
                   <w:rFonts w:ascii="Arial" w:cs="Arial" w:eastAsia="Arial" w:hAnsi="Arial"/>
@@ -16738,7 +16738,7 @@
               </w:rPr>
               <w:t xml:space="preserve">Learners start with the overtaking puzzle in mind: how do we describe and predict motion with numbers and graphs? They predict what different graph shapes mean for the returning cyclist Atieno (Naivasha to Lake Naivasha gate and back). In the Observe phase they work in pairs with the graph drawn in Lesson 4, points (0,0), (30,6), (40,6), (60,0) in (min,km), and calculate the gradient of each section: 12 km/h, 0 and -18 km/h. In the Explain phase they use two graphs on the same axes for a matatu leaving Naivasha at 60 km/h and a private car leaving Nakuru at 90 km/h, 60 km apart, and find that they meet after 24 minutes, 24 km from Naivasha. They add new questions to the Driving Question Board and update their model by recording that gradient gives velocity and sign gives direction, and that the oncoming lorry L would have a negative gradient on the same graph as the cars A and B moving towards Nakuru. No new numbers for the overtaking are introduced beyond what learners already know; the speeds of A (20 m/s) and the lorry (-20 m/s) are used only as examples of the sign of the gradient.</w:t>
             </w:r>
-            <w:ins w:id="9112" w:author="Claude (AI) - proposed" w:date="2026-10-15T12:58:28Z">
+            <w:ins w:id="9112" w:author="Claude (AI) - proposed" w:date="2026-10-18T00:31:38Z">
               <w:r>
                 <w:rPr>
                   <w:rFonts w:ascii="Arial" w:cs="Arial" w:eastAsia="Arial" w:hAnsi="Arial"/>
@@ -17041,7 +17041,7 @@
             <w:pPr>
               <w:spacing w:after="20" w:before="0"/>
             </w:pPr>
-            <w:hyperlink w:history="1" r:id="rId6pk_qiicqkyaiizt-8zts">
+            <w:hyperlink w:history="1" r:id="rIdnwp65jnol1qacu41y6xh4">
               <w:r>
                 <w:rPr>
                   <w:rFonts w:ascii="Arial" w:cs="Arial" w:eastAsia="Arial" w:hAnsi="Arial"/>
@@ -17074,7 +17074,7 @@
               <w:spacing w:after="10" w:before="0"/>
               <w:ind w:left="120"/>
             </w:pPr>
-            <w:hyperlink w:history="1" r:id="rIdyjulsy0skcizqe8_k7nxh">
+            <w:hyperlink w:history="1" r:id="rIdkmaclcbcjvonwgxrdar9m">
               <w:r>
                 <w:rPr>
                   <w:rFonts w:ascii="Arial" w:cs="Arial" w:eastAsia="Arial" w:hAnsi="Arial"/>
@@ -17119,7 +17119,7 @@
             <w:pPr>
               <w:spacing w:after="20" w:before="0"/>
             </w:pPr>
-            <w:hyperlink w:history="1" r:id="rIdkpvvkeumdp4yl2qmb_siu">
+            <w:hyperlink w:history="1" r:id="rId01bzopbxsyadd88bz5guk">
               <w:r>
                 <w:rPr>
                   <w:rFonts w:ascii="Arial" w:cs="Arial" w:eastAsia="Arial" w:hAnsi="Arial"/>
@@ -17152,7 +17152,7 @@
               <w:spacing w:after="10" w:before="0"/>
               <w:ind w:left="120"/>
             </w:pPr>
-            <w:hyperlink w:history="1" r:id="rId8hviyjiqzavtlcq0pxuks">
+            <w:hyperlink w:history="1" r:id="rIdufbmpkyzhec_6tymf30o0">
               <w:r>
                 <w:rPr>
                   <w:rFonts w:ascii="Arial" w:cs="Arial" w:eastAsia="Arial" w:hAnsi="Arial"/>
@@ -17352,7 +17352,7 @@
             <w:pPr>
               <w:spacing w:after="20" w:before="0"/>
             </w:pPr>
-            <w:hyperlink w:history="1" r:id="rId4okahzby1cq253qdzlg4n">
+            <w:hyperlink w:history="1" r:id="rId9exemjbeikei5cdau1poz">
               <w:r>
                 <w:rPr>
                   <w:rFonts w:ascii="Arial" w:cs="Arial" w:eastAsia="Arial" w:hAnsi="Arial"/>
@@ -17385,7 +17385,7 @@
               <w:spacing w:after="10" w:before="0"/>
               <w:ind w:left="120"/>
             </w:pPr>
-            <w:hyperlink w:history="1" r:id="rIdinnmjd_e5qmgoemoxv2fx">
+            <w:hyperlink w:history="1" r:id="rIdudebwqi2owfice1lsryhp">
               <w:r>
                 <w:rPr>
                   <w:rFonts w:ascii="Arial" w:cs="Arial" w:eastAsia="Arial" w:hAnsi="Arial"/>
@@ -17430,7 +17430,7 @@
             <w:pPr>
               <w:spacing w:after="20" w:before="0"/>
             </w:pPr>
-            <w:hyperlink w:history="1" r:id="rIdtfd4977ll9on4yj-fruqp">
+            <w:hyperlink w:history="1" r:id="rIdsfmkspabxsfp3onqi7yda">
               <w:r>
                 <w:rPr>
                   <w:rFonts w:ascii="Arial" w:cs="Arial" w:eastAsia="Arial" w:hAnsi="Arial"/>
@@ -17463,7 +17463,7 @@
               <w:spacing w:after="10" w:before="0"/>
               <w:ind w:left="120"/>
             </w:pPr>
-            <w:hyperlink w:history="1" r:id="rIdlsa5qhhwhtcs_tciqsxgx">
+            <w:hyperlink w:history="1" r:id="rIda95pouxa9zmxhpnpn_cjs">
               <w:r>
                 <w:rPr>
                   <w:rFonts w:ascii="Arial" w:cs="Arial" w:eastAsia="Arial" w:hAnsi="Arial"/>
@@ -17663,7 +17663,7 @@
             <w:pPr>
               <w:spacing w:after="20" w:before="0"/>
             </w:pPr>
-            <w:hyperlink w:history="1" r:id="rId0pu4biq8s6buijb9ij8uq">
+            <w:hyperlink w:history="1" r:id="rIdflg-verypvtah3xtjeax2">
               <w:r>
                 <w:rPr>
                   <w:rFonts w:ascii="Arial" w:cs="Arial" w:eastAsia="Arial" w:hAnsi="Arial"/>
@@ -17696,7 +17696,7 @@
               <w:spacing w:after="10" w:before="0"/>
               <w:ind w:left="120"/>
             </w:pPr>
-            <w:hyperlink w:history="1" r:id="rIdlmgyrj-j0ftbzegv38pt8">
+            <w:hyperlink w:history="1" r:id="rIdtevxsusnhzwzfs7lmjvnp">
               <w:r>
                 <w:rPr>
                   <w:rFonts w:ascii="Arial" w:cs="Arial" w:eastAsia="Arial" w:hAnsi="Arial"/>
@@ -17741,7 +17741,7 @@
             <w:pPr>
               <w:spacing w:after="20" w:before="0"/>
             </w:pPr>
-            <w:hyperlink w:history="1" r:id="rIdrtl05f2yykpgopfgerege">
+            <w:hyperlink w:history="1" r:id="rIdx0gewwnon7zc3rd5qy5pr">
               <w:r>
                 <w:rPr>
                   <w:rFonts w:ascii="Arial" w:cs="Arial" w:eastAsia="Arial" w:hAnsi="Arial"/>
@@ -17774,7 +17774,7 @@
               <w:spacing w:after="10" w:before="0"/>
               <w:ind w:left="120"/>
             </w:pPr>
-            <w:hyperlink w:history="1" r:id="rIdm2h7ctyqysies7j-dukml">
+            <w:hyperlink w:history="1" r:id="rIdap453ubafgyxwlqnfwoh1">
               <w:r>
                 <w:rPr>
                   <w:rFonts w:ascii="Arial" w:cs="Arial" w:eastAsia="Arial" w:hAnsi="Arial"/>
@@ -17974,7 +17974,7 @@
             <w:pPr>
               <w:spacing w:after="20" w:before="0"/>
             </w:pPr>
-            <w:hyperlink w:history="1" r:id="rIdjzlr0ychleetcr9zc9-py">
+            <w:hyperlink w:history="1" r:id="rIdjviydk8kz7yt3va5sbbcl">
               <w:r>
                 <w:rPr>
                   <w:rFonts w:ascii="Arial" w:cs="Arial" w:eastAsia="Arial" w:hAnsi="Arial"/>
@@ -18007,7 +18007,7 @@
               <w:spacing w:after="10" w:before="0"/>
               <w:ind w:left="120"/>
             </w:pPr>
-            <w:hyperlink w:history="1" r:id="rIdrvs6nmaamluhouxvh5acc">
+            <w:hyperlink w:history="1" r:id="rIdiyacldbqbz-kbrx4clg_g">
               <w:r>
                 <w:rPr>
                   <w:rFonts w:ascii="Arial" w:cs="Arial" w:eastAsia="Arial" w:hAnsi="Arial"/>
@@ -18052,7 +18052,7 @@
             <w:pPr>
               <w:spacing w:after="20" w:before="0"/>
             </w:pPr>
-            <w:hyperlink w:history="1" r:id="rIdgr7xibl5hita3jicvq7z9">
+            <w:hyperlink w:history="1" r:id="rIdqiyb28ltxg3gyaydjmu3s">
               <w:r>
                 <w:rPr>
                   <w:rFonts w:ascii="Arial" w:cs="Arial" w:eastAsia="Arial" w:hAnsi="Arial"/>
@@ -18085,7 +18085,7 @@
               <w:spacing w:after="10" w:before="0"/>
               <w:ind w:left="120"/>
             </w:pPr>
-            <w:hyperlink w:history="1" r:id="rIde8neqjarpuogyvcmjo2j0">
+            <w:hyperlink w:history="1" r:id="rIdojjyboctum_lb44ge_qbu">
               <w:r>
                 <w:rPr>
                   <w:rFonts w:ascii="Arial" w:cs="Arial" w:eastAsia="Arial" w:hAnsi="Arial"/>
@@ -18130,7 +18130,7 @@
               </w:rPr>
               <w:t xml:space="preserve">Learners revisit the Driving Question Board. In groups of four, they write new questions on sticky notes and sort them into categories: 'what we now know', 'what we still need to find out'. Examples of what they now know: 'Gradient of a displacement-time graph gives velocity'; 'a negative gradient means moving in the opposite direction, like the oncoming lorry L'; 'a flat line means at rest'; 'the intersection of two graphs shows where and when two vehicles meet'. Examples of new questions: 'How do we show that Car B speeds up on a graph?', 'What does a graph of velocity against time look like?', 'How can we find the distance from a velocity graph?', 'Why does Car A look slow from Car B when both speedometers show high speeds?', 'How long does the overtaking take?'. Learners place the notes under the </w:t>
             </w:r>
-            <w:del w:id="9113" w:author="Claude (AI) - proposed" w:date="2026-10-15T12:58:28Z">
+            <w:del w:id="9113" w:author="Claude (AI) - proposed" w:date="2026-10-18T00:31:38Z">
               <w:r>
                 <w:rPr>
                   <w:rFonts w:ascii="Arial" w:cs="Arial" w:eastAsia="Arial" w:hAnsi="Arial"/>
@@ -18145,7 +18145,7 @@
                 <w:delText xml:space="preserve">two</w:delText>
               </w:r>
             </w:del>
-            <w:ins w:id="9114" w:author="Claude (AI) - proposed" w:date="2026-10-15T12:58:28Z">
+            <w:ins w:id="9114" w:author="Claude (AI) - proposed" w:date="2026-10-18T00:31:38Z">
               <w:r>
                 <w:rPr>
                   <w:rFonts w:ascii="Arial" w:cs="Arial" w:eastAsia="Arial" w:hAnsi="Arial"/>
@@ -18173,7 +18173,7 @@
               </w:rPr>
               <w:t xml:space="preserve"> KICD questions: 'How do </w:t>
             </w:r>
-            <w:del w:id="9115" w:author="Claude (AI) - proposed" w:date="2026-10-15T12:58:28Z">
+            <w:del w:id="9115" w:author="Claude (AI) - proposed" w:date="2026-10-18T00:31:38Z">
               <w:r>
                 <w:rPr>
                   <w:rFonts w:ascii="Arial" w:cs="Arial" w:eastAsia="Arial" w:hAnsi="Arial"/>
@@ -18188,7 +18188,7 @@
                 <w:delText xml:space="preserve">you determine the velocity of a moving body</w:delText>
               </w:r>
             </w:del>
-            <w:ins w:id="9116" w:author="Claude (AI) - proposed" w:date="2026-10-15T12:58:28Z">
+            <w:ins w:id="9116" w:author="Claude (AI) - proposed" w:date="2026-10-18T00:31:38Z">
               <w:r>
                 <w:rPr>
                   <w:rFonts w:ascii="Arial" w:cs="Arial" w:eastAsia="Arial" w:hAnsi="Arial"/>
@@ -18216,7 +18216,7 @@
               </w:rPr>
               <w:t xml:space="preserve">?' (partly answered today: </w:t>
             </w:r>
-            <w:del w:id="9117" w:author="Claude (AI) - proposed" w:date="2026-10-15T12:58:28Z">
+            <w:del w:id="9117" w:author="Claude (AI) - proposed" w:date="2026-10-18T00:31:38Z">
               <w:r>
                 <w:rPr>
                   <w:rFonts w:ascii="Arial" w:cs="Arial" w:eastAsia="Arial" w:hAnsi="Arial"/>
@@ -18231,7 +18231,7 @@
                 <w:delText xml:space="preserve">from the gradient</w:delText>
               </w:r>
             </w:del>
-            <w:ins w:id="9118" w:author="Claude (AI) - proposed" w:date="2026-10-15T12:58:28Z">
+            <w:ins w:id="9118" w:author="Claude (AI) - proposed" w:date="2026-10-18T00:31:38Z">
               <w:r>
                 <w:rPr>
                   <w:rFonts w:ascii="Arial" w:cs="Arial" w:eastAsia="Arial" w:hAnsi="Arial"/>
@@ -18259,7 +18259,7 @@
               </w:rPr>
               <w:t xml:space="preserve">) and 'How do </w:t>
             </w:r>
-            <w:del w:id="9119" w:author="Claude (AI) - proposed" w:date="2026-10-15T12:58:28Z">
+            <w:del w:id="9119" w:author="Claude (AI) - proposed" w:date="2026-10-18T00:31:38Z">
               <w:r>
                 <w:rPr>
                   <w:rFonts w:ascii="Arial" w:cs="Arial" w:eastAsia="Arial" w:hAnsi="Arial"/>
@@ -18274,7 +18274,7 @@
                 <w:delText xml:space="preserve">you determine the acceleration of a moving body</w:delText>
               </w:r>
             </w:del>
-            <w:ins w:id="9120" w:author="Claude (AI) - proposed" w:date="2026-10-15T12:58:28Z">
+            <w:ins w:id="9120" w:author="Claude (AI) - proposed" w:date="2026-10-18T00:31:38Z">
               <w:r>
                 <w:rPr>
                   <w:rFonts w:ascii="Arial" w:cs="Arial" w:eastAsia="Arial" w:hAnsi="Arial"/>
@@ -18457,7 +18457,7 @@
             <w:pPr>
               <w:spacing w:after="20" w:before="0"/>
             </w:pPr>
-            <w:hyperlink w:history="1" r:id="rIdkgiryh9fuf63il70wseoi">
+            <w:hyperlink w:history="1" r:id="rIdqz_17k1pzym_qx58hrdkf">
               <w:r>
                 <w:rPr>
                   <w:rFonts w:ascii="Arial" w:cs="Arial" w:eastAsia="Arial" w:hAnsi="Arial"/>
@@ -18506,7 +18506,7 @@
               <w:spacing w:after="10" w:before="0"/>
               <w:ind w:left="120"/>
             </w:pPr>
-            <w:hyperlink w:history="1" r:id="rIdtfqeha4gsqtibqp9qvovx">
+            <w:hyperlink w:history="1" r:id="rIdy6-kyidb0lehnw77b4dis">
               <w:r>
                 <w:rPr>
                   <w:rFonts w:ascii="Arial" w:cs="Arial" w:eastAsia="Arial" w:hAnsi="Arial"/>
@@ -18551,7 +18551,7 @@
             <w:pPr>
               <w:spacing w:after="20" w:before="0"/>
             </w:pPr>
-            <w:hyperlink w:history="1" r:id="rIdzov5swk_if-pogiuk6gcz">
+            <w:hyperlink w:history="1" r:id="rIdwse5vaffqh282cqxms2fa">
               <w:r>
                 <w:rPr>
                   <w:rFonts w:ascii="Arial" w:cs="Arial" w:eastAsia="Arial" w:hAnsi="Arial"/>
@@ -18600,7 +18600,7 @@
               <w:spacing w:after="10" w:before="0"/>
               <w:ind w:left="120"/>
             </w:pPr>
-            <w:hyperlink w:history="1" r:id="rIdtr56-j6skjlq0tds8u5su">
+            <w:hyperlink w:history="1" r:id="rIdonwgfjzohy8w9nshov9yn">
               <w:r>
                 <w:rPr>
                   <w:rFonts w:ascii="Arial" w:cs="Arial" w:eastAsia="Arial" w:hAnsi="Arial"/>
@@ -19125,7 +19125,7 @@
         </w:rPr>
         <w:t xml:space="preserve">© 2026 SeaVuria and ARES. Aligned with KICD objectives. Developed by SeaVuria; technical implementation by ARES (with AI assistance from Claude). Licensed under </w:t>
       </w:r>
-      <w:hyperlink w:history="1" r:id="rIditahzjmvwamkzismqa_dz">
+      <w:hyperlink w:history="1" r:id="rIdbsc4nzgo8k5l-ra7ciopq">
         <w:r>
           <w:rPr>
             <w:rFonts w:ascii="Arial" w:cs="Arial" w:eastAsia="Arial" w:hAnsi="Arial"/>
@@ -19146,7 +19146,7 @@
         </w:rPr>
         <w:t xml:space="preserve"> (</w:t>
       </w:r>
-      <w:hyperlink w:history="1" r:id="rIdyzw-t7dpd2gifydv_lobd">
+      <w:hyperlink w:history="1" r:id="rId7aiqkqndgnhjzjdmpxe5f">
         <w:r>
           <w:rPr>
             <w:rFonts w:ascii="Arial" w:cs="Arial" w:eastAsia="Arial" w:hAnsi="Arial"/>
@@ -19654,7 +19654,7 @@
               <w:spacing w:after="40" w:before="0"/>
               <w:jc w:val="left"/>
             </w:pPr>
-            <w:del w:id="9121" w:author="Claude (AI) - proposed" w:date="2026-10-15T12:58:28Z">
+            <w:del w:id="9121" w:author="Claude (AI) - proposed" w:date="2026-10-18T00:31:38Z">
               <w:r>
                 <w:rPr>
                   <w:rFonts w:ascii="Arial" w:cs="Arial" w:eastAsia="Arial" w:hAnsi="Arial"/>
@@ -19669,7 +19669,7 @@
                 <w:delText xml:space="preserve">How do you determine the velocity of a moving body? How do you determine the acceleration of a moving body</w:delText>
               </w:r>
             </w:del>
-            <w:ins w:id="9122" w:author="Claude (AI) - proposed" w:date="2026-10-15T12:58:28Z">
+            <w:ins w:id="9122" w:author="Claude (AI) - proposed" w:date="2026-10-18T00:31:38Z">
               <w:r>
                 <w:rPr>
                   <w:rFonts w:ascii="Arial" w:cs="Arial" w:eastAsia="Arial" w:hAnsi="Arial"/>
@@ -19928,7 +19928,7 @@
               </w:rPr>
               <w:t xml:space="preserve">Learners return to the Naivasha overtaking clip. Achieng watches the speedometers from the back seat of Car B, so learners predict what her speedometer readings would look like as a picture. They then plot three velocity-time graphs from tables: Car B (t = 0 to 7.5 s, v from 20 to 30 m/s), Car A (constant 20 m/s) and the braking matatu (t = 0 to 10 s, v from 20 to 0 m/s). They compare the three shapes, name them as speeding up, steady speed and slowing down, and connect each shape to the acceleration already calculated in Lesson 3. Learners update the DQB and add the graphs to their class model of the overtake.</w:t>
             </w:r>
-            <w:ins w:id="9123" w:author="Claude (AI) - proposed" w:date="2026-10-15T12:58:28Z">
+            <w:ins w:id="9123" w:author="Claude (AI) - proposed" w:date="2026-10-18T00:31:38Z">
               <w:r>
                 <w:rPr>
                   <w:rFonts w:ascii="Arial" w:cs="Arial" w:eastAsia="Arial" w:hAnsi="Arial"/>
@@ -20231,7 +20231,7 @@
             <w:pPr>
               <w:spacing w:after="20" w:before="0"/>
             </w:pPr>
-            <w:hyperlink w:history="1" r:id="rIddpnguufsqfa_cclvgtjyj">
+            <w:hyperlink w:history="1" r:id="rIdupfquf4dl9a5zxgomzeht">
               <w:r>
                 <w:rPr>
                   <w:rFonts w:ascii="Arial" w:cs="Arial" w:eastAsia="Arial" w:hAnsi="Arial"/>
@@ -20280,7 +20280,7 @@
               <w:spacing w:after="10" w:before="0"/>
               <w:ind w:left="120"/>
             </w:pPr>
-            <w:hyperlink w:history="1" r:id="rIdfrnogfms47ufvvgrwxsuc">
+            <w:hyperlink w:history="1" r:id="rIdbiz5nogpc99gsoe4wlfb9">
               <w:r>
                 <w:rPr>
                   <w:rFonts w:ascii="Arial" w:cs="Arial" w:eastAsia="Arial" w:hAnsi="Arial"/>
@@ -20325,7 +20325,7 @@
             <w:pPr>
               <w:spacing w:after="20" w:before="0"/>
             </w:pPr>
-            <w:hyperlink w:history="1" r:id="rIduj4bj3truvnz3bk21alw-">
+            <w:hyperlink w:history="1" r:id="rIdcf--p0mlf1czgopwglndm">
               <w:r>
                 <w:rPr>
                   <w:rFonts w:ascii="Arial" w:cs="Arial" w:eastAsia="Arial" w:hAnsi="Arial"/>
@@ -20358,7 +20358,7 @@
               <w:spacing w:after="10" w:before="0"/>
               <w:ind w:left="120"/>
             </w:pPr>
-            <w:hyperlink w:history="1" r:id="rIdyfjdczyo-x8599xrdgjkt">
+            <w:hyperlink w:history="1" r:id="rIdv0ffncv7cga19w7v5q6uh">
               <w:r>
                 <w:rPr>
                   <w:rFonts w:ascii="Arial" w:cs="Arial" w:eastAsia="Arial" w:hAnsi="Arial"/>
@@ -20558,7 +20558,7 @@
             <w:pPr>
               <w:spacing w:after="20" w:before="0"/>
             </w:pPr>
-            <w:hyperlink w:history="1" r:id="rIdhwpxxsgukzjnxmep6m1fp">
+            <w:hyperlink w:history="1" r:id="rId9ucu3n9wjpqo0xw6umtvm">
               <w:r>
                 <w:rPr>
                   <w:rFonts w:ascii="Arial" w:cs="Arial" w:eastAsia="Arial" w:hAnsi="Arial"/>
@@ -20607,7 +20607,7 @@
               <w:spacing w:after="10" w:before="0"/>
               <w:ind w:left="120"/>
             </w:pPr>
-            <w:hyperlink w:history="1" r:id="rIdj0wukxut4ku5cfv0dowdi">
+            <w:hyperlink w:history="1" r:id="rId9qo6obstwe_l9knhf7wkq">
               <w:r>
                 <w:rPr>
                   <w:rFonts w:ascii="Arial" w:cs="Arial" w:eastAsia="Arial" w:hAnsi="Arial"/>
@@ -20652,7 +20652,7 @@
             <w:pPr>
               <w:spacing w:after="20" w:before="0"/>
             </w:pPr>
-            <w:hyperlink w:history="1" r:id="rIdckbbu4qcec_f1jumh6sun">
+            <w:hyperlink w:history="1" r:id="rIdgeyaeny68neizusfyle6v">
               <w:r>
                 <w:rPr>
                   <w:rFonts w:ascii="Arial" w:cs="Arial" w:eastAsia="Arial" w:hAnsi="Arial"/>
@@ -20685,7 +20685,7 @@
               <w:spacing w:after="10" w:before="0"/>
               <w:ind w:left="120"/>
             </w:pPr>
-            <w:hyperlink w:history="1" r:id="rIdrlavf1tojrhsf8m-yiimr">
+            <w:hyperlink w:history="1" r:id="rIdgvauxmlq2hdz74b0yz0j1">
               <w:r>
                 <w:rPr>
                   <w:rFonts w:ascii="Arial" w:cs="Arial" w:eastAsia="Arial" w:hAnsi="Arial"/>
@@ -20885,7 +20885,7 @@
             <w:pPr>
               <w:spacing w:after="20" w:before="0"/>
             </w:pPr>
-            <w:hyperlink w:history="1" r:id="rIdab_rziumshtftubhlpmmj">
+            <w:hyperlink w:history="1" r:id="rId9jrdzcl15lb-wblz5_whc">
               <w:r>
                 <w:rPr>
                   <w:rFonts w:ascii="Arial" w:cs="Arial" w:eastAsia="Arial" w:hAnsi="Arial"/>
@@ -20934,7 +20934,7 @@
               <w:spacing w:after="10" w:before="0"/>
               <w:ind w:left="120"/>
             </w:pPr>
-            <w:hyperlink w:history="1" r:id="rIdjx9okbshp-edfgtdexyve">
+            <w:hyperlink w:history="1" r:id="rIdrnajegqtwxfsiu5ovqccr">
               <w:r>
                 <w:rPr>
                   <w:rFonts w:ascii="Arial" w:cs="Arial" w:eastAsia="Arial" w:hAnsi="Arial"/>
@@ -20979,7 +20979,7 @@
             <w:pPr>
               <w:spacing w:after="20" w:before="0"/>
             </w:pPr>
-            <w:hyperlink w:history="1" r:id="rIdjwxblhf7-myizj9_tezvx">
+            <w:hyperlink w:history="1" r:id="rIdwfkjd5qec1twr50g96acn">
               <w:r>
                 <w:rPr>
                   <w:rFonts w:ascii="Arial" w:cs="Arial" w:eastAsia="Arial" w:hAnsi="Arial"/>
@@ -21028,7 +21028,7 @@
               <w:spacing w:after="10" w:before="0"/>
               <w:ind w:left="120"/>
             </w:pPr>
-            <w:hyperlink w:history="1" r:id="rId2eh-4uvnasadxga7ozg7f">
+            <w:hyperlink w:history="1" r:id="rIdip1slbqr1uh7_hhapoae1">
               <w:r>
                 <w:rPr>
                   <w:rFonts w:ascii="Arial" w:cs="Arial" w:eastAsia="Arial" w:hAnsi="Arial"/>
@@ -21228,7 +21228,7 @@
             <w:pPr>
               <w:spacing w:after="20" w:before="0"/>
             </w:pPr>
-            <w:hyperlink w:history="1" r:id="rId318mtsvnwy-jsooa_k9dg">
+            <w:hyperlink w:history="1" r:id="rIdrticsjxv9ocr27wl3vcex">
               <w:r>
                 <w:rPr>
                   <w:rFonts w:ascii="Arial" w:cs="Arial" w:eastAsia="Arial" w:hAnsi="Arial"/>
@@ -21277,7 +21277,7 @@
               <w:spacing w:after="10" w:before="0"/>
               <w:ind w:left="120"/>
             </w:pPr>
-            <w:hyperlink w:history="1" r:id="rId7bufutriaqsgplkznf46a">
+            <w:hyperlink w:history="1" r:id="rIdcoi5owe8z5ga_pfxizppp">
               <w:r>
                 <w:rPr>
                   <w:rFonts w:ascii="Arial" w:cs="Arial" w:eastAsia="Arial" w:hAnsi="Arial"/>
@@ -21322,7 +21322,7 @@
             <w:pPr>
               <w:spacing w:after="20" w:before="0"/>
             </w:pPr>
-            <w:hyperlink w:history="1" r:id="rIdum6q2kux46ypcbq-rugie">
+            <w:hyperlink w:history="1" r:id="rIdmbkows6yw7be15bughejn">
               <w:r>
                 <w:rPr>
                   <w:rFonts w:ascii="Arial" w:cs="Arial" w:eastAsia="Arial" w:hAnsi="Arial"/>
@@ -21371,7 +21371,7 @@
               <w:spacing w:after="10" w:before="0"/>
               <w:ind w:left="120"/>
             </w:pPr>
-            <w:hyperlink w:history="1" r:id="rIdtzgggeazd9knvhq47vib0">
+            <w:hyperlink w:history="1" r:id="rIdhlzwkk_wiywqtnpcrbw5l">
               <w:r>
                 <w:rPr>
                   <w:rFonts w:ascii="Arial" w:cs="Arial" w:eastAsia="Arial" w:hAnsi="Arial"/>
@@ -21571,7 +21571,7 @@
             <w:pPr>
               <w:spacing w:after="20" w:before="0"/>
             </w:pPr>
-            <w:hyperlink w:history="1" r:id="rId6q-cxooqneytkp1xcm-ih">
+            <w:hyperlink w:history="1" r:id="rId_n5o4jrlgftvluduzzhs3">
               <w:r>
                 <w:rPr>
                   <w:rFonts w:ascii="Arial" w:cs="Arial" w:eastAsia="Arial" w:hAnsi="Arial"/>
@@ -21620,7 +21620,7 @@
               <w:spacing w:after="10" w:before="0"/>
               <w:ind w:left="120"/>
             </w:pPr>
-            <w:hyperlink w:history="1" r:id="rIdvzgxlxdedak4fwdm5psik">
+            <w:hyperlink w:history="1" r:id="rIdb7ejvpds7givujxmls32s">
               <w:r>
                 <w:rPr>
                   <w:rFonts w:ascii="Arial" w:cs="Arial" w:eastAsia="Arial" w:hAnsi="Arial"/>
@@ -21665,7 +21665,7 @@
             <w:pPr>
               <w:spacing w:after="20" w:before="0"/>
             </w:pPr>
-            <w:hyperlink w:history="1" r:id="rIdnchlamdx3q7kuae2dafmr">
+            <w:hyperlink w:history="1" r:id="rIdiadvcdjs4g7-ydhuf_1ll">
               <w:r>
                 <w:rPr>
                   <w:rFonts w:ascii="Arial" w:cs="Arial" w:eastAsia="Arial" w:hAnsi="Arial"/>
@@ -21714,7 +21714,7 @@
               <w:spacing w:after="10" w:before="0"/>
               <w:ind w:left="120"/>
             </w:pPr>
-            <w:hyperlink w:history="1" r:id="rIdx9evouf1ci-tvojyeeu9r">
+            <w:hyperlink w:history="1" r:id="rIdsaq1pfltxsfpktl1g7-0t">
               <w:r>
                 <w:rPr>
                   <w:rFonts w:ascii="Arial" w:cs="Arial" w:eastAsia="Arial" w:hAnsi="Arial"/>
@@ -22239,7 +22239,7 @@
         </w:rPr>
         <w:t xml:space="preserve">© 2026 SeaVuria and ARES. Aligned with KICD objectives. Developed by SeaVuria; technical implementation by ARES (with AI assistance from Claude). Licensed under </w:t>
       </w:r>
-      <w:hyperlink w:history="1" r:id="rIdqn_toydg-55tqfhvodgqa">
+      <w:hyperlink w:history="1" r:id="rIdyr1hzu3qizyib0dkxvvhe">
         <w:r>
           <w:rPr>
             <w:rFonts w:ascii="Arial" w:cs="Arial" w:eastAsia="Arial" w:hAnsi="Arial"/>
@@ -22260,7 +22260,7 @@
         </w:rPr>
         <w:t xml:space="preserve"> (</w:t>
       </w:r>
-      <w:hyperlink w:history="1" r:id="rIdjydha05hvwvioxt23rbvz">
+      <w:hyperlink w:history="1" r:id="rIdujk4m9eghks5srjox5fw2">
         <w:r>
           <w:rPr>
             <w:rFonts w:ascii="Arial" w:cs="Arial" w:eastAsia="Arial" w:hAnsi="Arial"/>
@@ -22768,10 +22768,10 @@
               <w:spacing w:after="40" w:before="0"/>
               <w:jc w:val="left"/>
               <w:rPr>
-                <w:ins w:id="9125" w:author="Claude (AI) - proposed" w:date="2026-10-15T12:58:28Z"/>
-              </w:rPr>
-            </w:pPr>
-            <w:ins w:id="9124" w:author="Claude (AI) - proposed" w:date="2026-10-15T12:58:28Z">
+                <w:ins w:id="9125" w:author="Claude (AI) - proposed" w:date="2026-10-18T00:31:38Z"/>
+              </w:rPr>
+            </w:pPr>
+            <w:ins w:id="9124" w:author="Claude (AI) - proposed" w:date="2026-10-18T00:31:38Z">
               <w:r>
                 <w:rPr>
                   <w:rFonts w:ascii="Arial" w:cs="Arial" w:eastAsia="Arial" w:hAnsi="Arial"/>
@@ -22793,10 +22793,10 @@
               <w:spacing w:after="40" w:before="0"/>
               <w:jc w:val="left"/>
               <w:rPr>
-                <w:del w:id="9127" w:author="Claude (AI) - proposed" w:date="2026-10-15T12:58:28Z"/>
-              </w:rPr>
-            </w:pPr>
-            <w:del w:id="9126" w:author="Claude (AI) - proposed" w:date="2026-10-15T12:58:28Z">
+                <w:del w:id="9127" w:author="Claude (AI) - proposed" w:date="2026-10-18T00:31:38Z"/>
+              </w:rPr>
+            </w:pPr>
+            <w:del w:id="9126" w:author="Claude (AI) - proposed" w:date="2026-10-18T00:31:38Z">
               <w:r>
                 <w:rPr>
                   <w:rFonts w:ascii="Arial" w:cs="Arial" w:eastAsia="Arial" w:hAnsi="Arial"/>
@@ -23042,7 +23042,7 @@
               </w:rPr>
               <w:t xml:space="preserve">Learners return to the Naivasha highway overtaking clip and their Lesson 6 velocity-time graphs for Car B (20 to 30 m/s in 5 s, then steady to 7.5 s) and Car A (steady 20 m/s). They predict what the slope and the shaded region under the line might mean. They find the gradient of B's sloping section (2 m/s^2) and the gradient of the braking matatu's line (-2 m/s^2). They split the area under B's graph into a trapezium (125 m) and a rectangle (75 m), giving 200 m, and the area under A's graph (150 m). They then check these against the split-time table. They add the new evidence to the Driving Question Board (DQB) and revise their model of the overtake.</w:t>
             </w:r>
-            <w:ins w:id="9128" w:author="Claude (AI) - proposed" w:date="2026-10-15T12:58:28Z">
+            <w:ins w:id="9128" w:author="Claude (AI) - proposed" w:date="2026-10-18T00:31:38Z">
               <w:r>
                 <w:rPr>
                   <w:rFonts w:ascii="Arial" w:cs="Arial" w:eastAsia="Arial" w:hAnsi="Arial"/>
@@ -23345,7 +23345,7 @@
             <w:pPr>
               <w:spacing w:after="20" w:before="0"/>
             </w:pPr>
-            <w:hyperlink w:history="1" r:id="rIdnqqgqxzj4esdm0gixf2hj">
+            <w:hyperlink w:history="1" r:id="rIdkawlggd2rt_yenttbgi65">
               <w:r>
                 <w:rPr>
                   <w:rFonts w:ascii="Arial" w:cs="Arial" w:eastAsia="Arial" w:hAnsi="Arial"/>
@@ -23378,7 +23378,7 @@
               <w:spacing w:after="10" w:before="0"/>
               <w:ind w:left="120"/>
             </w:pPr>
-            <w:hyperlink w:history="1" r:id="rId1pdip9vkbbkhaj8aihuie">
+            <w:hyperlink w:history="1" r:id="rIdpauwhq7th2p_3uz-ywxjq">
               <w:r>
                 <w:rPr>
                   <w:rFonts w:ascii="Arial" w:cs="Arial" w:eastAsia="Arial" w:hAnsi="Arial"/>
@@ -23423,7 +23423,7 @@
             <w:pPr>
               <w:spacing w:after="20" w:before="0"/>
             </w:pPr>
-            <w:hyperlink w:history="1" r:id="rId_qjrxss1dzfvwll71izz0">
+            <w:hyperlink w:history="1" r:id="rIdypag--aeky4jgbokld5qp">
               <w:r>
                 <w:rPr>
                   <w:rFonts w:ascii="Arial" w:cs="Arial" w:eastAsia="Arial" w:hAnsi="Arial"/>
@@ -23456,7 +23456,7 @@
               <w:spacing w:after="10" w:before="0"/>
               <w:ind w:left="120"/>
             </w:pPr>
-            <w:hyperlink w:history="1" r:id="rIdhh1r0b8aq_wtm3-yc85yl">
+            <w:hyperlink w:history="1" r:id="rIddwjeiicc-gk9od1afvdei">
               <w:r>
                 <w:rPr>
                   <w:rFonts w:ascii="Arial" w:cs="Arial" w:eastAsia="Arial" w:hAnsi="Arial"/>
@@ -23656,7 +23656,7 @@
             <w:pPr>
               <w:spacing w:after="20" w:before="0"/>
             </w:pPr>
-            <w:hyperlink w:history="1" r:id="rIdd34lgxnzov_r5ire3fzcu">
+            <w:hyperlink w:history="1" r:id="rIdkcraonfmekepzdhdk7xrf">
               <w:r>
                 <w:rPr>
                   <w:rFonts w:ascii="Arial" w:cs="Arial" w:eastAsia="Arial" w:hAnsi="Arial"/>
@@ -23689,7 +23689,7 @@
               <w:spacing w:after="10" w:before="0"/>
               <w:ind w:left="120"/>
             </w:pPr>
-            <w:hyperlink w:history="1" r:id="rId9aiatub6jnjhrvavvfn9t">
+            <w:hyperlink w:history="1" r:id="rIdlqzhkob9m3wupxl_zfznu">
               <w:r>
                 <w:rPr>
                   <w:rFonts w:ascii="Arial" w:cs="Arial" w:eastAsia="Arial" w:hAnsi="Arial"/>
@@ -23734,7 +23734,7 @@
             <w:pPr>
               <w:spacing w:after="20" w:before="0"/>
             </w:pPr>
-            <w:hyperlink w:history="1" r:id="rIdv-qdeuepoxks1trobjqg5">
+            <w:hyperlink w:history="1" r:id="rIdnw7mqzptv8sq7udu9d9ki">
               <w:r>
                 <w:rPr>
                   <w:rFonts w:ascii="Arial" w:cs="Arial" w:eastAsia="Arial" w:hAnsi="Arial"/>
@@ -23767,7 +23767,7 @@
               <w:spacing w:after="10" w:before="0"/>
               <w:ind w:left="120"/>
             </w:pPr>
-            <w:hyperlink w:history="1" r:id="rId_bve9qbb8f6oh56yzd0hg">
+            <w:hyperlink w:history="1" r:id="rIdbkbax5pd6vikkkjeomxc7">
               <w:r>
                 <w:rPr>
                   <w:rFonts w:ascii="Arial" w:cs="Arial" w:eastAsia="Arial" w:hAnsi="Arial"/>
@@ -23845,7 +23845,7 @@
               </w:rPr>
               <w:t xml:space="preserve">Circulate with a checklist. Say: "Show me the two points you chose. Which one is (t, v)? What are the units of your answer?" Prompt: "Why is the gradient of Car A's line zero? What does that say about its acceleration?" For the matatu: "Your answer is negative. What does the negative sign tell us about the matatu?" Insist on 'deceleration 2 m/s^2 means a = -2 m/s^2'. For area: "Which shape fits 0 to 5 s? Which fits 5 to 7.5 s? Name them before you calculate." Stop the class after the trapezium and ask for WAIT TIME of 10 seconds: "How can we check 125 m without using the graph?" Direct learners to the split-time table. Cold-call 3 pairs to report their totals (B 200 m, A 150 m, matatu 100 m). Support slower learners with a pre-drawn shaded graph; extend faster learners by asking them to find the area under A's line from 0 to 5 s (100 m) and compare with the table.</w:t>
             </w:r>
-            <w:ins w:id="9129" w:author="Claude (AI) - proposed" w:date="2026-10-15T12:58:28Z">
+            <w:ins w:id="9129" w:author="Claude (AI) - proposed" w:date="2026-10-18T00:31:38Z">
               <w:r>
                 <w:rPr>
                   <w:rFonts w:ascii="Arial" w:cs="Arial" w:eastAsia="Arial" w:hAnsi="Arial"/>
@@ -23893,7 +23893,7 @@
               </w:rPr>
               <w:t xml:space="preserve">Data Analysis with Triangulation: learners find the same quantity two ways (graph area and the split-time table), which builds confidence that the area under a velocity-time graph is distance, and that the gradient is acceleration. This answers </w:t>
             </w:r>
-            <w:del w:id="9130" w:author="Claude (AI) - proposed" w:date="2026-10-15T12:58:28Z">
+            <w:del w:id="9130" w:author="Claude (AI) - proposed" w:date="2026-10-18T00:31:38Z">
               <w:r>
                 <w:rPr>
                   <w:rFonts w:ascii="Arial" w:cs="Arial" w:eastAsia="Arial" w:hAnsi="Arial"/>
@@ -23908,7 +23908,7 @@
                 <w:delText xml:space="preserve">the KICD inquiry question on how to determine acceleration</w:delText>
               </w:r>
             </w:del>
-            <w:ins w:id="9131" w:author="Claude (AI) - proposed" w:date="2026-10-15T12:58:28Z">
+            <w:ins w:id="9131" w:author="Claude (AI) - proposed" w:date="2026-10-18T00:31:38Z">
               <w:r>
                 <w:rPr>
                   <w:rFonts w:ascii="Arial" w:cs="Arial" w:eastAsia="Arial" w:hAnsi="Arial"/>
@@ -24025,7 +24025,7 @@
             <w:pPr>
               <w:spacing w:after="20" w:before="0"/>
             </w:pPr>
-            <w:hyperlink w:history="1" r:id="rIdluezonfjd9dggzvc8c7kk">
+            <w:hyperlink w:history="1" r:id="rIdoyxia99zlnzkcfl-dhxqf">
               <w:r>
                 <w:rPr>
                   <w:rFonts w:ascii="Arial" w:cs="Arial" w:eastAsia="Arial" w:hAnsi="Arial"/>
@@ -24074,7 +24074,7 @@
               <w:spacing w:after="10" w:before="0"/>
               <w:ind w:left="120"/>
             </w:pPr>
-            <w:hyperlink w:history="1" r:id="rIdzedvywyiairbzyjk2rriv">
+            <w:hyperlink w:history="1" r:id="rIdghv-qj5hpaxndmwhx5n9z">
               <w:r>
                 <w:rPr>
                   <w:rFonts w:ascii="Arial" w:cs="Arial" w:eastAsia="Arial" w:hAnsi="Arial"/>
@@ -24119,7 +24119,7 @@
             <w:pPr>
               <w:spacing w:after="20" w:before="0"/>
             </w:pPr>
-            <w:hyperlink w:history="1" r:id="rIdpwcawi8zi8_vahmrh3b1e">
+            <w:hyperlink w:history="1" r:id="rIdqzbhdmkvr2f_na7f9alrz">
               <w:r>
                 <w:rPr>
                   <w:rFonts w:ascii="Arial" w:cs="Arial" w:eastAsia="Arial" w:hAnsi="Arial"/>
@@ -24168,7 +24168,7 @@
               <w:spacing w:after="10" w:before="0"/>
               <w:ind w:left="120"/>
             </w:pPr>
-            <w:hyperlink w:history="1" r:id="rIdo7jgwoxwc9apy5kqbkdh0">
+            <w:hyperlink w:history="1" r:id="rId0mszeysc4beszzidnnoqt">
               <w:r>
                 <w:rPr>
                   <w:rFonts w:ascii="Arial" w:cs="Arial" w:eastAsia="Arial" w:hAnsi="Arial"/>
@@ -24368,7 +24368,7 @@
             <w:pPr>
               <w:spacing w:after="20" w:before="0"/>
             </w:pPr>
-            <w:hyperlink w:history="1" r:id="rId3vkciovc_xpviealxhnja">
+            <w:hyperlink w:history="1" r:id="rIdh2hesrr6uxrswh-ifgw59">
               <w:r>
                 <w:rPr>
                   <w:rFonts w:ascii="Arial" w:cs="Arial" w:eastAsia="Arial" w:hAnsi="Arial"/>
@@ -24417,7 +24417,7 @@
               <w:spacing w:after="10" w:before="0"/>
               <w:ind w:left="120"/>
             </w:pPr>
-            <w:hyperlink w:history="1" r:id="rId4ld-9m45aokxbsuovinkb">
+            <w:hyperlink w:history="1" r:id="rIdz1joxn8rwo-xoenu_xhf4">
               <w:r>
                 <w:rPr>
                   <w:rFonts w:ascii="Arial" w:cs="Arial" w:eastAsia="Arial" w:hAnsi="Arial"/>
@@ -24462,7 +24462,7 @@
             <w:pPr>
               <w:spacing w:after="20" w:before="0"/>
             </w:pPr>
-            <w:hyperlink w:history="1" r:id="rIdbpeicdhflmldlfucywyh8">
+            <w:hyperlink w:history="1" r:id="rIdzf2xxnp2ukzqoqwum4h0-">
               <w:r>
                 <w:rPr>
                   <w:rFonts w:ascii="Arial" w:cs="Arial" w:eastAsia="Arial" w:hAnsi="Arial"/>
@@ -24511,7 +24511,7 @@
               <w:spacing w:after="10" w:before="0"/>
               <w:ind w:left="120"/>
             </w:pPr>
-            <w:hyperlink w:history="1" r:id="rId79xzweb2ydb9dnsvak_xf">
+            <w:hyperlink w:history="1" r:id="rIdadzouc6m8fxeqwmymvuyn">
               <w:r>
                 <w:rPr>
                   <w:rFonts w:ascii="Arial" w:cs="Arial" w:eastAsia="Arial" w:hAnsi="Arial"/>
@@ -24589,7 +24589,7 @@
               </w:rPr>
               <w:t xml:space="preserve">Say: "Look at our board. Which questions can we now answer with graph evidence? Move the note and write the evidence on it." WAIT TIME 10 seconds. Cold-call 3 learners to place and justify notes. Point out the remaining questions on relative speed and safety, and mark them as 'Lesson 8' and 'Lesson 9'. Remind the class of the </w:t>
             </w:r>
-            <w:del w:id="9132" w:author="Claude (AI) - proposed" w:date="2026-10-15T12:58:28Z">
+            <w:del w:id="9132" w:author="Claude (AI) - proposed" w:date="2026-10-18T00:31:38Z">
               <w:r>
                 <w:rPr>
                   <w:rFonts w:ascii="Arial" w:cs="Arial" w:eastAsia="Arial" w:hAnsi="Arial"/>
@@ -24604,7 +24604,7 @@
                 <w:delText xml:space="preserve">two KICD questions: "How do you determine the velocity of a moving body? How do you determine the acceleration of a moving body?" and ask which part of acceleration they now know</w:delText>
               </w:r>
             </w:del>
-            <w:ins w:id="9133" w:author="Claude (AI) - proposed" w:date="2026-10-15T12:58:28Z">
+            <w:ins w:id="9133" w:author="Claude (AI) - proposed" w:date="2026-10-18T00:31:38Z">
               <w:r>
                 <w:rPr>
                   <w:rFonts w:ascii="Arial" w:cs="Arial" w:eastAsia="Arial" w:hAnsi="Arial"/>
@@ -24754,7 +24754,7 @@
             <w:pPr>
               <w:spacing w:after="20" w:before="0"/>
             </w:pPr>
-            <w:hyperlink w:history="1" r:id="rIdmb-g-qt-bwlwgvt_ts0ue">
+            <w:hyperlink w:history="1" r:id="rId_qpnjtrljyag_l3rnxn3b">
               <w:r>
                 <w:rPr>
                   <w:rFonts w:ascii="Arial" w:cs="Arial" w:eastAsia="Arial" w:hAnsi="Arial"/>
@@ -24803,7 +24803,7 @@
               <w:spacing w:after="10" w:before="0"/>
               <w:ind w:left="120"/>
             </w:pPr>
-            <w:hyperlink w:history="1" r:id="rIduf5wbgqo6izczhmcap2cr">
+            <w:hyperlink w:history="1" r:id="rIdyqk_n3p-uepqfh3i9xuez">
               <w:r>
                 <w:rPr>
                   <w:rFonts w:ascii="Arial" w:cs="Arial" w:eastAsia="Arial" w:hAnsi="Arial"/>
@@ -24848,7 +24848,7 @@
             <w:pPr>
               <w:spacing w:after="20" w:before="0"/>
             </w:pPr>
-            <w:hyperlink w:history="1" r:id="rId0mbtq41syxmb3greu-lrm">
+            <w:hyperlink w:history="1" r:id="rIdvkahhezbtaitkiqjuzril">
               <w:r>
                 <w:rPr>
                   <w:rFonts w:ascii="Arial" w:cs="Arial" w:eastAsia="Arial" w:hAnsi="Arial"/>
@@ -24897,7 +24897,7 @@
               <w:spacing w:after="10" w:before="0"/>
               <w:ind w:left="120"/>
             </w:pPr>
-            <w:hyperlink w:history="1" r:id="rIdc_hj_y-gfo5dpk5o4wtmg">
+            <w:hyperlink w:history="1" r:id="rId3iardmbmq7t2cwtwqunfd">
               <w:r>
                 <w:rPr>
                   <w:rFonts w:ascii="Arial" w:cs="Arial" w:eastAsia="Arial" w:hAnsi="Arial"/>
@@ -25422,7 +25422,7 @@
         </w:rPr>
         <w:t xml:space="preserve">© 2026 SeaVuria and ARES. Aligned with KICD objectives. Developed by SeaVuria; technical implementation by ARES (with AI assistance from Claude). Licensed under </w:t>
       </w:r>
-      <w:hyperlink w:history="1" r:id="rId_ucrlplskqola0tzg0hne">
+      <w:hyperlink w:history="1" r:id="rIdvz9pejcqllcf0_iqthxyt">
         <w:r>
           <w:rPr>
             <w:rFonts w:ascii="Arial" w:cs="Arial" w:eastAsia="Arial" w:hAnsi="Arial"/>
@@ -25443,7 +25443,7 @@
         </w:rPr>
         <w:t xml:space="preserve"> (</w:t>
       </w:r>
-      <w:hyperlink w:history="1" r:id="rIdpuyj8ebri5agyvyejpuat">
+      <w:hyperlink w:history="1" r:id="rIdyipmsroluintvmyzntalc">
         <w:r>
           <w:rPr>
             <w:rFonts w:ascii="Arial" w:cs="Arial" w:eastAsia="Arial" w:hAnsi="Arial"/>
@@ -25964,7 +25964,7 @@
               </w:rPr>
               <w:t xml:space="preserve">1. </w:t>
             </w:r>
-            <w:del w:id="9134" w:author="Claude (AI) - proposed" w:date="2026-10-15T12:58:28Z">
+            <w:del w:id="9134" w:author="Claude (AI) - proposed" w:date="2026-10-18T00:31:38Z">
               <w:r>
                 <w:rPr>
                   <w:rFonts w:ascii="Arial" w:cs="Arial" w:eastAsia="Arial" w:hAnsi="Arial"/>
@@ -25979,7 +25979,7 @@
                 <w:delText xml:space="preserve">How do you determine the velocity of a moving body? 2. How do you determine the acceleration of a moving body</w:delText>
               </w:r>
             </w:del>
-            <w:ins w:id="9135" w:author="Claude (AI) - proposed" w:date="2026-10-15T12:58:28Z">
+            <w:ins w:id="9135" w:author="Claude (AI) - proposed" w:date="2026-10-18T00:31:38Z">
               <w:r>
                 <w:rPr>
                   <w:rFonts w:ascii="Arial" w:cs="Arial" w:eastAsia="Arial" w:hAnsi="Arial"/>
@@ -26007,7 +26007,7 @@
               </w:rPr>
               <w:t xml:space="preserve">? (Lesson 8 extends </w:t>
             </w:r>
-            <w:del w:id="9136" w:author="Claude (AI) - proposed" w:date="2026-10-15T12:58:28Z">
+            <w:del w:id="9136" w:author="Claude (AI) - proposed" w:date="2026-10-18T00:31:38Z">
               <w:r>
                 <w:rPr>
                   <w:rFonts w:ascii="Arial" w:cs="Arial" w:eastAsia="Arial" w:hAnsi="Arial"/>
@@ -26022,7 +26022,7 @@
                 <w:delText xml:space="preserve">question 1: velocity from one body's viewpoint is</w:delText>
               </w:r>
             </w:del>
-            <w:ins w:id="9137" w:author="Claude (AI) - proposed" w:date="2026-10-15T12:58:28Z">
+            <w:ins w:id="9137" w:author="Claude (AI) - proposed" w:date="2026-10-18T00:31:38Z">
               <w:r>
                 <w:rPr>
                   <w:rFonts w:ascii="Arial" w:cs="Arial" w:eastAsia="Arial" w:hAnsi="Arial"/>
@@ -26050,7 +26050,7 @@
               </w:rPr>
               <w:t xml:space="preserve"> found by combining the </w:t>
             </w:r>
-            <w:del w:id="9138" w:author="Claude (AI) - proposed" w:date="2026-10-15T12:58:28Z">
+            <w:del w:id="9138" w:author="Claude (AI) - proposed" w:date="2026-10-18T00:31:38Z">
               <w:r>
                 <w:rPr>
                   <w:rFonts w:ascii="Arial" w:cs="Arial" w:eastAsia="Arial" w:hAnsi="Arial"/>
@@ -26065,7 +26065,7 @@
                 <w:delText xml:space="preserve">velocities of</w:delText>
               </w:r>
             </w:del>
-            <w:ins w:id="9139" w:author="Claude (AI) - proposed" w:date="2026-10-15T12:58:28Z">
+            <w:ins w:id="9139" w:author="Claude (AI) - proposed" w:date="2026-10-18T00:31:38Z">
               <w:r>
                 <w:rPr>
                   <w:rFonts w:ascii="Arial" w:cs="Arial" w:eastAsia="Arial" w:hAnsi="Arial"/>
@@ -26093,7 +26093,7 @@
               </w:rPr>
               <w:t xml:space="preserve"> two bodies; the acceleration of B from Lesson 3 explains why relative speed grows from 0 to 10 m/s.)</w:t>
             </w:r>
-            <w:ins w:id="9140" w:author="Claude (AI) - proposed" w:date="2026-10-15T12:58:28Z">
+            <w:ins w:id="9140" w:author="Claude (AI) - proposed" w:date="2026-10-18T00:31:38Z">
               <w:r>
                 <w:rPr>
                   <w:rFonts w:ascii="Arial" w:cs="Arial" w:eastAsia="Arial" w:hAnsi="Arial"/>
@@ -26339,7 +26339,7 @@
               </w:rPr>
               <w:t xml:space="preserve">Learners return to the Naivasha highway clip: both speedometers show high speeds (72 km/h and up to 108 km/h), yet car A looks slow from car B. They first predict relative speeds, then gather evidence from the split-time table (B minus A column: 0, 1, 4, 9, 16, 25, 35, 45, 50 m) and by calculating B relative to A and B and L closing speeds. They explain the results with a relative velocity-time graph whose area equals the 50 m gained, update the Driving Question Board with new questions about safety, and revise their class model, adding relative speed as a link between the speedometers and what the drivers see.</w:t>
             </w:r>
-            <w:ins w:id="9141" w:author="Claude (AI) - proposed" w:date="2026-10-15T12:58:28Z">
+            <w:ins w:id="9141" w:author="Claude (AI) - proposed" w:date="2026-10-18T00:31:38Z">
               <w:r>
                 <w:rPr>
                   <w:rFonts w:ascii="Arial" w:cs="Arial" w:eastAsia="Arial" w:hAnsi="Arial"/>
@@ -26642,7 +26642,7 @@
             <w:pPr>
               <w:spacing w:after="20" w:before="0"/>
             </w:pPr>
-            <w:hyperlink w:history="1" r:id="rIdwxl6ccaoydoqsfk_irejr">
+            <w:hyperlink w:history="1" r:id="rIdxqbs8bm2dhk1okeo_-qqn">
               <w:r>
                 <w:rPr>
                   <w:rFonts w:ascii="Arial" w:cs="Arial" w:eastAsia="Arial" w:hAnsi="Arial"/>
@@ -26675,7 +26675,7 @@
               <w:spacing w:after="10" w:before="0"/>
               <w:ind w:left="120"/>
             </w:pPr>
-            <w:hyperlink w:history="1" r:id="rIdqxgwzz_d_6p-w-3yvnrbg">
+            <w:hyperlink w:history="1" r:id="rId8p5ruup5a60_p9sqhih5e">
               <w:r>
                 <w:rPr>
                   <w:rFonts w:ascii="Arial" w:cs="Arial" w:eastAsia="Arial" w:hAnsi="Arial"/>
@@ -26737,7 +26737,7 @@
               <w:spacing w:after="10" w:before="0"/>
               <w:ind w:left="120"/>
             </w:pPr>
-            <w:hyperlink w:history="1" r:id="rId0jixjioamohb0f890mdh2">
+            <w:hyperlink w:history="1" r:id="rIdn72zwqim-wzxtbbk3tshn">
               <w:r>
                 <w:rPr>
                   <w:rFonts w:ascii="Arial" w:cs="Arial" w:eastAsia="Arial" w:hAnsi="Arial"/>
@@ -26952,7 +26952,7 @@
             <w:pPr>
               <w:spacing w:after="20" w:before="0"/>
             </w:pPr>
-            <w:hyperlink w:history="1" r:id="rIdprjvff3rrktqrivx5n7rf">
+            <w:hyperlink w:history="1" r:id="rIddrmq0rijj7ylecuf240pd">
               <w:r>
                 <w:rPr>
                   <w:rFonts w:ascii="Arial" w:cs="Arial" w:eastAsia="Arial" w:hAnsi="Arial"/>
@@ -26985,7 +26985,7 @@
               <w:spacing w:after="10" w:before="0"/>
               <w:ind w:left="120"/>
             </w:pPr>
-            <w:hyperlink w:history="1" r:id="rIdhx1-6evx78qsbrd59kprb">
+            <w:hyperlink w:history="1" r:id="rIdxgf68q0dxj4b5i-zrvkjd">
               <w:r>
                 <w:rPr>
                   <w:rFonts w:ascii="Arial" w:cs="Arial" w:eastAsia="Arial" w:hAnsi="Arial"/>
@@ -27047,7 +27047,7 @@
               <w:spacing w:after="10" w:before="0"/>
               <w:ind w:left="120"/>
             </w:pPr>
-            <w:hyperlink w:history="1" r:id="rIdjj1mslbftjivvqzv4_vam">
+            <w:hyperlink w:history="1" r:id="rIdepvricwl3p1r_fqk1tsaz">
               <w:r>
                 <w:rPr>
                   <w:rFonts w:ascii="Arial" w:cs="Arial" w:eastAsia="Arial" w:hAnsi="Arial"/>
@@ -27262,7 +27262,7 @@
             <w:pPr>
               <w:spacing w:after="20" w:before="0"/>
             </w:pPr>
-            <w:hyperlink w:history="1" r:id="rIdcssszkktneaclc5jvrjaq">
+            <w:hyperlink w:history="1" r:id="rIdlldoesrgi1rwnrkflbm8c">
               <w:r>
                 <w:rPr>
                   <w:rFonts w:ascii="Arial" w:cs="Arial" w:eastAsia="Arial" w:hAnsi="Arial"/>
@@ -27311,7 +27311,7 @@
               <w:spacing w:after="10" w:before="0"/>
               <w:ind w:left="120"/>
             </w:pPr>
-            <w:hyperlink w:history="1" r:id="rIdbdwy7mpx6z9hl5nkrwnyo">
+            <w:hyperlink w:history="1" r:id="rIdje44oepc_znfxhttynlv7">
               <w:r>
                 <w:rPr>
                   <w:rFonts w:ascii="Arial" w:cs="Arial" w:eastAsia="Arial" w:hAnsi="Arial"/>
@@ -27373,7 +27373,7 @@
               <w:spacing w:after="10" w:before="0"/>
               <w:ind w:left="120"/>
             </w:pPr>
-            <w:hyperlink w:history="1" r:id="rIdmouuqji7ojypvbqbfarcc">
+            <w:hyperlink w:history="1" r:id="rIdpknggpntz44okqi7rhwxj">
               <w:r>
                 <w:rPr>
                   <w:rFonts w:ascii="Arial" w:cs="Arial" w:eastAsia="Arial" w:hAnsi="Arial"/>
@@ -27588,7 +27588,7 @@
             <w:pPr>
               <w:spacing w:after="20" w:before="0"/>
             </w:pPr>
-            <w:hyperlink w:history="1" r:id="rIdzwhpxfk8qsumkcl16qwsh">
+            <w:hyperlink w:history="1" r:id="rIddauymajm9i1tj9irpifg2">
               <w:r>
                 <w:rPr>
                   <w:rFonts w:ascii="Arial" w:cs="Arial" w:eastAsia="Arial" w:hAnsi="Arial"/>
@@ -27637,7 +27637,7 @@
               <w:spacing w:after="10" w:before="0"/>
               <w:ind w:left="120"/>
             </w:pPr>
-            <w:hyperlink w:history="1" r:id="rId4iivr3owoscxjatcipawl">
+            <w:hyperlink w:history="1" r:id="rIddjlr-ftz9gbjj4bwq217n">
               <w:r>
                 <w:rPr>
                   <w:rFonts w:ascii="Arial" w:cs="Arial" w:eastAsia="Arial" w:hAnsi="Arial"/>
@@ -27699,7 +27699,7 @@
               <w:spacing w:after="10" w:before="0"/>
               <w:ind w:left="120"/>
             </w:pPr>
-            <w:hyperlink w:history="1" r:id="rIdvjlgxzwvkmo6jp-ktt3p2">
+            <w:hyperlink w:history="1" r:id="rId11eq2cklnj4rvcpmq5gtc">
               <w:r>
                 <w:rPr>
                   <w:rFonts w:ascii="Arial" w:cs="Arial" w:eastAsia="Arial" w:hAnsi="Arial"/>
@@ -27914,7 +27914,7 @@
             <w:pPr>
               <w:spacing w:after="20" w:before="0"/>
             </w:pPr>
-            <w:hyperlink w:history="1" r:id="rIdapiznhyeisgxwtnhyetfl">
+            <w:hyperlink w:history="1" r:id="rIdve1a_yuhk99qhl_w_qqwi">
               <w:r>
                 <w:rPr>
                   <w:rFonts w:ascii="Arial" w:cs="Arial" w:eastAsia="Arial" w:hAnsi="Arial"/>
@@ -27963,7 +27963,7 @@
               <w:spacing w:after="10" w:before="0"/>
               <w:ind w:left="120"/>
             </w:pPr>
-            <w:hyperlink w:history="1" r:id="rId0vxnlbjeb_fj9ewami61j">
+            <w:hyperlink w:history="1" r:id="rIdeswncz8uqogtwut6dwm_5">
               <w:r>
                 <w:rPr>
                   <w:rFonts w:ascii="Arial" w:cs="Arial" w:eastAsia="Arial" w:hAnsi="Arial"/>
@@ -28025,7 +28025,7 @@
               <w:spacing w:after="10" w:before="0"/>
               <w:ind w:left="120"/>
             </w:pPr>
-            <w:hyperlink w:history="1" r:id="rId5a2lxcejxyhteemkxkt1h">
+            <w:hyperlink w:history="1" r:id="rIdkbijiw-fjfinrpmli4iq7">
               <w:r>
                 <w:rPr>
                   <w:rFonts w:ascii="Arial" w:cs="Arial" w:eastAsia="Arial" w:hAnsi="Arial"/>
@@ -28565,7 +28565,7 @@
         </w:rPr>
         <w:t xml:space="preserve">© 2026 SeaVuria and ARES. Aligned with KICD objectives. Developed by SeaVuria; technical implementation by ARES (with AI assistance from Claude). Licensed under </w:t>
       </w:r>
-      <w:hyperlink w:history="1" r:id="rIdl4aig86mfsmp8rsy_z8nl">
+      <w:hyperlink w:history="1" r:id="rId1pp-ohhljztew8nuy43og">
         <w:r>
           <w:rPr>
             <w:rFonts w:ascii="Arial" w:cs="Arial" w:eastAsia="Arial" w:hAnsi="Arial"/>
@@ -28586,7 +28586,7 @@
         </w:rPr>
         <w:t xml:space="preserve"> (</w:t>
       </w:r>
-      <w:hyperlink w:history="1" r:id="rId9k44jxlluczlj74li4zn_">
+      <w:hyperlink w:history="1" r:id="rId5ouputtjzb7nlzouqnitc">
         <w:r>
           <w:rPr>
             <w:rFonts w:ascii="Arial" w:cs="Arial" w:eastAsia="Arial" w:hAnsi="Arial"/>
@@ -29039,7 +29039,7 @@
               </w:rPr>
               <w:t xml:space="preserve">Learners</w:t>
             </w:r>
-            <w:ins w:id="9142" w:author="Claude (AI) - proposed" w:date="2026-10-15T12:58:28Z">
+            <w:ins w:id="9142" w:author="Claude (AI) - proposed" w:date="2026-10-18T00:31:38Z">
               <w:r>
                 <w:rPr>
                   <w:rFonts w:ascii="Arial" w:cs="Arial" w:eastAsia="Arial" w:hAnsi="Arial"/>
@@ -29122,10 +29122,10 @@
               <w:spacing w:after="40" w:before="0"/>
               <w:jc w:val="left"/>
               <w:rPr>
-                <w:ins w:id="9144" w:author="Claude (AI) - proposed" w:date="2026-10-15T12:58:28Z"/>
-              </w:rPr>
-            </w:pPr>
-            <w:ins w:id="9143" w:author="Claude (AI) - proposed" w:date="2026-10-15T12:58:28Z">
+                <w:ins w:id="9144" w:author="Claude (AI) - proposed" w:date="2026-10-18T00:31:38Z"/>
+              </w:rPr>
+            </w:pPr>
+            <w:ins w:id="9143" w:author="Claude (AI) - proposed" w:date="2026-10-18T00:31:38Z">
               <w:r>
                 <w:rPr>
                   <w:rFonts w:ascii="Arial" w:cs="Arial" w:eastAsia="Arial" w:hAnsi="Arial"/>
@@ -29147,10 +29147,10 @@
               <w:spacing w:after="40" w:before="0"/>
               <w:jc w:val="left"/>
               <w:rPr>
-                <w:del w:id="9146" w:author="Claude (AI) - proposed" w:date="2026-10-15T12:58:28Z"/>
-              </w:rPr>
-            </w:pPr>
-            <w:del w:id="9145" w:author="Claude (AI) - proposed" w:date="2026-10-15T12:58:28Z">
+                <w:del w:id="9146" w:author="Claude (AI) - proposed" w:date="2026-10-18T00:31:38Z"/>
+              </w:rPr>
+            </w:pPr>
+            <w:del w:id="9145" w:author="Claude (AI) - proposed" w:date="2026-10-18T00:31:38Z">
               <w:r>
                 <w:rPr>
                   <w:rFonts w:ascii="Arial" w:cs="Arial" w:eastAsia="Arial" w:hAnsi="Arial"/>
@@ -29396,7 +29396,7 @@
               </w:rPr>
               <w:t xml:space="preserve">Learners revisit the overtaking clip near Naivasha and predict whether Wanjiru's Subaru (Car B) can overtake Mr Kamau's Axio (Car A) safely when Mr Otieno's lorry (L) is 500 m ahead. They rebuild the evidence from earlier lessons (B: 20 to 30 m/s in 5 s, a = 2 m/s^2; B travels 200 m, A 150 m, L 150 m in 7.5 s; relative speed 10 m/s for B relative to A and 50 m/s closing speed for B and L). They then calculate the total road needed (350 m), the safety margin (150 m, 3.0 s) and test a what-if where the lorry is only 400 m away (margin 50 m, 1.0 s, unsafe). The lesson closes by adding the safety decision to the DQB and to the class model.</w:t>
             </w:r>
-            <w:ins w:id="9147" w:author="Claude (AI) - proposed" w:date="2026-10-15T12:58:28Z">
+            <w:ins w:id="9147" w:author="Claude (AI) - proposed" w:date="2026-10-18T00:31:38Z">
               <w:r>
                 <w:rPr>
                   <w:rFonts w:ascii="Arial" w:cs="Arial" w:eastAsia="Arial" w:hAnsi="Arial"/>
@@ -29699,7 +29699,7 @@
             <w:pPr>
               <w:spacing w:after="20" w:before="0"/>
             </w:pPr>
-            <w:hyperlink w:history="1" r:id="rIdelopnhqhsikx6_yjjywz1">
+            <w:hyperlink w:history="1" r:id="rIdzdreexah6bobjma4kqriz">
               <w:r>
                 <w:rPr>
                   <w:rFonts w:ascii="Arial" w:cs="Arial" w:eastAsia="Arial" w:hAnsi="Arial"/>
@@ -29748,7 +29748,7 @@
               <w:spacing w:after="10" w:before="0"/>
               <w:ind w:left="120"/>
             </w:pPr>
-            <w:hyperlink w:history="1" r:id="rId4pll3t53w1z4cazjeewxu">
+            <w:hyperlink w:history="1" r:id="rIdrtx6p9rqu786huozsdfn3">
               <w:r>
                 <w:rPr>
                   <w:rFonts w:ascii="Arial" w:cs="Arial" w:eastAsia="Arial" w:hAnsi="Arial"/>
@@ -29810,7 +29810,7 @@
               <w:spacing w:after="10" w:before="0"/>
               <w:ind w:left="120"/>
             </w:pPr>
-            <w:hyperlink w:history="1" r:id="rId-ntqkiwhzckthqeoqxdxz">
+            <w:hyperlink w:history="1" r:id="rIdlv3ixrtb4jy6tec_gorqo">
               <w:r>
                 <w:rPr>
                   <w:rFonts w:ascii="Arial" w:cs="Arial" w:eastAsia="Arial" w:hAnsi="Arial"/>
@@ -30025,7 +30025,7 @@
             <w:pPr>
               <w:spacing w:after="20" w:before="0"/>
             </w:pPr>
-            <w:hyperlink w:history="1" r:id="rId6qkezjg66cljn5ngp8tg6">
+            <w:hyperlink w:history="1" r:id="rId5tan5xspxgzswydlcery5">
               <w:r>
                 <w:rPr>
                   <w:rFonts w:ascii="Arial" w:cs="Arial" w:eastAsia="Arial" w:hAnsi="Arial"/>
@@ -30074,7 +30074,7 @@
               <w:spacing w:after="10" w:before="0"/>
               <w:ind w:left="120"/>
             </w:pPr>
-            <w:hyperlink w:history="1" r:id="rIdx_nepe-ntlydgwqz27xvx">
+            <w:hyperlink w:history="1" r:id="rIdktpiac3ob4qul8peyaucg">
               <w:r>
                 <w:rPr>
                   <w:rFonts w:ascii="Arial" w:cs="Arial" w:eastAsia="Arial" w:hAnsi="Arial"/>
@@ -30136,7 +30136,7 @@
               <w:spacing w:after="10" w:before="0"/>
               <w:ind w:left="120"/>
             </w:pPr>
-            <w:hyperlink w:history="1" r:id="rIdnewki7yte7os61gg4guzc">
+            <w:hyperlink w:history="1" r:id="rId-v1fjv_qvzie_i2wbrvcq">
               <w:r>
                 <w:rPr>
                   <w:rFonts w:ascii="Arial" w:cs="Arial" w:eastAsia="Arial" w:hAnsi="Arial"/>
@@ -30351,7 +30351,7 @@
             <w:pPr>
               <w:spacing w:after="20" w:before="0"/>
             </w:pPr>
-            <w:hyperlink w:history="1" r:id="rIdmdszy4g35znhgdkodnw4g">
+            <w:hyperlink w:history="1" r:id="rIdkzb0e_6oicytzdyaavzqh">
               <w:r>
                 <w:rPr>
                   <w:rFonts w:ascii="Arial" w:cs="Arial" w:eastAsia="Arial" w:hAnsi="Arial"/>
@@ -30400,7 +30400,7 @@
               <w:spacing w:after="10" w:before="0"/>
               <w:ind w:left="120"/>
             </w:pPr>
-            <w:hyperlink w:history="1" r:id="rId_lxhmq_1b8p4e3k1gzyw9">
+            <w:hyperlink w:history="1" r:id="rIdns-98rjsj_rrawqogm2kv">
               <w:r>
                 <w:rPr>
                   <w:rFonts w:ascii="Arial" w:cs="Arial" w:eastAsia="Arial" w:hAnsi="Arial"/>
@@ -30462,7 +30462,7 @@
               <w:spacing w:after="10" w:before="0"/>
               <w:ind w:left="120"/>
             </w:pPr>
-            <w:hyperlink w:history="1" r:id="rId_mornrdfhb0_gxqebebyg">
+            <w:hyperlink w:history="1" r:id="rId3lu8qevtyzc_nyi_gx43v">
               <w:r>
                 <w:rPr>
                   <w:rFonts w:ascii="Arial" w:cs="Arial" w:eastAsia="Arial" w:hAnsi="Arial"/>
@@ -30555,7 +30555,7 @@
               </w:rPr>
               <w:t xml:space="preserve">Model the CER structure once with a sentence frame on the board: 'I claim ___ because the evidence shows ___, which means ___.' Then say: 'Now change one number. The lorry is 400 m away. Predict first: safe or unsafe? Show with fingers.' WAIT TIME: 10 seconds, then ask groups to calculate. Cold-call 5 learners to give one step each of the what-if solution: road used, margin in metres, closing speed, margin in seconds, verdict. Ask: 'Why does the 350 m not change when the lorry is closer?' and 'What would you say to a driver who says 1.0 s is enough?' WAIT TIME 15 seconds before taking responses. Stress the conventions: say 'overtaking car B', 'overtaken car A' and 'oncoming lorry L', and always state the viewpoint when using relative speed. Link to the </w:t>
             </w:r>
-            <w:ins w:id="9148" w:author="Claude (AI) - proposed" w:date="2026-10-15T12:58:28Z">
+            <w:ins w:id="9148" w:author="Claude (AI) - proposed" w:date="2026-10-18T00:31:38Z">
               <w:r>
                 <w:rPr>
                   <w:rFonts w:ascii="Arial" w:cs="Arial" w:eastAsia="Arial" w:hAnsi="Arial"/>
@@ -30583,7 +30583,7 @@
               </w:rPr>
               <w:t xml:space="preserve">key inquiry questions: ask which </w:t>
             </w:r>
-            <w:del w:id="9149" w:author="Claude (AI) - proposed" w:date="2026-10-15T12:58:28Z">
+            <w:del w:id="9149" w:author="Claude (AI) - proposed" w:date="2026-10-18T00:31:38Z">
               <w:r>
                 <w:rPr>
                   <w:rFonts w:ascii="Arial" w:cs="Arial" w:eastAsia="Arial" w:hAnsi="Arial"/>
@@ -30598,7 +30598,7 @@
                 <w:delText xml:space="preserve">calculation used velocity</w:delText>
               </w:r>
             </w:del>
-            <w:ins w:id="9150" w:author="Claude (AI) - proposed" w:date="2026-10-15T12:58:28Z">
+            <w:ins w:id="9150" w:author="Claude (AI) - proposed" w:date="2026-10-18T00:31:38Z">
               <w:r>
                 <w:rPr>
                   <w:rFonts w:ascii="Arial" w:cs="Arial" w:eastAsia="Arial" w:hAnsi="Arial"/>
@@ -30626,7 +30626,7 @@
               </w:rPr>
               <w:t xml:space="preserve"> and which used </w:t>
             </w:r>
-            <w:del w:id="9151" w:author="Claude (AI) - proposed" w:date="2026-10-15T12:58:28Z">
+            <w:del w:id="9151" w:author="Claude (AI) - proposed" w:date="2026-10-18T00:31:38Z">
               <w:r>
                 <w:rPr>
                   <w:rFonts w:ascii="Arial" w:cs="Arial" w:eastAsia="Arial" w:hAnsi="Arial"/>
@@ -30641,7 +30641,7 @@
                 <w:delText xml:space="preserve">acceleration.</w:delText>
               </w:r>
             </w:del>
-            <w:ins w:id="9152" w:author="Claude (AI) - proposed" w:date="2026-10-15T12:58:28Z">
+            <w:ins w:id="9152" w:author="Claude (AI) - proposed" w:date="2026-10-18T00:31:38Z">
               <w:r>
                 <w:rPr>
                   <w:rFonts w:ascii="Arial" w:cs="Arial" w:eastAsia="Arial" w:hAnsi="Arial"/>
@@ -30778,7 +30778,7 @@
             <w:pPr>
               <w:spacing w:after="20" w:before="0"/>
             </w:pPr>
-            <w:hyperlink w:history="1" r:id="rIdicjuvof0abaqiswcvxxxa">
+            <w:hyperlink w:history="1" r:id="rIdca1zi_8baaq4zyathltyq">
               <w:r>
                 <w:rPr>
                   <w:rFonts w:ascii="Arial" w:cs="Arial" w:eastAsia="Arial" w:hAnsi="Arial"/>
@@ -30827,7 +30827,7 @@
               <w:spacing w:after="10" w:before="0"/>
               <w:ind w:left="120"/>
             </w:pPr>
-            <w:hyperlink w:history="1" r:id="rIdk22nbjsytm4r-ecajecyc">
+            <w:hyperlink w:history="1" r:id="rIdqzyor6w0hridls-md0yx5">
               <w:r>
                 <w:rPr>
                   <w:rFonts w:ascii="Arial" w:cs="Arial" w:eastAsia="Arial" w:hAnsi="Arial"/>
@@ -30889,7 +30889,7 @@
               <w:spacing w:after="10" w:before="0"/>
               <w:ind w:left="120"/>
             </w:pPr>
-            <w:hyperlink w:history="1" r:id="rIdp2sfcjaj-upsz2whbbis9">
+            <w:hyperlink w:history="1" r:id="rIdvh0dcwfl0y3dwvb2ugrin">
               <w:r>
                 <w:rPr>
                   <w:rFonts w:ascii="Arial" w:cs="Arial" w:eastAsia="Arial" w:hAnsi="Arial"/>
@@ -31104,7 +31104,7 @@
             <w:pPr>
               <w:spacing w:after="20" w:before="0"/>
             </w:pPr>
-            <w:hyperlink w:history="1" r:id="rId1lakrurnmnsjmnxx-xqup">
+            <w:hyperlink w:history="1" r:id="rId0h1newz4ulflybzavbok2">
               <w:r>
                 <w:rPr>
                   <w:rFonts w:ascii="Arial" w:cs="Arial" w:eastAsia="Arial" w:hAnsi="Arial"/>
@@ -31153,7 +31153,7 @@
               <w:spacing w:after="10" w:before="0"/>
               <w:ind w:left="120"/>
             </w:pPr>
-            <w:hyperlink w:history="1" r:id="rIdoayyc9povrcpa_eqnhe-w">
+            <w:hyperlink w:history="1" r:id="rIdmxcq5o1zwulflpjm959sy">
               <w:r>
                 <w:rPr>
                   <w:rFonts w:ascii="Arial" w:cs="Arial" w:eastAsia="Arial" w:hAnsi="Arial"/>
@@ -31215,7 +31215,7 @@
               <w:spacing w:after="10" w:before="0"/>
               <w:ind w:left="120"/>
             </w:pPr>
-            <w:hyperlink w:history="1" r:id="rIdbev7icwtisitznuggol6b">
+            <w:hyperlink w:history="1" r:id="rIdkkstbp9v71q2mvp-sgqqp">
               <w:r>
                 <w:rPr>
                   <w:rFonts w:ascii="Arial" w:cs="Arial" w:eastAsia="Arial" w:hAnsi="Arial"/>
@@ -31469,7 +31469,7 @@
               </w:rPr>
               <w:t xml:space="preserve">After the lesson, consider: Which learners could chain the three tools (acceleration, area, relative speed) without prompts, and which needed the diagram? Did learners confuse adding distances of B and L (opposite directions) with subtracting distances of B and A (same direction)? Did anyone mix up m/s and km/h in the closing speed? Was the 3.0 s margin meaningful to learners, and did they appreciate why 1.0 s is unsafe? Were all learners able to take part in the discussions, including quieter ones? What evidence from the exit ticket will you use to plan the review at the start of Lesson 10, where learners present the final model and answer the driving question and the </w:t>
             </w:r>
-            <w:del w:id="9153" w:author="Claude (AI) - proposed" w:date="2026-10-15T12:58:28Z">
+            <w:del w:id="9153" w:author="Claude (AI) - proposed" w:date="2026-10-18T00:31:38Z">
               <w:r>
                 <w:rPr>
                   <w:rFonts w:ascii="Arial" w:cs="Arial" w:eastAsia="Arial" w:hAnsi="Arial"/>
@@ -31484,7 +31484,7 @@
                 <w:delText xml:space="preserve">two</w:delText>
               </w:r>
             </w:del>
-            <w:ins w:id="9154" w:author="Claude (AI) - proposed" w:date="2026-10-15T12:58:28Z">
+            <w:ins w:id="9154" w:author="Claude (AI) - proposed" w:date="2026-10-18T00:31:38Z">
               <w:r>
                 <w:rPr>
                   <w:rFonts w:ascii="Arial" w:cs="Arial" w:eastAsia="Arial" w:hAnsi="Arial"/>
@@ -31798,7 +31798,7 @@
         </w:rPr>
         <w:t xml:space="preserve">© 2026 SeaVuria and ARES. Aligned with KICD objectives. Developed by SeaVuria; technical implementation by ARES (with AI assistance from Claude). Licensed under </w:t>
       </w:r>
-      <w:hyperlink w:history="1" r:id="rIdsjilcgbeomfg1slobzhe3">
+      <w:hyperlink w:history="1" r:id="rIdge5tjjuvz8ms9elvki6sl">
         <w:r>
           <w:rPr>
             <w:rFonts w:ascii="Arial" w:cs="Arial" w:eastAsia="Arial" w:hAnsi="Arial"/>
@@ -31819,7 +31819,7 @@
         </w:rPr>
         <w:t xml:space="preserve"> (</w:t>
       </w:r>
-      <w:hyperlink w:history="1" r:id="rId9ni9kdvlhzmuxtkph9vhr">
+      <w:hyperlink w:history="1" r:id="rIdmefsffecyishsbcaxy904">
         <w:r>
           <w:rPr>
             <w:rFonts w:ascii="Arial" w:cs="Arial" w:eastAsia="Arial" w:hAnsi="Arial"/>
@@ -32068,7 +32068,7 @@
               </w:rPr>
               <w:t xml:space="preserve">Learners synthesise everything from Lessons 1-9 into one complete model of the overtaking event (annotated graphs plus calculations), present it, and use it to answer the driving question and the </w:t>
             </w:r>
-            <w:del w:id="9155" w:author="Claude (AI) - proposed" w:date="2026-10-15T12:58:28Z">
+            <w:del w:id="9155" w:author="Claude (AI) - proposed" w:date="2026-10-18T00:31:38Z">
               <w:r>
                 <w:rPr>
                   <w:rFonts w:ascii="Arial" w:cs="Arial" w:eastAsia="Arial" w:hAnsi="Arial"/>
@@ -32083,7 +32083,7 @@
                 <w:delText xml:space="preserve">two</w:delText>
               </w:r>
             </w:del>
-            <w:ins w:id="9156" w:author="Claude (AI) - proposed" w:date="2026-10-15T12:58:28Z">
+            <w:ins w:id="9156" w:author="Claude (AI) - proposed" w:date="2026-10-18T00:31:38Z">
               <w:r>
                 <w:rPr>
                   <w:rFonts w:ascii="Arial" w:cs="Arial" w:eastAsia="Arial" w:hAnsi="Arial"/>
@@ -32383,7 +32383,7 @@
               </w:rPr>
               <w:t xml:space="preserve">1. </w:t>
             </w:r>
-            <w:del w:id="9157" w:author="Claude (AI) - proposed" w:date="2026-10-15T12:58:28Z">
+            <w:del w:id="9157" w:author="Claude (AI) - proposed" w:date="2026-10-18T00:31:38Z">
               <w:r>
                 <w:rPr>
                   <w:rFonts w:ascii="Arial" w:cs="Arial" w:eastAsia="Arial" w:hAnsi="Arial"/>
@@ -32398,7 +32398,7 @@
                 <w:delText xml:space="preserve">How do you determine the velocity of a moving body</w:delText>
               </w:r>
             </w:del>
-            <w:ins w:id="9158" w:author="Claude (AI) - proposed" w:date="2026-10-15T12:58:28Z">
+            <w:ins w:id="9158" w:author="Claude (AI) - proposed" w:date="2026-10-18T00:31:38Z">
               <w:r>
                 <w:rPr>
                   <w:rFonts w:ascii="Arial" w:cs="Arial" w:eastAsia="Arial" w:hAnsi="Arial"/>
@@ -32426,7 +32426,7 @@
               </w:rPr>
               <w:t xml:space="preserve">? 2. How do </w:t>
             </w:r>
-            <w:del w:id="9159" w:author="Claude (AI) - proposed" w:date="2026-10-15T12:58:28Z">
+            <w:del w:id="9159" w:author="Claude (AI) - proposed" w:date="2026-10-18T00:31:38Z">
               <w:r>
                 <w:rPr>
                   <w:rFonts w:ascii="Arial" w:cs="Arial" w:eastAsia="Arial" w:hAnsi="Arial"/>
@@ -32441,7 +32441,7 @@
                 <w:delText xml:space="preserve">you determine the acceleration of a moving body</w:delText>
               </w:r>
             </w:del>
-            <w:ins w:id="9160" w:author="Claude (AI) - proposed" w:date="2026-10-15T12:58:28Z">
+            <w:ins w:id="9160" w:author="Claude (AI) - proposed" w:date="2026-10-18T00:31:38Z">
               <w:r>
                 <w:rPr>
                   <w:rFonts w:ascii="Arial" w:cs="Arial" w:eastAsia="Arial" w:hAnsi="Arial"/>
@@ -32700,7 +32700,7 @@
               </w:rPr>
               <w:t xml:space="preserve">Learners return to the Naivasha highway clip where Wanjiru in white Subaru B overtakes Mr Kamau's blue Toyota Axio A while Mr Otieno's lorry L approaches. In groups they complete a final model made of annotated velocity-time and displacement-time graphs, the split-time table and key calculations: B accelerates from 20 to 30 m/s in 5 s (a = 2 m/s^2); B travels 200 m while A travels 150 m in 7.5 s; B gains 50 m (20 m gap + 5 m + 5 m + 20 m gap); B relative to A is only 10 m/s (36 km/h) while B and L close at 50 m/s (180 km/h); the lorry started 500 m away and B and L cover 350 m together, leaving 150 m or 3.0 s. Learners compare this with their Lesson 1 prediction model, present to peers, complete the Driving Question Board by marking each question answered with evidence, and write </w:t>
             </w:r>
-            <w:del w:id="9161" w:author="Claude (AI) - proposed" w:date="2026-10-15T12:58:28Z">
+            <w:del w:id="9161" w:author="Claude (AI) - proposed" w:date="2026-10-18T00:31:38Z">
               <w:r>
                 <w:rPr>
                   <w:rFonts w:ascii="Arial" w:cs="Arial" w:eastAsia="Arial" w:hAnsi="Arial"/>
@@ -32715,7 +32715,7 @@
                 <w:delText xml:space="preserve">a Final Explanation answering</w:delText>
               </w:r>
             </w:del>
-            <w:ins w:id="9162" w:author="Claude (AI) - proposed" w:date="2026-10-15T12:58:28Z">
+            <w:ins w:id="9162" w:author="Claude (AI) - proposed" w:date="2026-10-18T00:31:38Z">
               <w:r>
                 <w:rPr>
                   <w:rFonts w:ascii="Arial" w:cs="Arial" w:eastAsia="Arial" w:hAnsi="Arial"/>
@@ -32743,7 +32743,7 @@
               </w:rPr>
               <w:t xml:space="preserve"> the driving question and </w:t>
             </w:r>
-            <w:del w:id="9163" w:author="Claude (AI) - proposed" w:date="2026-10-15T12:58:28Z">
+            <w:del w:id="9163" w:author="Claude (AI) - proposed" w:date="2026-10-18T00:31:38Z">
               <w:r>
                 <w:rPr>
                   <w:rFonts w:ascii="Arial" w:cs="Arial" w:eastAsia="Arial" w:hAnsi="Arial"/>
@@ -32758,7 +32758,7 @@
                 <w:delText xml:space="preserve">the two</w:delText>
               </w:r>
             </w:del>
-            <w:ins w:id="9164" w:author="Claude (AI) - proposed" w:date="2026-10-15T12:58:28Z">
+            <w:ins w:id="9164" w:author="Claude (AI) - proposed" w:date="2026-10-18T00:31:38Z">
               <w:r>
                 <w:rPr>
                   <w:rFonts w:ascii="Arial" w:cs="Arial" w:eastAsia="Arial" w:hAnsi="Arial"/>
@@ -32786,7 +32786,7 @@
               </w:rPr>
               <w:t xml:space="preserve"> KICD questions.</w:t>
             </w:r>
-            <w:ins w:id="9165" w:author="Claude (AI) - proposed" w:date="2026-10-15T12:58:28Z">
+            <w:ins w:id="9165" w:author="Claude (AI) - proposed" w:date="2026-10-18T00:31:38Z">
               <w:r>
                 <w:rPr>
                   <w:rFonts w:ascii="Arial" w:cs="Arial" w:eastAsia="Arial" w:hAnsi="Arial"/>
@@ -33089,7 +33089,7 @@
             <w:pPr>
               <w:spacing w:after="20" w:before="0"/>
             </w:pPr>
-            <w:hyperlink w:history="1" r:id="rIds46zniuw26_u8ekgtadnx">
+            <w:hyperlink w:history="1" r:id="rId4bzejyurklwiybsidvuey">
               <w:r>
                 <w:rPr>
                   <w:rFonts w:ascii="Arial" w:cs="Arial" w:eastAsia="Arial" w:hAnsi="Arial"/>
@@ -33122,7 +33122,7 @@
               <w:spacing w:after="10" w:before="0"/>
               <w:ind w:left="120"/>
             </w:pPr>
-            <w:hyperlink w:history="1" r:id="rIdiggpqooztm8zn9imn9j-e">
+            <w:hyperlink w:history="1" r:id="rIdcnh1ugsghgwob5kimu-xk">
               <w:r>
                 <w:rPr>
                   <w:rFonts w:ascii="Arial" w:cs="Arial" w:eastAsia="Arial" w:hAnsi="Arial"/>
@@ -33167,7 +33167,7 @@
             <w:pPr>
               <w:spacing w:after="20" w:before="0"/>
             </w:pPr>
-            <w:hyperlink w:history="1" r:id="rId7wk-nuucr6yfaoy3b3vyr">
+            <w:hyperlink w:history="1" r:id="rIdde2eoavk-m6u5vkb92hia">
               <w:r>
                 <w:rPr>
                   <w:rFonts w:ascii="Arial" w:cs="Arial" w:eastAsia="Arial" w:hAnsi="Arial"/>
@@ -33200,7 +33200,7 @@
               <w:spacing w:after="10" w:before="0"/>
               <w:ind w:left="120"/>
             </w:pPr>
-            <w:hyperlink w:history="1" r:id="rIdwcl_m1sdr45xxqdw55agd">
+            <w:hyperlink w:history="1" r:id="rIdhgspszbitexharbp7mqpq">
               <w:r>
                 <w:rPr>
                   <w:rFonts w:ascii="Arial" w:cs="Arial" w:eastAsia="Arial" w:hAnsi="Arial"/>
@@ -33400,7 +33400,7 @@
             <w:pPr>
               <w:spacing w:after="20" w:before="0"/>
             </w:pPr>
-            <w:hyperlink w:history="1" r:id="rId4cjxw8ykwbeevc29m5tgv">
+            <w:hyperlink w:history="1" r:id="rIdu5okzmbfghgr_yvtkxc_y">
               <w:r>
                 <w:rPr>
                   <w:rFonts w:ascii="Arial" w:cs="Arial" w:eastAsia="Arial" w:hAnsi="Arial"/>
@@ -33433,7 +33433,7 @@
               <w:spacing w:after="10" w:before="0"/>
               <w:ind w:left="120"/>
             </w:pPr>
-            <w:hyperlink w:history="1" r:id="rIdsrqzqo0n8kzn0rttnychd">
+            <w:hyperlink w:history="1" r:id="rIdygswnsqlo45idwjukfrvi">
               <w:r>
                 <w:rPr>
                   <w:rFonts w:ascii="Arial" w:cs="Arial" w:eastAsia="Arial" w:hAnsi="Arial"/>
@@ -33478,7 +33478,7 @@
             <w:pPr>
               <w:spacing w:after="20" w:before="0"/>
             </w:pPr>
-            <w:hyperlink w:history="1" r:id="rIdtbsmmpxt2st1vreo1ehlj">
+            <w:hyperlink w:history="1" r:id="rIdzjkk_mtmtxf1tjerd6aol">
               <w:r>
                 <w:rPr>
                   <w:rFonts w:ascii="Arial" w:cs="Arial" w:eastAsia="Arial" w:hAnsi="Arial"/>
@@ -33511,7 +33511,7 @@
               <w:spacing w:after="10" w:before="0"/>
               <w:ind w:left="120"/>
             </w:pPr>
-            <w:hyperlink w:history="1" r:id="rIdcjpe5u73cexodgjcgyyr1">
+            <w:hyperlink w:history="1" r:id="rId-gg-racchrzzb8vebkpxe">
               <w:r>
                 <w:rPr>
                   <w:rFonts w:ascii="Arial" w:cs="Arial" w:eastAsia="Arial" w:hAnsi="Arial"/>
@@ -33589,7 +33589,7 @@
               </w:rPr>
               <w:t xml:space="preserve">Circulate with a checklist. Say: 'Every number on your model must be traceable to the table or to a graph. Show me where 200 m comes from.' Ask groups: 'What does the gradient of this line tell us? What does the area tell us?' WAIT TIME 10-15 seconds after each question before prompting. Cold-call 3 groups to point to the table row (t = 5 s: B 125 m, A 100 m, gained 25 m) that matches their milestone. Prompt groups missing a direction sign: 'Which direction is positive? What sign does lorry L get?' Do not give answers; redirect to Lesson 3 (velocity and acceleration calculations) and Lesson 7 (gradient and area) work.</w:t>
             </w:r>
-            <w:ins w:id="9166" w:author="Claude (AI) - proposed" w:date="2026-10-15T12:58:28Z">
+            <w:ins w:id="9166" w:author="Claude (AI) - proposed" w:date="2026-10-18T00:31:38Z">
               <w:r>
                 <w:rPr>
                   <w:rFonts w:ascii="Arial" w:cs="Arial" w:eastAsia="Arial" w:hAnsi="Arial"/>
@@ -33726,7 +33726,7 @@
             <w:pPr>
               <w:spacing w:after="20" w:before="0"/>
             </w:pPr>
-            <w:hyperlink w:history="1" r:id="rIdn7tl8a0roa-vgnmv05up-">
+            <w:hyperlink w:history="1" r:id="rIdlqc1okmo2xbw6-egnqgdk">
               <w:r>
                 <w:rPr>
                   <w:rFonts w:ascii="Arial" w:cs="Arial" w:eastAsia="Arial" w:hAnsi="Arial"/>
@@ -33775,7 +33775,7 @@
               <w:spacing w:after="10" w:before="0"/>
               <w:ind w:left="120"/>
             </w:pPr>
-            <w:hyperlink w:history="1" r:id="rIdf9mlk81xrvwfzaevgyp-u">
+            <w:hyperlink w:history="1" r:id="rIdugtuletupptvt7ue3ajtb">
               <w:r>
                 <w:rPr>
                   <w:rFonts w:ascii="Arial" w:cs="Arial" w:eastAsia="Arial" w:hAnsi="Arial"/>
@@ -33820,7 +33820,7 @@
             <w:pPr>
               <w:spacing w:after="20" w:before="0"/>
             </w:pPr>
-            <w:hyperlink w:history="1" r:id="rId061zvlxid-vm0-warvsgd">
+            <w:hyperlink w:history="1" r:id="rIdbp4r34l8awtotgekprihe">
               <w:r>
                 <w:rPr>
                   <w:rFonts w:ascii="Arial" w:cs="Arial" w:eastAsia="Arial" w:hAnsi="Arial"/>
@@ -33869,7 +33869,7 @@
               <w:spacing w:after="10" w:before="0"/>
               <w:ind w:left="120"/>
             </w:pPr>
-            <w:hyperlink w:history="1" r:id="rIdg50t-c2-zmh5bteoulv9i">
+            <w:hyperlink w:history="1" r:id="rId31j3abhfmz2b9cllmj0bx">
               <w:r>
                 <w:rPr>
                   <w:rFonts w:ascii="Arial" w:cs="Arial" w:eastAsia="Arial" w:hAnsi="Arial"/>
@@ -33914,7 +33914,7 @@
               </w:rPr>
               <w:t xml:space="preserve">Each group presents its model in a 3-minute gallery presentation (one speaker, one pointer, one timekeeper, one recorder) while other groups rotate. Presenters must explain why Car A looks slow from Car B even though both speedometers show high values (72 km/h and up to 108 km/h), and why the manoeuvre is safe in the clip but would not be if lorry L were 400 m away. Visitors use a critique card: 'One thing the model explains well; one question; one suggestion.' Afterwards learners individually write the Final Explanation in claim-evidence-reasoning form: Claim answering the driving question; Evidence using at least four numbers from the model; Reasoning linking velocity (rate of change of displacement), acceleration (rate of change of velocity), graphs (gradient and area) and relative speed. They also write short answers to the </w:t>
             </w:r>
-            <w:del w:id="9167" w:author="Claude (AI) - proposed" w:date="2026-10-15T12:58:28Z">
+            <w:del w:id="9167" w:author="Claude (AI) - proposed" w:date="2026-10-18T00:31:38Z">
               <w:r>
                 <w:rPr>
                   <w:rFonts w:ascii="Arial" w:cs="Arial" w:eastAsia="Arial" w:hAnsi="Arial"/>
@@ -33929,7 +33929,7 @@
                 <w:delText xml:space="preserve">two</w:delText>
               </w:r>
             </w:del>
-            <w:ins w:id="9168" w:author="Claude (AI) - proposed" w:date="2026-10-15T12:58:28Z">
+            <w:ins w:id="9168" w:author="Claude (AI) - proposed" w:date="2026-10-18T00:31:38Z">
               <w:r>
                 <w:rPr>
                   <w:rFonts w:ascii="Arial" w:cs="Arial" w:eastAsia="Arial" w:hAnsi="Arial"/>
@@ -33957,7 +33957,7 @@
               </w:rPr>
               <w:t xml:space="preserve"> KICD questions: </w:t>
             </w:r>
-            <w:del w:id="9169" w:author="Claude (AI) - proposed" w:date="2026-10-15T12:58:28Z">
+            <w:del w:id="9169" w:author="Claude (AI) - proposed" w:date="2026-10-18T00:31:38Z">
               <w:r>
                 <w:rPr>
                   <w:rFonts w:ascii="Arial" w:cs="Arial" w:eastAsia="Arial" w:hAnsi="Arial"/>
@@ -33972,7 +33972,7 @@
                 <w:delText xml:space="preserve">how to determine velocity (</w:delText>
               </w:r>
             </w:del>
-            <w:ins w:id="9170" w:author="Claude (AI) - proposed" w:date="2026-10-15T12:58:28Z">
+            <w:ins w:id="9170" w:author="Claude (AI) - proposed" w:date="2026-10-18T00:31:38Z">
               <w:r>
                 <w:rPr>
                   <w:rFonts w:ascii="Arial" w:cs="Arial" w:eastAsia="Arial" w:hAnsi="Arial"/>
@@ -34000,7 +34000,7 @@
               </w:rPr>
               <w:t xml:space="preserve">displacement divided by time</w:t>
             </w:r>
-            <w:del w:id="9171" w:author="Claude (AI) - proposed" w:date="2026-10-15T12:58:28Z">
+            <w:del w:id="9171" w:author="Claude (AI) - proposed" w:date="2026-10-18T00:31:38Z">
               <w:r>
                 <w:rPr>
                   <w:rFonts w:ascii="Arial" w:cs="Arial" w:eastAsia="Arial" w:hAnsi="Arial"/>
@@ -34015,7 +34015,7 @@
                 <w:delText xml:space="preserve">, or gradient of</w:delText>
               </w:r>
             </w:del>
-            <w:ins w:id="9172" w:author="Claude (AI) - proposed" w:date="2026-10-15T12:58:28Z">
+            <w:ins w:id="9172" w:author="Claude (AI) - proposed" w:date="2026-10-18T00:31:38Z">
               <w:r>
                 <w:rPr>
                   <w:rFonts w:ascii="Arial" w:cs="Arial" w:eastAsia="Arial" w:hAnsi="Arial"/>
@@ -34043,7 +34043,7 @@
               </w:rPr>
               <w:t xml:space="preserve"> a displacement-time graph</w:t>
             </w:r>
-            <w:del w:id="9173" w:author="Claude (AI) - proposed" w:date="2026-10-15T12:58:28Z">
+            <w:del w:id="9173" w:author="Claude (AI) - proposed" w:date="2026-10-18T00:31:38Z">
               <w:r>
                 <w:rPr>
                   <w:rFonts w:ascii="Arial" w:cs="Arial" w:eastAsia="Arial" w:hAnsi="Arial"/>
@@ -34058,7 +34058,7 @@
                 <w:delText xml:space="preserve">) and how to determine acceleration ((v - u)/t, or gradient of</w:delText>
               </w:r>
             </w:del>
-            <w:ins w:id="9174" w:author="Claude (AI) - proposed" w:date="2026-10-15T12:58:28Z">
+            <w:ins w:id="9174" w:author="Claude (AI) - proposed" w:date="2026-10-18T00:31:38Z">
               <w:r>
                 <w:rPr>
                   <w:rFonts w:ascii="Arial" w:cs="Arial" w:eastAsia="Arial" w:hAnsi="Arial"/>
@@ -34086,7 +34086,7 @@
               </w:rPr>
               <w:t xml:space="preserve"> a velocity-time graph</w:t>
             </w:r>
-            <w:ins w:id="9175" w:author="Claude (AI) - proposed" w:date="2026-10-15T12:58:28Z">
+            <w:ins w:id="9175" w:author="Claude (AI) - proposed" w:date="2026-10-18T00:31:38Z">
               <w:r>
                 <w:rPr>
                   <w:rFonts w:ascii="Arial" w:cs="Arial" w:eastAsia="Arial" w:hAnsi="Arial"/>
@@ -34147,7 +34147,7 @@
               </w:rPr>
               <w:t xml:space="preserve">Set norms: 'We critique the model, not the people.' During presentations say: 'Presenters, tell us the viewpoint when you give a relative speed: B relative to A, or B and L together.' After each rotation ask: 'Which part of the model did you find most convincing, and why?' WAIT TIME 10-15 seconds before accepting responses. Cold-call 5 learners across groups to restate in their own words why A looks slow from B (relative speed only 10 m/s in the same direction, starting from 0 when acceleration begins) compared with the 50 m/s closing speed with L. For the what-if, ask: 'If lorry L were 400 m away, what margin remains?' Expect 400 - 350 = 50 m, 1.0 s, unsafe. Provide the CER sentence frames to learners who need them: 'I claim... The evidence is... This shows that...'</w:t>
             </w:r>
-            <w:ins w:id="9176" w:author="Claude (AI) - proposed" w:date="2026-10-15T12:58:28Z">
+            <w:ins w:id="9176" w:author="Claude (AI) - proposed" w:date="2026-10-18T00:31:38Z">
               <w:r>
                 <w:rPr>
                   <w:rFonts w:ascii="Arial" w:cs="Arial" w:eastAsia="Arial" w:hAnsi="Arial"/>
@@ -34228,7 +34228,7 @@
               </w:rPr>
               <w:t xml:space="preserve">Rubric (0-3) for the Final Explanation: correct claim; at least four accurate numbers (a = 2 m/s^2, 200 m vs 150 m, 7.5 s, 10 m/s, 50 m/s, 150 m / 3.0 s); reasoning that links relative speed to the appearance of slow motion; correct KICD answers (</w:t>
             </w:r>
-            <w:ins w:id="9177" w:author="Claude (AI) - proposed" w:date="2026-10-15T12:58:28Z">
+            <w:ins w:id="9177" w:author="Claude (AI) - proposed" w:date="2026-10-18T00:31:38Z">
               <w:r>
                 <w:rPr>
                   <w:rFonts w:ascii="Arial" w:cs="Arial" w:eastAsia="Arial" w:hAnsi="Arial"/>
@@ -34256,7 +34256,7 @@
               </w:rPr>
               <w:t xml:space="preserve">velocity = displacement/time</w:t>
             </w:r>
-            <w:ins w:id="9178" w:author="Claude (AI) - proposed" w:date="2026-10-15T12:58:28Z">
+            <w:ins w:id="9178" w:author="Claude (AI) - proposed" w:date="2026-10-18T00:31:38Z">
               <w:r>
                 <w:rPr>
                   <w:rFonts w:ascii="Arial" w:cs="Arial" w:eastAsia="Arial" w:hAnsi="Arial"/>
@@ -34340,7 +34340,7 @@
             <w:pPr>
               <w:spacing w:after="20" w:before="0"/>
             </w:pPr>
-            <w:hyperlink w:history="1" r:id="rIduzfr4ds1morf-hjhww8k2">
+            <w:hyperlink w:history="1" r:id="rIdg6k8n3ymbeyf193o_jdxk">
               <w:r>
                 <w:rPr>
                   <w:rFonts w:ascii="Arial" w:cs="Arial" w:eastAsia="Arial" w:hAnsi="Arial"/>
@@ -34389,7 +34389,7 @@
               <w:spacing w:after="10" w:before="0"/>
               <w:ind w:left="120"/>
             </w:pPr>
-            <w:hyperlink w:history="1" r:id="rIdcvryhdcec4xv18p2f2jc-">
+            <w:hyperlink w:history="1" r:id="rIdoadnqievdzdposoinhveq">
               <w:r>
                 <w:rPr>
                   <w:rFonts w:ascii="Arial" w:cs="Arial" w:eastAsia="Arial" w:hAnsi="Arial"/>
@@ -34434,7 +34434,7 @@
             <w:pPr>
               <w:spacing w:after="20" w:before="0"/>
             </w:pPr>
-            <w:hyperlink w:history="1" r:id="rIdno8ugum2bkoqkjvpj2hz4">
+            <w:hyperlink w:history="1" r:id="rId7bv_oigq5bdth40gxgofl">
               <w:r>
                 <w:rPr>
                   <w:rFonts w:ascii="Arial" w:cs="Arial" w:eastAsia="Arial" w:hAnsi="Arial"/>
@@ -34483,7 +34483,7 @@
               <w:spacing w:after="10" w:before="0"/>
               <w:ind w:left="120"/>
             </w:pPr>
-            <w:hyperlink w:history="1" r:id="rIdv6nch_sxrv0vmaqzqqwig">
+            <w:hyperlink w:history="1" r:id="rIdqtlmhcgo17egsvssava5q">
               <w:r>
                 <w:rPr>
                   <w:rFonts w:ascii="Arial" w:cs="Arial" w:eastAsia="Arial" w:hAnsi="Arial"/>
@@ -34683,7 +34683,7 @@
             <w:pPr>
               <w:spacing w:after="20" w:before="0"/>
             </w:pPr>
-            <w:hyperlink w:history="1" r:id="rIdosj5nsfla3wkrccx2tamp">
+            <w:hyperlink w:history="1" r:id="rIda_-cjrgzdynmy-kliiuhv">
               <w:r>
                 <w:rPr>
                   <w:rFonts w:ascii="Arial" w:cs="Arial" w:eastAsia="Arial" w:hAnsi="Arial"/>
@@ -34732,7 +34732,7 @@
               <w:spacing w:after="10" w:before="0"/>
               <w:ind w:left="120"/>
             </w:pPr>
-            <w:hyperlink w:history="1" r:id="rIdojfmg-hqwp3bgufavanpn">
+            <w:hyperlink w:history="1" r:id="rId3dzcvwuxsg0mmcsvxwrne">
               <w:r>
                 <w:rPr>
                   <w:rFonts w:ascii="Arial" w:cs="Arial" w:eastAsia="Arial" w:hAnsi="Arial"/>
@@ -34777,7 +34777,7 @@
             <w:pPr>
               <w:spacing w:after="20" w:before="0"/>
             </w:pPr>
-            <w:hyperlink w:history="1" r:id="rIdtai8exl1oikbfll_jlms-">
+            <w:hyperlink w:history="1" r:id="rIdyfwwfjfptaqh_xx2dflpk">
               <w:r>
                 <w:rPr>
                   <w:rFonts w:ascii="Arial" w:cs="Arial" w:eastAsia="Arial" w:hAnsi="Arial"/>
@@ -34826,7 +34826,7 @@
               <w:spacing w:after="10" w:before="0"/>
               <w:ind w:left="120"/>
             </w:pPr>
-            <w:hyperlink w:history="1" r:id="rIdncjzod9hcx6-ri5-jn7vc">
+            <w:hyperlink w:history="1" r:id="rId3yrkgqjho3jsqsb7lj8a4">
               <w:r>
                 <w:rPr>
                   <w:rFonts w:ascii="Arial" w:cs="Arial" w:eastAsia="Arial" w:hAnsi="Arial"/>
@@ -35351,7 +35351,7 @@
         </w:rPr>
         <w:t xml:space="preserve">© 2026 SeaVuria and ARES. Aligned with KICD objectives. Developed by SeaVuria; technical implementation by ARES (with AI assistance from Claude). Licensed under </w:t>
       </w:r>
-      <w:hyperlink w:history="1" r:id="rIdrlvy55cu_qfdjw3kzjxb_">
+      <w:hyperlink w:history="1" r:id="rId5mixduenakn16oth5onx7">
         <w:r>
           <w:rPr>
             <w:rFonts w:ascii="Arial" w:cs="Arial" w:eastAsia="Arial" w:hAnsi="Arial"/>
@@ -35372,7 +35372,7 @@
         </w:rPr>
         <w:t xml:space="preserve"> (</w:t>
       </w:r>
-      <w:hyperlink w:history="1" r:id="rId21pqfu1lugyumjn6cgnny">
+      <w:hyperlink w:history="1" r:id="rIdxc1ej2lnkiqvnlecb5lv7">
         <w:r>
           <w:rPr>
             <w:rFonts w:ascii="Arial" w:cs="Arial" w:eastAsia="Arial" w:hAnsi="Arial"/>
